--- a/lab1/ЛР1.docx
+++ b/lab1/ЛР1.docx
@@ -1,6 +1,6 @@
 
 <file path=word/document.xml><?xml version="1.0" encoding="utf-8"?>
-<w:document xmlns:wpc="http://schemas.microsoft.com/office/word/2010/wordprocessingCanvas" xmlns:cx="http://schemas.microsoft.com/office/drawing/2014/chartex" xmlns:cx1="http://schemas.microsoft.com/office/drawing/2015/9/8/chartex" xmlns:cx2="http://schemas.microsoft.com/office/drawing/2015/10/21/chartex" xmlns:cx3="http://schemas.microsoft.com/office/drawing/2016/5/9/chartex" xmlns:cx4="http://schemas.microsoft.com/office/drawing/2016/5/10/chartex" xmlns:cx5="http://schemas.microsoft.com/office/drawing/2016/5/11/chartex" xmlns:cx6="http://schemas.microsoft.com/office/drawing/2016/5/12/chartex" xmlns:cx7="http://schemas.microsoft.com/office/drawing/2016/5/13/chartex" xmlns:cx8="http://schemas.microsoft.com/office/drawing/2016/5/14/chartex" xmlns:mc="http://schemas.openxmlformats.org/markup-compatibility/2006" xmlns:aink="http://schemas.microsoft.com/office/drawing/2016/ink" xmlns:am3d="http://schemas.microsoft.com/office/drawing/2017/model3d" xmlns:o="urn:schemas-microsoft-com:office:office" xmlns:oel="http://schemas.microsoft.com/office/2019/extlst" xmlns:r="http://schemas.openxmlformats.org/officeDocument/2006/relationships" xmlns:m="http://schemas.openxmlformats.org/officeDocument/2006/math" xmlns:v="urn:schemas-microsoft-com:vml" xmlns:wp14="http://schemas.microsoft.com/office/word/2010/wordprocessingDrawing" xmlns:wp="http://schemas.openxmlformats.org/drawingml/2006/wordprocessingDrawing" xmlns:w10="urn:schemas-microsoft-com:office:word" xmlns:w="http://schemas.openxmlformats.org/wordprocessingml/2006/main" xmlns:w14="http://schemas.microsoft.com/office/word/2010/wordml" xmlns:w15="http://schemas.microsoft.com/office/word/2012/wordml" xmlns:w16cex="http://schemas.microsoft.com/office/word/2018/wordml/cex" xmlns:w16cid="http://schemas.microsoft.com/office/word/2016/wordml/cid" xmlns:w16="http://schemas.microsoft.com/office/word/2018/wordml" xmlns:w16sdtdh="http://schemas.microsoft.com/office/word/2020/wordml/sdtdatahash" xmlns:w16se="http://schemas.microsoft.com/office/word/2015/wordml/symex" xmlns:wpg="http://schemas.microsoft.com/office/word/2010/wordprocessingGroup" xmlns:wpi="http://schemas.microsoft.com/office/word/2010/wordprocessingInk" xmlns:wne="http://schemas.microsoft.com/office/word/2006/wordml" xmlns:wps="http://schemas.microsoft.com/office/word/2010/wordprocessingShape" mc:Ignorable="w14 w15 w16se w16cid w16 w16cex w16sdtdh wp14">
+<w:document xmlns:wpc="http://schemas.microsoft.com/office/word/2010/wordprocessingCanvas" xmlns:cx="http://schemas.microsoft.com/office/drawing/2014/chartex" xmlns:cx1="http://schemas.microsoft.com/office/drawing/2015/9/8/chartex" xmlns:cx2="http://schemas.microsoft.com/office/drawing/2015/10/21/chartex" xmlns:cx3="http://schemas.microsoft.com/office/drawing/2016/5/9/chartex" xmlns:cx4="http://schemas.microsoft.com/office/drawing/2016/5/10/chartex" xmlns:cx5="http://schemas.microsoft.com/office/drawing/2016/5/11/chartex" xmlns:cx6="http://schemas.microsoft.com/office/drawing/2016/5/12/chartex" xmlns:cx7="http://schemas.microsoft.com/office/drawing/2016/5/13/chartex" xmlns:cx8="http://schemas.microsoft.com/office/drawing/2016/5/14/chartex" xmlns:mc="http://schemas.openxmlformats.org/markup-compatibility/2006" xmlns:m="http://schemas.openxmlformats.org/officeDocument/2006/math" xmlns:aink="http://schemas.microsoft.com/office/drawing/2016/ink" xmlns:am3d="http://schemas.microsoft.com/office/drawing/2017/model3d" xmlns:oel="http://schemas.microsoft.com/office/2019/extlst" xmlns:r="http://schemas.openxmlformats.org/officeDocument/2006/relationships" xmlns:wp14="http://schemas.microsoft.com/office/word/2010/wordprocessingDrawing" xmlns:wp="http://schemas.openxmlformats.org/drawingml/2006/wordprocessingDrawing" xmlns:wpg="http://schemas.microsoft.com/office/word/2010/wordprocessingGroup" xmlns:wpi="http://schemas.microsoft.com/office/word/2010/wordprocessingInk" xmlns:wps="http://schemas.microsoft.com/office/word/2010/wordprocessingShape" xmlns:o="urn:schemas-microsoft-com:office:office" xmlns:v="urn:schemas-microsoft-com:vml" xmlns:w10="urn:schemas-microsoft-com:office:word" xmlns:w="http://schemas.openxmlformats.org/wordprocessingml/2006/main" xmlns:w14="http://schemas.microsoft.com/office/word/2010/wordml" xmlns:w15="http://schemas.microsoft.com/office/word/2012/wordml" xmlns:w16cex="http://schemas.microsoft.com/office/word/2018/wordml/cex" xmlns:w16cid="http://schemas.microsoft.com/office/word/2016/wordml/cid" xmlns:w16="http://schemas.microsoft.com/office/word/2018/wordml" xmlns:w16sdtdh="http://schemas.microsoft.com/office/word/2020/wordml/sdtdatahash" xmlns:w16sdtfl="http://schemas.microsoft.com/office/word/2024/wordml/sdtformatlock" xmlns:w16se="http://schemas.microsoft.com/office/word/2015/wordml/symex" xmlns:w16du="http://schemas.microsoft.com/office/word/2023/wordml/word16du" xmlns:wne="http://schemas.microsoft.com/office/word/2006/wordml" mc:Ignorable="w14 w15 w16se w16cid w16 w16cex w16sdtdh w16sdtfl w16du wp14">
   <w:body>
     <w:tbl>
       <w:tblPr>
@@ -396,13 +396,17 @@
         <w:pStyle w:val="4"/>
         <w:ind w:left="720"/>
         <w:jc w:val="center"/>
+        <w:rPr>
+          <w:sz w:val="32"/>
+          <w:szCs w:val="32"/>
+        </w:rPr>
       </w:pPr>
       <w:r>
         <w:rPr>
           <w:bCs w:val="0"/>
           <w:color w:val="000000" w:themeColor="text1"/>
           <w:sz w:val="32"/>
-          <w:szCs w:val="20"/>
+          <w:szCs w:val="32"/>
         </w:rPr>
         <w:t xml:space="preserve">Тема работы: </w:t>
       </w:r>
@@ -411,11 +415,15 @@
           <w:bCs w:val="0"/>
           <w:color w:val="000000" w:themeColor="text1"/>
           <w:sz w:val="32"/>
-          <w:szCs w:val="20"/>
+          <w:szCs w:val="32"/>
         </w:rPr>
         <w:t>"</w:t>
       </w:r>
       <w:r>
+        <w:rPr>
+          <w:sz w:val="32"/>
+          <w:szCs w:val="32"/>
+        </w:rPr>
         <w:t>Основные конструкции языка Python.</w:t>
       </w:r>
       <w:r>
@@ -423,7 +431,7 @@
           <w:bCs w:val="0"/>
           <w:color w:val="000000" w:themeColor="text1"/>
           <w:sz w:val="32"/>
-          <w:szCs w:val="20"/>
+          <w:szCs w:val="32"/>
         </w:rPr>
         <w:t>"</w:t>
       </w:r>
@@ -1026,15 +1034,16 @@
           <w:sz w:val="24"/>
           <w:szCs w:val="24"/>
         </w:rPr>
-        <w:t>Москва, МГТУ</w:t>
-      </w:r>
+        <w:t xml:space="preserve">Москва, </w:t>
+      </w:r>
+      <w:proofErr w:type="gramStart"/>
       <w:r>
         <w:rPr>
           <w:color w:val="000000" w:themeColor="text1"/>
           <w:sz w:val="24"/>
           <w:szCs w:val="24"/>
         </w:rPr>
-        <w:t xml:space="preserve">  </w:t>
+        <w:t>МГТУ</w:t>
       </w:r>
       <w:r>
         <w:rPr>
@@ -1042,8 +1051,17 @@
           <w:sz w:val="24"/>
           <w:szCs w:val="24"/>
         </w:rPr>
+        <w:t xml:space="preserve">  </w:t>
+      </w:r>
+      <w:r>
+        <w:rPr>
+          <w:color w:val="000000" w:themeColor="text1"/>
+          <w:sz w:val="24"/>
+          <w:szCs w:val="24"/>
+        </w:rPr>
         <w:t>-</w:t>
       </w:r>
+      <w:proofErr w:type="gramEnd"/>
       <w:r>
         <w:rPr>
           <w:color w:val="000000" w:themeColor="text1"/>
@@ -1301,7 +1319,39 @@
           <w:sz w:val="24"/>
           <w:szCs w:val="24"/>
         </w:rPr>
-        <w:t xml:space="preserve"> С введен или задан в командной строке некорректно, то необходимо проигнорировать некорректное значение и вводить коэффициент повторно пока коэффициент не будет введен корректно. Корректно заданный коэффициент - это коэффициент, значение которого может быть без ошибок преобразовано в действительное число.</w:t>
+        <w:t xml:space="preserve"> С введен или задан в командной строке некорректно, то необходимо проигнорировать некорректное значение и вводить коэффициент повторно пока коэффициент не будет введен корректно. Корректно заданный коэффициент </w:t>
+      </w:r>
+      <w:proofErr w:type="gramStart"/>
+      <w:r>
+        <w:rPr>
+          <w:sz w:val="24"/>
+          <w:szCs w:val="24"/>
+        </w:rPr>
+        <w:t>- это</w:t>
+      </w:r>
+      <w:proofErr w:type="gramEnd"/>
+      <w:r>
+        <w:rPr>
+          <w:sz w:val="24"/>
+          <w:szCs w:val="24"/>
+        </w:rPr>
+        <w:t xml:space="preserve"> коэффициент, значение </w:t>
+      </w:r>
+      <w:proofErr w:type="gramStart"/>
+      <w:r>
+        <w:rPr>
+          <w:sz w:val="24"/>
+          <w:szCs w:val="24"/>
+        </w:rPr>
+        <w:t>которого может быть</w:t>
+      </w:r>
+      <w:proofErr w:type="gramEnd"/>
+      <w:r>
+        <w:rPr>
+          <w:sz w:val="24"/>
+          <w:szCs w:val="24"/>
+        </w:rPr>
+        <w:t xml:space="preserve"> без ошибок преобразовано в действительное число.</w:t>
       </w:r>
     </w:p>
     <w:p>
@@ -2595,13 +2645,313 @@
           <w:color w:val="6AAB73"/>
         </w:rPr>
         <w:br/>
+        <w:t xml:space="preserve">              </w:t>
+      </w:r>
+      <w:proofErr w:type="gramStart"/>
+      <w:r>
+        <w:rPr>
+          <w:rFonts w:ascii="Courier New" w:hAnsi="Courier New" w:cs="Courier New"/>
+          <w:color w:val="6AAB73"/>
+        </w:rPr>
+        <w:t xml:space="preserve">  </w:t>
+      </w:r>
+      <w:r>
+        <w:rPr>
+          <w:rFonts w:ascii="Courier New" w:hAnsi="Courier New" w:cs="Courier New"/>
+          <w:color w:val="BCBEC4"/>
+        </w:rPr>
+        <w:t>)</w:t>
+      </w:r>
+      <w:proofErr w:type="gramEnd"/>
+      <w:r>
+        <w:rPr>
+          <w:rFonts w:ascii="Courier New" w:hAnsi="Courier New" w:cs="Courier New"/>
+          <w:color w:val="BCBEC4"/>
+        </w:rPr>
+        <w:br/>
         <w:t xml:space="preserve">                </w:t>
       </w:r>
       <w:r>
         <w:rPr>
           <w:rFonts w:ascii="Courier New" w:hAnsi="Courier New" w:cs="Courier New"/>
-          <w:color w:val="BCBEC4"/>
-          <w:lang w:val="en-US"/>
+          <w:color w:val="CF8E6D"/>
+          <w:lang w:val="en-US"/>
+        </w:rPr>
+        <w:t>continue</w:t>
+      </w:r>
+      <w:r>
+        <w:rPr>
+          <w:rFonts w:ascii="Courier New" w:hAnsi="Courier New" w:cs="Courier New"/>
+          <w:color w:val="CF8E6D"/>
+        </w:rPr>
+        <w:br/>
+      </w:r>
+      <w:r>
+        <w:rPr>
+          <w:rFonts w:ascii="Courier New" w:hAnsi="Courier New" w:cs="Courier New"/>
+          <w:color w:val="CF8E6D"/>
+        </w:rPr>
+        <w:br/>
+      </w:r>
+      <w:r>
+        <w:rPr>
+          <w:rFonts w:ascii="Courier New" w:hAnsi="Courier New" w:cs="Courier New"/>
+          <w:color w:val="CF8E6D"/>
+        </w:rPr>
+        <w:lastRenderedPageBreak/>
+        <w:t xml:space="preserve">            </w:t>
+      </w:r>
+      <w:r>
+        <w:rPr>
+          <w:rFonts w:ascii="Courier New" w:hAnsi="Courier New" w:cs="Courier New"/>
+          <w:color w:val="CF8E6D"/>
+          <w:lang w:val="en-US"/>
+        </w:rPr>
+        <w:t>return</w:t>
+      </w:r>
+      <w:r>
+        <w:rPr>
+          <w:rFonts w:ascii="Courier New" w:hAnsi="Courier New" w:cs="Courier New"/>
+          <w:color w:val="CF8E6D"/>
+        </w:rPr>
+        <w:t xml:space="preserve"> </w:t>
+      </w:r>
+      <w:r>
+        <w:rPr>
+          <w:rFonts w:ascii="Courier New" w:hAnsi="Courier New" w:cs="Courier New"/>
+          <w:color w:val="BCBEC4"/>
+          <w:lang w:val="en-US"/>
+        </w:rPr>
+        <w:t>value</w:t>
+      </w:r>
+      <w:r>
+        <w:rPr>
+          <w:rFonts w:ascii="Courier New" w:hAnsi="Courier New" w:cs="Courier New"/>
+          <w:color w:val="BCBEC4"/>
+        </w:rPr>
+        <w:br/>
+      </w:r>
+      <w:r>
+        <w:rPr>
+          <w:rFonts w:ascii="Courier New" w:hAnsi="Courier New" w:cs="Courier New"/>
+          <w:color w:val="BCBEC4"/>
+        </w:rPr>
+        <w:br/>
+        <w:t xml:space="preserve">        </w:t>
+      </w:r>
+      <w:r>
+        <w:rPr>
+          <w:rFonts w:ascii="Courier New" w:hAnsi="Courier New" w:cs="Courier New"/>
+          <w:color w:val="CF8E6D"/>
+          <w:lang w:val="en-US"/>
+        </w:rPr>
+        <w:t>except</w:t>
+      </w:r>
+      <w:r>
+        <w:rPr>
+          <w:rFonts w:ascii="Courier New" w:hAnsi="Courier New" w:cs="Courier New"/>
+          <w:color w:val="CF8E6D"/>
+        </w:rPr>
+        <w:t xml:space="preserve"> </w:t>
+      </w:r>
+      <w:proofErr w:type="spellStart"/>
+      <w:r>
+        <w:rPr>
+          <w:rFonts w:ascii="Courier New" w:hAnsi="Courier New" w:cs="Courier New"/>
+          <w:color w:val="8888C6"/>
+          <w:lang w:val="en-US"/>
+        </w:rPr>
+        <w:t>ValueError</w:t>
+      </w:r>
+      <w:proofErr w:type="spellEnd"/>
+      <w:r>
+        <w:rPr>
+          <w:rFonts w:ascii="Courier New" w:hAnsi="Courier New" w:cs="Courier New"/>
+          <w:color w:val="BCBEC4"/>
+        </w:rPr>
+        <w:t>:</w:t>
+      </w:r>
+      <w:r>
+        <w:rPr>
+          <w:rFonts w:ascii="Courier New" w:hAnsi="Courier New" w:cs="Courier New"/>
+          <w:color w:val="BCBEC4"/>
+        </w:rPr>
+        <w:br/>
+        <w:t xml:space="preserve">            </w:t>
+      </w:r>
+      <w:proofErr w:type="gramStart"/>
+      <w:r>
+        <w:rPr>
+          <w:rFonts w:ascii="Courier New" w:hAnsi="Courier New" w:cs="Courier New"/>
+          <w:color w:val="8888C6"/>
+          <w:lang w:val="en-US"/>
+        </w:rPr>
+        <w:t>print</w:t>
+      </w:r>
+      <w:r>
+        <w:rPr>
+          <w:rFonts w:ascii="Courier New" w:hAnsi="Courier New" w:cs="Courier New"/>
+          <w:color w:val="BCBEC4"/>
+        </w:rPr>
+        <w:t>(</w:t>
+      </w:r>
+      <w:proofErr w:type="gramEnd"/>
+      <w:r>
+        <w:rPr>
+          <w:rFonts w:ascii="Courier New" w:hAnsi="Courier New" w:cs="Courier New"/>
+          <w:color w:val="BCBEC4"/>
+        </w:rPr>
+        <w:br/>
+        <w:t xml:space="preserve">                </w:t>
+      </w:r>
+      <w:r>
+        <w:rPr>
+          <w:rFonts w:ascii="Courier New" w:hAnsi="Courier New" w:cs="Courier New"/>
+          <w:color w:val="6AAB73"/>
+          <w:lang w:val="en-US"/>
+        </w:rPr>
+        <w:t>f</w:t>
+      </w:r>
+      <w:r>
+        <w:rPr>
+          <w:rFonts w:ascii="Courier New" w:hAnsi="Courier New" w:cs="Courier New"/>
+          <w:color w:val="6AAB73"/>
+        </w:rPr>
+        <w:t>"</w:t>
+      </w:r>
+      <w:r>
+        <w:rPr>
+          <w:rFonts w:ascii="Courier New" w:hAnsi="Courier New" w:cs="Courier New"/>
+          <w:color w:val="6AAB73"/>
+        </w:rPr>
+        <w:t>Некорректное</w:t>
+      </w:r>
+      <w:r>
+        <w:rPr>
+          <w:rFonts w:ascii="Courier New" w:hAnsi="Courier New" w:cs="Courier New"/>
+          <w:color w:val="6AAB73"/>
+        </w:rPr>
+        <w:t xml:space="preserve"> </w:t>
+      </w:r>
+      <w:r>
+        <w:rPr>
+          <w:rFonts w:ascii="Courier New" w:hAnsi="Courier New" w:cs="Courier New"/>
+          <w:color w:val="6AAB73"/>
+        </w:rPr>
+        <w:t>значение</w:t>
+      </w:r>
+      <w:r>
+        <w:rPr>
+          <w:rFonts w:ascii="Courier New" w:hAnsi="Courier New" w:cs="Courier New"/>
+          <w:color w:val="6AAB73"/>
+        </w:rPr>
+        <w:t xml:space="preserve"> </w:t>
+      </w:r>
+      <w:r>
+        <w:rPr>
+          <w:rFonts w:ascii="Courier New" w:hAnsi="Courier New" w:cs="Courier New"/>
+          <w:color w:val="6AAB73"/>
+        </w:rPr>
+        <w:t>для</w:t>
+      </w:r>
+      <w:r>
+        <w:rPr>
+          <w:rFonts w:ascii="Courier New" w:hAnsi="Courier New" w:cs="Courier New"/>
+          <w:color w:val="6AAB73"/>
+        </w:rPr>
+        <w:t xml:space="preserve"> </w:t>
+      </w:r>
+      <w:r>
+        <w:rPr>
+          <w:rFonts w:ascii="Courier New" w:hAnsi="Courier New" w:cs="Courier New"/>
+          <w:color w:val="6AAB73"/>
+        </w:rPr>
+        <w:t>коэффициента</w:t>
+      </w:r>
+      <w:r>
+        <w:rPr>
+          <w:rFonts w:ascii="Courier New" w:hAnsi="Courier New" w:cs="Courier New"/>
+          <w:color w:val="6AAB73"/>
+        </w:rPr>
+        <w:t xml:space="preserve"> </w:t>
+      </w:r>
+      <w:r>
+        <w:rPr>
+          <w:rFonts w:ascii="Courier New" w:hAnsi="Courier New" w:cs="Courier New"/>
+          <w:color w:val="CF8E6D"/>
+        </w:rPr>
+        <w:t>{</w:t>
+      </w:r>
+      <w:r>
+        <w:rPr>
+          <w:rFonts w:ascii="Courier New" w:hAnsi="Courier New" w:cs="Courier New"/>
+          <w:color w:val="BCBEC4"/>
+          <w:lang w:val="en-US"/>
+        </w:rPr>
+        <w:t>name</w:t>
+      </w:r>
+      <w:r>
+        <w:rPr>
+          <w:rFonts w:ascii="Courier New" w:hAnsi="Courier New" w:cs="Courier New"/>
+          <w:color w:val="CF8E6D"/>
+        </w:rPr>
+        <w:t>}</w:t>
+      </w:r>
+      <w:r>
+        <w:rPr>
+          <w:rFonts w:ascii="Courier New" w:hAnsi="Courier New" w:cs="Courier New"/>
+          <w:color w:val="6AAB73"/>
+        </w:rPr>
+        <w:t>. "</w:t>
+      </w:r>
+      <w:r>
+        <w:rPr>
+          <w:rFonts w:ascii="Courier New" w:hAnsi="Courier New" w:cs="Courier New"/>
+          <w:color w:val="6AAB73"/>
+        </w:rPr>
+        <w:br/>
+        <w:t xml:space="preserve">                "</w:t>
+      </w:r>
+      <w:r>
+        <w:rPr>
+          <w:rFonts w:ascii="Courier New" w:hAnsi="Courier New" w:cs="Courier New"/>
+          <w:color w:val="6AAB73"/>
+        </w:rPr>
+        <w:t>Попробуйте</w:t>
+      </w:r>
+      <w:r>
+        <w:rPr>
+          <w:rFonts w:ascii="Courier New" w:hAnsi="Courier New" w:cs="Courier New"/>
+          <w:color w:val="6AAB73"/>
+        </w:rPr>
+        <w:t xml:space="preserve"> </w:t>
+      </w:r>
+      <w:r>
+        <w:rPr>
+          <w:rFonts w:ascii="Courier New" w:hAnsi="Courier New" w:cs="Courier New"/>
+          <w:color w:val="6AAB73"/>
+        </w:rPr>
+        <w:t>снова</w:t>
+      </w:r>
+      <w:r>
+        <w:rPr>
+          <w:rFonts w:ascii="Courier New" w:hAnsi="Courier New" w:cs="Courier New"/>
+          <w:color w:val="6AAB73"/>
+        </w:rPr>
+        <w:t>."</w:t>
+      </w:r>
+      <w:r>
+        <w:rPr>
+          <w:rFonts w:ascii="Courier New" w:hAnsi="Courier New" w:cs="Courier New"/>
+          <w:color w:val="6AAB73"/>
+        </w:rPr>
+        <w:br/>
+        <w:t xml:space="preserve">            </w:t>
+      </w:r>
+      <w:r>
+        <w:rPr>
+          <w:rFonts w:ascii="Courier New" w:hAnsi="Courier New" w:cs="Courier New"/>
+          <w:color w:val="BCBEC4"/>
         </w:rPr>
         <w:t>)</w:t>
       </w:r>
@@ -2609,65 +2959,786 @@
         <w:rPr>
           <w:rFonts w:ascii="Courier New" w:hAnsi="Courier New" w:cs="Courier New"/>
           <w:color w:val="BCBEC4"/>
-          <w:lang w:val="en-US"/>
-        </w:rPr>
-        <w:br/>
-        <w:t xml:space="preserve">                </w:t>
-      </w:r>
-      <w:r>
-        <w:rPr>
-          <w:rFonts w:ascii="Courier New" w:hAnsi="Courier New" w:cs="Courier New"/>
-          <w:color w:val="CF8E6D"/>
-          <w:lang w:val="en-US"/>
-        </w:rPr>
-        <w:t>continue</w:t>
-      </w:r>
-      <w:r>
-        <w:rPr>
-          <w:rFonts w:ascii="Courier New" w:hAnsi="Courier New" w:cs="Courier New"/>
-          <w:color w:val="CF8E6D"/>
-          <w:lang w:val="en-US"/>
-        </w:rPr>
-        <w:br/>
-      </w:r>
-      <w:r>
-        <w:rPr>
-          <w:rFonts w:ascii="Courier New" w:hAnsi="Courier New" w:cs="Courier New"/>
-          <w:color w:val="CF8E6D"/>
-          <w:lang w:val="en-US"/>
-        </w:rPr>
-        <w:br/>
-      </w:r>
-      <w:r>
-        <w:rPr>
-          <w:rFonts w:ascii="Courier New" w:hAnsi="Courier New" w:cs="Courier New"/>
-          <w:color w:val="CF8E6D"/>
-          <w:lang w:val="en-US"/>
-        </w:rPr>
-        <w:lastRenderedPageBreak/>
-        <w:t xml:space="preserve">            return </w:t>
-      </w:r>
-      <w:r>
-        <w:rPr>
-          <w:rFonts w:ascii="Courier New" w:hAnsi="Courier New" w:cs="Courier New"/>
-          <w:color w:val="BCBEC4"/>
-          <w:lang w:val="en-US"/>
-        </w:rPr>
-        <w:t>value</w:t>
-      </w:r>
-      <w:r>
-        <w:rPr>
-          <w:rFonts w:ascii="Courier New" w:hAnsi="Courier New" w:cs="Courier New"/>
-          <w:color w:val="BCBEC4"/>
-          <w:lang w:val="en-US"/>
-        </w:rPr>
-        <w:br/>
-      </w:r>
-      <w:r>
-        <w:rPr>
-          <w:rFonts w:ascii="Courier New" w:hAnsi="Courier New" w:cs="Courier New"/>
-          <w:color w:val="BCBEC4"/>
-          <w:lang w:val="en-US"/>
+        </w:rPr>
+        <w:br/>
+      </w:r>
+      <w:r>
+        <w:rPr>
+          <w:rFonts w:ascii="Courier New" w:hAnsi="Courier New" w:cs="Courier New"/>
+          <w:color w:val="BCBEC4"/>
+        </w:rPr>
+        <w:br/>
+      </w:r>
+      <w:r>
+        <w:rPr>
+          <w:rFonts w:ascii="Courier New" w:hAnsi="Courier New" w:cs="Courier New"/>
+          <w:color w:val="BCBEC4"/>
+        </w:rPr>
+        <w:br/>
+      </w:r>
+      <w:r>
+        <w:rPr>
+          <w:rFonts w:ascii="Courier New" w:hAnsi="Courier New" w:cs="Courier New"/>
+          <w:color w:val="CF8E6D"/>
+          <w:lang w:val="en-US"/>
+        </w:rPr>
+        <w:t>def</w:t>
+      </w:r>
+      <w:r>
+        <w:rPr>
+          <w:rFonts w:ascii="Courier New" w:hAnsi="Courier New" w:cs="Courier New"/>
+          <w:color w:val="CF8E6D"/>
+        </w:rPr>
+        <w:t xml:space="preserve"> </w:t>
+      </w:r>
+      <w:proofErr w:type="spellStart"/>
+      <w:r>
+        <w:rPr>
+          <w:rFonts w:ascii="Courier New" w:hAnsi="Courier New" w:cs="Courier New"/>
+          <w:color w:val="56A8F5"/>
+          <w:lang w:val="en-US"/>
+        </w:rPr>
+        <w:t>solve</w:t>
+      </w:r>
+      <w:proofErr w:type="spellEnd"/>
+      <w:r>
+        <w:rPr>
+          <w:rFonts w:ascii="Courier New" w:hAnsi="Courier New" w:cs="Courier New"/>
+          <w:color w:val="56A8F5"/>
+        </w:rPr>
+        <w:t>_</w:t>
+      </w:r>
+      <w:proofErr w:type="spellStart"/>
+      <w:r>
+        <w:rPr>
+          <w:rFonts w:ascii="Courier New" w:hAnsi="Courier New" w:cs="Courier New"/>
+          <w:color w:val="56A8F5"/>
+          <w:lang w:val="en-US"/>
+        </w:rPr>
+        <w:t>biquadratic</w:t>
+      </w:r>
+      <w:proofErr w:type="spellEnd"/>
+      <w:r>
+        <w:rPr>
+          <w:rFonts w:ascii="Courier New" w:hAnsi="Courier New" w:cs="Courier New"/>
+          <w:color w:val="BCBEC4"/>
+        </w:rPr>
+        <w:t>(</w:t>
+      </w:r>
+      <w:r>
+        <w:rPr>
+          <w:rFonts w:ascii="Courier New" w:hAnsi="Courier New" w:cs="Courier New"/>
+          <w:color w:val="BCBEC4"/>
+          <w:lang w:val="en-US"/>
+        </w:rPr>
+        <w:t>a</w:t>
+      </w:r>
+      <w:r>
+        <w:rPr>
+          <w:rFonts w:ascii="Courier New" w:hAnsi="Courier New" w:cs="Courier New"/>
+          <w:color w:val="BCBEC4"/>
+        </w:rPr>
+        <w:t xml:space="preserve">, </w:t>
+      </w:r>
+      <w:r>
+        <w:rPr>
+          <w:rFonts w:ascii="Courier New" w:hAnsi="Courier New" w:cs="Courier New"/>
+          <w:color w:val="BCBEC4"/>
+          <w:lang w:val="en-US"/>
+        </w:rPr>
+        <w:t>b</w:t>
+      </w:r>
+      <w:r>
+        <w:rPr>
+          <w:rFonts w:ascii="Courier New" w:hAnsi="Courier New" w:cs="Courier New"/>
+          <w:color w:val="BCBEC4"/>
+        </w:rPr>
+        <w:t xml:space="preserve">, </w:t>
+      </w:r>
+      <w:r>
+        <w:rPr>
+          <w:rFonts w:ascii="Courier New" w:hAnsi="Courier New" w:cs="Courier New"/>
+          <w:color w:val="BCBEC4"/>
+          <w:lang w:val="en-US"/>
+        </w:rPr>
+        <w:t>c</w:t>
+      </w:r>
+      <w:r>
+        <w:rPr>
+          <w:rFonts w:ascii="Courier New" w:hAnsi="Courier New" w:cs="Courier New"/>
+          <w:color w:val="BCBEC4"/>
+        </w:rPr>
+        <w:t>):</w:t>
+      </w:r>
+      <w:r>
+        <w:rPr>
+          <w:rFonts w:ascii="Courier New" w:hAnsi="Courier New" w:cs="Courier New"/>
+          <w:color w:val="BCBEC4"/>
+        </w:rPr>
+        <w:br/>
+        <w:t xml:space="preserve">    </w:t>
+      </w:r>
+      <w:r>
+        <w:rPr>
+          <w:rFonts w:ascii="Courier New" w:hAnsi="Courier New" w:cs="Courier New"/>
+          <w:color w:val="7A7E85"/>
+        </w:rPr>
+        <w:t xml:space="preserve"># </w:t>
+      </w:r>
+      <w:r>
+        <w:rPr>
+          <w:rFonts w:ascii="Courier New" w:hAnsi="Courier New" w:cs="Courier New"/>
+          <w:color w:val="7A7E85"/>
+        </w:rPr>
+        <w:t>Биквадратное</w:t>
+      </w:r>
+      <w:r>
+        <w:rPr>
+          <w:rFonts w:ascii="Courier New" w:hAnsi="Courier New" w:cs="Courier New"/>
+          <w:color w:val="7A7E85"/>
+        </w:rPr>
+        <w:t xml:space="preserve"> </w:t>
+      </w:r>
+      <w:r>
+        <w:rPr>
+          <w:rFonts w:ascii="Courier New" w:hAnsi="Courier New" w:cs="Courier New"/>
+          <w:color w:val="7A7E85"/>
+        </w:rPr>
+        <w:t>уравнение</w:t>
+      </w:r>
+      <w:r>
+        <w:rPr>
+          <w:rFonts w:ascii="Courier New" w:hAnsi="Courier New" w:cs="Courier New"/>
+          <w:color w:val="7A7E85"/>
+        </w:rPr>
+        <w:t>:</w:t>
+      </w:r>
+      <w:r>
+        <w:rPr>
+          <w:rFonts w:ascii="Courier New" w:hAnsi="Courier New" w:cs="Courier New"/>
+          <w:color w:val="7A7E85"/>
+        </w:rPr>
+        <w:br/>
+        <w:t xml:space="preserve">    # </w:t>
+      </w:r>
+      <w:r>
+        <w:rPr>
+          <w:rFonts w:ascii="Courier New" w:hAnsi="Courier New" w:cs="Courier New"/>
+          <w:color w:val="7A7E85"/>
+          <w:lang w:val="en-US"/>
+        </w:rPr>
+        <w:t>A</w:t>
+      </w:r>
+      <w:r>
+        <w:rPr>
+          <w:rFonts w:ascii="Courier New" w:hAnsi="Courier New" w:cs="Courier New"/>
+          <w:color w:val="7A7E85"/>
+        </w:rPr>
+        <w:t>*</w:t>
+      </w:r>
+      <w:r>
+        <w:rPr>
+          <w:rFonts w:ascii="Courier New" w:hAnsi="Courier New" w:cs="Courier New"/>
+          <w:color w:val="7A7E85"/>
+          <w:lang w:val="en-US"/>
+        </w:rPr>
+        <w:t>x</w:t>
+      </w:r>
+      <w:r>
+        <w:rPr>
+          <w:rFonts w:ascii="Courier New" w:hAnsi="Courier New" w:cs="Courier New"/>
+          <w:color w:val="7A7E85"/>
+        </w:rPr>
+        <w:t xml:space="preserve">^4 + </w:t>
+      </w:r>
+      <w:r>
+        <w:rPr>
+          <w:rFonts w:ascii="Courier New" w:hAnsi="Courier New" w:cs="Courier New"/>
+          <w:color w:val="7A7E85"/>
+          <w:lang w:val="en-US"/>
+        </w:rPr>
+        <w:t>B</w:t>
+      </w:r>
+      <w:r>
+        <w:rPr>
+          <w:rFonts w:ascii="Courier New" w:hAnsi="Courier New" w:cs="Courier New"/>
+          <w:color w:val="7A7E85"/>
+        </w:rPr>
+        <w:t>*</w:t>
+      </w:r>
+      <w:r>
+        <w:rPr>
+          <w:rFonts w:ascii="Courier New" w:hAnsi="Courier New" w:cs="Courier New"/>
+          <w:color w:val="7A7E85"/>
+          <w:lang w:val="en-US"/>
+        </w:rPr>
+        <w:t>x</w:t>
+      </w:r>
+      <w:r>
+        <w:rPr>
+          <w:rFonts w:ascii="Courier New" w:hAnsi="Courier New" w:cs="Courier New"/>
+          <w:color w:val="7A7E85"/>
+        </w:rPr>
+        <w:t xml:space="preserve">^2 + </w:t>
+      </w:r>
+      <w:r>
+        <w:rPr>
+          <w:rFonts w:ascii="Courier New" w:hAnsi="Courier New" w:cs="Courier New"/>
+          <w:color w:val="7A7E85"/>
+          <w:lang w:val="en-US"/>
+        </w:rPr>
+        <w:t>C</w:t>
+      </w:r>
+      <w:r>
+        <w:rPr>
+          <w:rFonts w:ascii="Courier New" w:hAnsi="Courier New" w:cs="Courier New"/>
+          <w:color w:val="7A7E85"/>
+        </w:rPr>
+        <w:t xml:space="preserve"> = 0</w:t>
+      </w:r>
+      <w:r>
+        <w:rPr>
+          <w:rFonts w:ascii="Courier New" w:hAnsi="Courier New" w:cs="Courier New"/>
+          <w:color w:val="7A7E85"/>
+        </w:rPr>
+        <w:br/>
+        <w:t xml:space="preserve">    #</w:t>
+      </w:r>
+      <w:r>
+        <w:rPr>
+          <w:rFonts w:ascii="Courier New" w:hAnsi="Courier New" w:cs="Courier New"/>
+          <w:color w:val="7A7E85"/>
+        </w:rPr>
+        <w:br/>
+        <w:t xml:space="preserve">    # </w:t>
+      </w:r>
+      <w:r>
+        <w:rPr>
+          <w:rFonts w:ascii="Courier New" w:hAnsi="Courier New" w:cs="Courier New"/>
+          <w:color w:val="7A7E85"/>
+        </w:rPr>
+        <w:t>Делаем</w:t>
+      </w:r>
+      <w:r>
+        <w:rPr>
+          <w:rFonts w:ascii="Courier New" w:hAnsi="Courier New" w:cs="Courier New"/>
+          <w:color w:val="7A7E85"/>
+        </w:rPr>
+        <w:t xml:space="preserve"> </w:t>
+      </w:r>
+      <w:r>
+        <w:rPr>
+          <w:rFonts w:ascii="Courier New" w:hAnsi="Courier New" w:cs="Courier New"/>
+          <w:color w:val="7A7E85"/>
+        </w:rPr>
+        <w:t>замену</w:t>
+      </w:r>
+      <w:r>
+        <w:rPr>
+          <w:rFonts w:ascii="Courier New" w:hAnsi="Courier New" w:cs="Courier New"/>
+          <w:color w:val="7A7E85"/>
+        </w:rPr>
+        <w:t>:</w:t>
+      </w:r>
+      <w:r>
+        <w:rPr>
+          <w:rFonts w:ascii="Courier New" w:hAnsi="Courier New" w:cs="Courier New"/>
+          <w:color w:val="7A7E85"/>
+        </w:rPr>
+        <w:br/>
+        <w:t xml:space="preserve">    # </w:t>
+      </w:r>
+      <w:r>
+        <w:rPr>
+          <w:rFonts w:ascii="Courier New" w:hAnsi="Courier New" w:cs="Courier New"/>
+          <w:color w:val="7A7E85"/>
+          <w:lang w:val="en-US"/>
+        </w:rPr>
+        <w:t>y</w:t>
+      </w:r>
+      <w:r>
+        <w:rPr>
+          <w:rFonts w:ascii="Courier New" w:hAnsi="Courier New" w:cs="Courier New"/>
+          <w:color w:val="7A7E85"/>
+        </w:rPr>
+        <w:t xml:space="preserve"> = </w:t>
+      </w:r>
+      <w:r>
+        <w:rPr>
+          <w:rFonts w:ascii="Courier New" w:hAnsi="Courier New" w:cs="Courier New"/>
+          <w:color w:val="7A7E85"/>
+          <w:lang w:val="en-US"/>
+        </w:rPr>
+        <w:t>x</w:t>
+      </w:r>
+      <w:r>
+        <w:rPr>
+          <w:rFonts w:ascii="Courier New" w:hAnsi="Courier New" w:cs="Courier New"/>
+          <w:color w:val="7A7E85"/>
+        </w:rPr>
+        <w:t>^2</w:t>
+      </w:r>
+      <w:r>
+        <w:rPr>
+          <w:rFonts w:ascii="Courier New" w:hAnsi="Courier New" w:cs="Courier New"/>
+          <w:color w:val="7A7E85"/>
+        </w:rPr>
+        <w:br/>
+        <w:t xml:space="preserve">    #</w:t>
+      </w:r>
+      <w:r>
+        <w:rPr>
+          <w:rFonts w:ascii="Courier New" w:hAnsi="Courier New" w:cs="Courier New"/>
+          <w:color w:val="7A7E85"/>
+        </w:rPr>
+        <w:br/>
+        <w:t xml:space="preserve">    # </w:t>
+      </w:r>
+      <w:r>
+        <w:rPr>
+          <w:rFonts w:ascii="Courier New" w:hAnsi="Courier New" w:cs="Courier New"/>
+          <w:color w:val="7A7E85"/>
+        </w:rPr>
+        <w:t>Получаем</w:t>
+      </w:r>
+      <w:r>
+        <w:rPr>
+          <w:rFonts w:ascii="Courier New" w:hAnsi="Courier New" w:cs="Courier New"/>
+          <w:color w:val="7A7E85"/>
+        </w:rPr>
+        <w:t>:</w:t>
+      </w:r>
+      <w:r>
+        <w:rPr>
+          <w:rFonts w:ascii="Courier New" w:hAnsi="Courier New" w:cs="Courier New"/>
+          <w:color w:val="7A7E85"/>
+        </w:rPr>
+        <w:br/>
+        <w:t xml:space="preserve">    # </w:t>
+      </w:r>
+      <w:r>
+        <w:rPr>
+          <w:rFonts w:ascii="Courier New" w:hAnsi="Courier New" w:cs="Courier New"/>
+          <w:color w:val="7A7E85"/>
+          <w:lang w:val="en-US"/>
+        </w:rPr>
+        <w:t>A</w:t>
+      </w:r>
+      <w:r>
+        <w:rPr>
+          <w:rFonts w:ascii="Courier New" w:hAnsi="Courier New" w:cs="Courier New"/>
+          <w:color w:val="7A7E85"/>
+        </w:rPr>
+        <w:t>*</w:t>
+      </w:r>
+      <w:r>
+        <w:rPr>
+          <w:rFonts w:ascii="Courier New" w:hAnsi="Courier New" w:cs="Courier New"/>
+          <w:color w:val="7A7E85"/>
+          <w:lang w:val="en-US"/>
+        </w:rPr>
+        <w:t>y</w:t>
+      </w:r>
+      <w:r>
+        <w:rPr>
+          <w:rFonts w:ascii="Courier New" w:hAnsi="Courier New" w:cs="Courier New"/>
+          <w:color w:val="7A7E85"/>
+        </w:rPr>
+        <w:t xml:space="preserve">^2 + </w:t>
+      </w:r>
+      <w:r>
+        <w:rPr>
+          <w:rFonts w:ascii="Courier New" w:hAnsi="Courier New" w:cs="Courier New"/>
+          <w:color w:val="7A7E85"/>
+          <w:lang w:val="en-US"/>
+        </w:rPr>
+        <w:t>B</w:t>
+      </w:r>
+      <w:r>
+        <w:rPr>
+          <w:rFonts w:ascii="Courier New" w:hAnsi="Courier New" w:cs="Courier New"/>
+          <w:color w:val="7A7E85"/>
+        </w:rPr>
+        <w:t>*</w:t>
+      </w:r>
+      <w:r>
+        <w:rPr>
+          <w:rFonts w:ascii="Courier New" w:hAnsi="Courier New" w:cs="Courier New"/>
+          <w:color w:val="7A7E85"/>
+          <w:lang w:val="en-US"/>
+        </w:rPr>
+        <w:t>y</w:t>
+      </w:r>
+      <w:r>
+        <w:rPr>
+          <w:rFonts w:ascii="Courier New" w:hAnsi="Courier New" w:cs="Courier New"/>
+          <w:color w:val="7A7E85"/>
+        </w:rPr>
+        <w:t xml:space="preserve"> + </w:t>
+      </w:r>
+      <w:r>
+        <w:rPr>
+          <w:rFonts w:ascii="Courier New" w:hAnsi="Courier New" w:cs="Courier New"/>
+          <w:color w:val="7A7E85"/>
+          <w:lang w:val="en-US"/>
+        </w:rPr>
+        <w:t>C</w:t>
+      </w:r>
+      <w:r>
+        <w:rPr>
+          <w:rFonts w:ascii="Courier New" w:hAnsi="Courier New" w:cs="Courier New"/>
+          <w:color w:val="7A7E85"/>
+        </w:rPr>
+        <w:t xml:space="preserve"> = 0</w:t>
+      </w:r>
+      <w:r>
+        <w:rPr>
+          <w:rFonts w:ascii="Courier New" w:hAnsi="Courier New" w:cs="Courier New"/>
+          <w:color w:val="7A7E85"/>
+        </w:rPr>
+        <w:br/>
+      </w:r>
+      <w:r>
+        <w:rPr>
+          <w:rFonts w:ascii="Courier New" w:hAnsi="Courier New" w:cs="Courier New"/>
+          <w:color w:val="7A7E85"/>
+        </w:rPr>
+        <w:br/>
+        <w:t xml:space="preserve">    </w:t>
+      </w:r>
+      <w:r>
+        <w:rPr>
+          <w:rFonts w:ascii="Courier New" w:hAnsi="Courier New" w:cs="Courier New"/>
+          <w:color w:val="BCBEC4"/>
+          <w:lang w:val="en-US"/>
+        </w:rPr>
+        <w:t>discriminant</w:t>
+      </w:r>
+      <w:r>
+        <w:rPr>
+          <w:rFonts w:ascii="Courier New" w:hAnsi="Courier New" w:cs="Courier New"/>
+          <w:color w:val="BCBEC4"/>
+        </w:rPr>
+        <w:t xml:space="preserve"> = </w:t>
+      </w:r>
+      <w:r>
+        <w:rPr>
+          <w:rFonts w:ascii="Courier New" w:hAnsi="Courier New" w:cs="Courier New"/>
+          <w:color w:val="BCBEC4"/>
+          <w:lang w:val="en-US"/>
+        </w:rPr>
+        <w:t>b</w:t>
+      </w:r>
+      <w:r>
+        <w:rPr>
+          <w:rFonts w:ascii="Courier New" w:hAnsi="Courier New" w:cs="Courier New"/>
+          <w:color w:val="BCBEC4"/>
+        </w:rPr>
+        <w:t xml:space="preserve"> ** </w:t>
+      </w:r>
+      <w:r>
+        <w:rPr>
+          <w:rFonts w:ascii="Courier New" w:hAnsi="Courier New" w:cs="Courier New"/>
+          <w:color w:val="2AACB8"/>
+        </w:rPr>
+        <w:t xml:space="preserve">2 </w:t>
+      </w:r>
+      <w:r>
+        <w:rPr>
+          <w:rFonts w:ascii="Courier New" w:hAnsi="Courier New" w:cs="Courier New"/>
+          <w:color w:val="BCBEC4"/>
+        </w:rPr>
+        <w:t xml:space="preserve">- </w:t>
+      </w:r>
+      <w:r>
+        <w:rPr>
+          <w:rFonts w:ascii="Courier New" w:hAnsi="Courier New" w:cs="Courier New"/>
+          <w:color w:val="2AACB8"/>
+        </w:rPr>
+        <w:t xml:space="preserve">4 </w:t>
+      </w:r>
+      <w:r>
+        <w:rPr>
+          <w:rFonts w:ascii="Courier New" w:hAnsi="Courier New" w:cs="Courier New"/>
+          <w:color w:val="BCBEC4"/>
+        </w:rPr>
+        <w:t xml:space="preserve">* </w:t>
+      </w:r>
+      <w:r>
+        <w:rPr>
+          <w:rFonts w:ascii="Courier New" w:hAnsi="Courier New" w:cs="Courier New"/>
+          <w:color w:val="BCBEC4"/>
+          <w:lang w:val="en-US"/>
+        </w:rPr>
+        <w:t>a</w:t>
+      </w:r>
+      <w:r>
+        <w:rPr>
+          <w:rFonts w:ascii="Courier New" w:hAnsi="Courier New" w:cs="Courier New"/>
+          <w:color w:val="BCBEC4"/>
+        </w:rPr>
+        <w:t xml:space="preserve"> * </w:t>
+      </w:r>
+      <w:r>
+        <w:rPr>
+          <w:rFonts w:ascii="Courier New" w:hAnsi="Courier New" w:cs="Courier New"/>
+          <w:color w:val="BCBEC4"/>
+          <w:lang w:val="en-US"/>
+        </w:rPr>
+        <w:t>c</w:t>
+      </w:r>
+      <w:r>
+        <w:rPr>
+          <w:rFonts w:ascii="Courier New" w:hAnsi="Courier New" w:cs="Courier New"/>
+          <w:color w:val="BCBEC4"/>
+        </w:rPr>
+        <w:br/>
+      </w:r>
+      <w:r>
+        <w:rPr>
+          <w:rFonts w:ascii="Courier New" w:hAnsi="Courier New" w:cs="Courier New"/>
+          <w:color w:val="BCBEC4"/>
+        </w:rPr>
+        <w:br/>
+        <w:t xml:space="preserve">    </w:t>
+      </w:r>
+      <w:r>
+        <w:rPr>
+          <w:rFonts w:ascii="Courier New" w:hAnsi="Courier New" w:cs="Courier New"/>
+          <w:color w:val="8888C6"/>
+          <w:lang w:val="en-US"/>
+        </w:rPr>
+        <w:t>print</w:t>
+      </w:r>
+      <w:r>
+        <w:rPr>
+          <w:rFonts w:ascii="Courier New" w:hAnsi="Courier New" w:cs="Courier New"/>
+          <w:color w:val="BCBEC4"/>
+        </w:rPr>
+        <w:t>(</w:t>
+      </w:r>
+      <w:r>
+        <w:rPr>
+          <w:rFonts w:ascii="Courier New" w:hAnsi="Courier New" w:cs="Courier New"/>
+          <w:color w:val="6AAB73"/>
+          <w:lang w:val="en-US"/>
+        </w:rPr>
+        <w:t>f</w:t>
+      </w:r>
+      <w:r>
+        <w:rPr>
+          <w:rFonts w:ascii="Courier New" w:hAnsi="Courier New" w:cs="Courier New"/>
+          <w:color w:val="6AAB73"/>
+        </w:rPr>
+        <w:t>"</w:t>
+      </w:r>
+      <w:r>
+        <w:rPr>
+          <w:rFonts w:ascii="Courier New" w:hAnsi="Courier New" w:cs="Courier New"/>
+          <w:color w:val="6AAB73"/>
+        </w:rPr>
+        <w:t>Дискриминант</w:t>
+      </w:r>
+      <w:r>
+        <w:rPr>
+          <w:rFonts w:ascii="Courier New" w:hAnsi="Courier New" w:cs="Courier New"/>
+          <w:color w:val="6AAB73"/>
+        </w:rPr>
+        <w:t xml:space="preserve"> </w:t>
+      </w:r>
+      <w:r>
+        <w:rPr>
+          <w:rFonts w:ascii="Courier New" w:hAnsi="Courier New" w:cs="Courier New"/>
+          <w:color w:val="6AAB73"/>
+          <w:lang w:val="en-US"/>
+        </w:rPr>
+        <w:t>D</w:t>
+      </w:r>
+      <w:r>
+        <w:rPr>
+          <w:rFonts w:ascii="Courier New" w:hAnsi="Courier New" w:cs="Courier New"/>
+          <w:color w:val="6AAB73"/>
+        </w:rPr>
+        <w:t xml:space="preserve"> = </w:t>
+      </w:r>
+      <w:r>
+        <w:rPr>
+          <w:rFonts w:ascii="Courier New" w:hAnsi="Courier New" w:cs="Courier New"/>
+          <w:color w:val="CF8E6D"/>
+        </w:rPr>
+        <w:t>{</w:t>
+      </w:r>
+      <w:r>
+        <w:rPr>
+          <w:rFonts w:ascii="Courier New" w:hAnsi="Courier New" w:cs="Courier New"/>
+          <w:color w:val="BCBEC4"/>
+          <w:lang w:val="en-US"/>
+        </w:rPr>
+        <w:t>discriminant</w:t>
+      </w:r>
+      <w:r>
+        <w:rPr>
+          <w:rFonts w:ascii="Courier New" w:hAnsi="Courier New" w:cs="Courier New"/>
+          <w:color w:val="CF8E6D"/>
+        </w:rPr>
+        <w:t>}</w:t>
+      </w:r>
+      <w:r>
+        <w:rPr>
+          <w:rFonts w:ascii="Courier New" w:hAnsi="Courier New" w:cs="Courier New"/>
+          <w:color w:val="6AAB73"/>
+        </w:rPr>
+        <w:t>"</w:t>
+      </w:r>
+      <w:r>
+        <w:rPr>
+          <w:rFonts w:ascii="Courier New" w:hAnsi="Courier New" w:cs="Courier New"/>
+          <w:color w:val="BCBEC4"/>
+        </w:rPr>
+        <w:t>)</w:t>
+      </w:r>
+      <w:r>
+        <w:rPr>
+          <w:rFonts w:ascii="Courier New" w:hAnsi="Courier New" w:cs="Courier New"/>
+          <w:color w:val="BCBEC4"/>
+        </w:rPr>
+        <w:br/>
+      </w:r>
+      <w:r>
+        <w:rPr>
+          <w:rFonts w:ascii="Courier New" w:hAnsi="Courier New" w:cs="Courier New"/>
+          <w:color w:val="BCBEC4"/>
+        </w:rPr>
+        <w:br/>
+        <w:t xml:space="preserve">    </w:t>
+      </w:r>
+      <w:r>
+        <w:rPr>
+          <w:rFonts w:ascii="Courier New" w:hAnsi="Courier New" w:cs="Courier New"/>
+          <w:color w:val="7A7E85"/>
+        </w:rPr>
+        <w:t xml:space="preserve"># </w:t>
+      </w:r>
+      <w:r>
+        <w:rPr>
+          <w:rFonts w:ascii="Courier New" w:hAnsi="Courier New" w:cs="Courier New"/>
+          <w:color w:val="7A7E85"/>
+        </w:rPr>
+        <w:t>Находим</w:t>
+      </w:r>
+      <w:r>
+        <w:rPr>
+          <w:rFonts w:ascii="Courier New" w:hAnsi="Courier New" w:cs="Courier New"/>
+          <w:color w:val="7A7E85"/>
+        </w:rPr>
+        <w:t xml:space="preserve"> </w:t>
+      </w:r>
+      <w:r>
+        <w:rPr>
+          <w:rFonts w:ascii="Courier New" w:hAnsi="Courier New" w:cs="Courier New"/>
+          <w:color w:val="7A7E85"/>
+        </w:rPr>
+        <w:t>корни</w:t>
+      </w:r>
+      <w:r>
+        <w:rPr>
+          <w:rFonts w:ascii="Courier New" w:hAnsi="Courier New" w:cs="Courier New"/>
+          <w:color w:val="7A7E85"/>
+        </w:rPr>
+        <w:t xml:space="preserve"> </w:t>
+      </w:r>
+      <w:r>
+        <w:rPr>
+          <w:rFonts w:ascii="Courier New" w:hAnsi="Courier New" w:cs="Courier New"/>
+          <w:color w:val="7A7E85"/>
+        </w:rPr>
+        <w:t>уравнения</w:t>
+      </w:r>
+      <w:r>
+        <w:rPr>
+          <w:rFonts w:ascii="Courier New" w:hAnsi="Courier New" w:cs="Courier New"/>
+          <w:color w:val="7A7E85"/>
+        </w:rPr>
+        <w:t xml:space="preserve"> </w:t>
+      </w:r>
+      <w:r>
+        <w:rPr>
+          <w:rFonts w:ascii="Courier New" w:hAnsi="Courier New" w:cs="Courier New"/>
+          <w:color w:val="7A7E85"/>
+        </w:rPr>
+        <w:t>относительно</w:t>
+      </w:r>
+      <w:r>
+        <w:rPr>
+          <w:rFonts w:ascii="Courier New" w:hAnsi="Courier New" w:cs="Courier New"/>
+          <w:color w:val="7A7E85"/>
+        </w:rPr>
+        <w:t xml:space="preserve"> </w:t>
+      </w:r>
+      <w:r>
+        <w:rPr>
+          <w:rFonts w:ascii="Courier New" w:hAnsi="Courier New" w:cs="Courier New"/>
+          <w:color w:val="7A7E85"/>
+          <w:lang w:val="en-US"/>
+        </w:rPr>
+        <w:t>y</w:t>
+      </w:r>
+      <w:r>
+        <w:rPr>
+          <w:rFonts w:ascii="Courier New" w:hAnsi="Courier New" w:cs="Courier New"/>
+          <w:color w:val="7A7E85"/>
+        </w:rPr>
+        <w:br/>
+        <w:t xml:space="preserve">    </w:t>
+      </w:r>
+      <w:r>
+        <w:rPr>
+          <w:rFonts w:ascii="Courier New" w:hAnsi="Courier New" w:cs="Courier New"/>
+          <w:color w:val="CF8E6D"/>
+          <w:lang w:val="en-US"/>
+        </w:rPr>
+        <w:t>if</w:t>
+      </w:r>
+      <w:r>
+        <w:rPr>
+          <w:rFonts w:ascii="Courier New" w:hAnsi="Courier New" w:cs="Courier New"/>
+          <w:color w:val="CF8E6D"/>
+        </w:rPr>
+        <w:t xml:space="preserve"> </w:t>
+      </w:r>
+      <w:r>
+        <w:rPr>
+          <w:rFonts w:ascii="Courier New" w:hAnsi="Courier New" w:cs="Courier New"/>
+          <w:color w:val="BCBEC4"/>
+          <w:lang w:val="en-US"/>
+        </w:rPr>
+        <w:t>discriminant</w:t>
+      </w:r>
+      <w:r>
+        <w:rPr>
+          <w:rFonts w:ascii="Courier New" w:hAnsi="Courier New" w:cs="Courier New"/>
+          <w:color w:val="BCBEC4"/>
+        </w:rPr>
+        <w:t xml:space="preserve"> &lt; </w:t>
+      </w:r>
+      <w:r>
+        <w:rPr>
+          <w:rFonts w:ascii="Courier New" w:hAnsi="Courier New" w:cs="Courier New"/>
+          <w:color w:val="2AACB8"/>
+        </w:rPr>
+        <w:t>0</w:t>
+      </w:r>
+      <w:r>
+        <w:rPr>
+          <w:rFonts w:ascii="Courier New" w:hAnsi="Courier New" w:cs="Courier New"/>
+          <w:color w:val="BCBEC4"/>
+        </w:rPr>
+        <w:t>:</w:t>
+      </w:r>
+      <w:r>
+        <w:rPr>
+          <w:rFonts w:ascii="Courier New" w:hAnsi="Courier New" w:cs="Courier New"/>
+          <w:color w:val="BCBEC4"/>
         </w:rPr>
         <w:br/>
         <w:t xml:space="preserve">        </w:t>
@@ -2678,23 +3749,1971 @@
           <w:color w:val="CF8E6D"/>
           <w:lang w:val="en-US"/>
         </w:rPr>
-        <w:t xml:space="preserve">except </w:t>
-      </w:r>
-      <w:proofErr w:type="spellStart"/>
+        <w:t>return</w:t>
+      </w:r>
+      <w:r>
+        <w:rPr>
+          <w:rFonts w:ascii="Courier New" w:hAnsi="Courier New" w:cs="Courier New"/>
+          <w:color w:val="CF8E6D"/>
+        </w:rPr>
+        <w:t xml:space="preserve"> </w:t>
+      </w:r>
+      <w:r>
+        <w:rPr>
+          <w:rFonts w:ascii="Courier New" w:hAnsi="Courier New" w:cs="Courier New"/>
+          <w:color w:val="BCBEC4"/>
+        </w:rPr>
+        <w:t>[]</w:t>
+      </w:r>
+      <w:r>
+        <w:rPr>
+          <w:rFonts w:ascii="Courier New" w:hAnsi="Courier New" w:cs="Courier New"/>
+          <w:color w:val="BCBEC4"/>
+        </w:rPr>
+        <w:br/>
+      </w:r>
+      <w:r>
+        <w:rPr>
+          <w:rFonts w:ascii="Courier New" w:hAnsi="Courier New" w:cs="Courier New"/>
+          <w:color w:val="BCBEC4"/>
+        </w:rPr>
+        <w:br/>
+        <w:t xml:space="preserve">    </w:t>
+      </w:r>
+      <w:r>
+        <w:rPr>
+          <w:rFonts w:ascii="Courier New" w:hAnsi="Courier New" w:cs="Courier New"/>
+          <w:color w:val="CF8E6D"/>
+          <w:lang w:val="en-US"/>
+        </w:rPr>
+        <w:t>if</w:t>
+      </w:r>
+      <w:r>
+        <w:rPr>
+          <w:rFonts w:ascii="Courier New" w:hAnsi="Courier New" w:cs="Courier New"/>
+          <w:color w:val="CF8E6D"/>
+        </w:rPr>
+        <w:t xml:space="preserve"> </w:t>
+      </w:r>
+      <w:r>
+        <w:rPr>
+          <w:rFonts w:ascii="Courier New" w:hAnsi="Courier New" w:cs="Courier New"/>
+          <w:color w:val="BCBEC4"/>
+          <w:lang w:val="en-US"/>
+        </w:rPr>
+        <w:t>discriminant</w:t>
+      </w:r>
+      <w:r>
+        <w:rPr>
+          <w:rFonts w:ascii="Courier New" w:hAnsi="Courier New" w:cs="Courier New"/>
+          <w:color w:val="BCBEC4"/>
+        </w:rPr>
+        <w:t xml:space="preserve"> == </w:t>
+      </w:r>
+      <w:r>
+        <w:rPr>
+          <w:rFonts w:ascii="Courier New" w:hAnsi="Courier New" w:cs="Courier New"/>
+          <w:color w:val="2AACB8"/>
+        </w:rPr>
+        <w:t>0</w:t>
+      </w:r>
+      <w:r>
+        <w:rPr>
+          <w:rFonts w:ascii="Courier New" w:hAnsi="Courier New" w:cs="Courier New"/>
+          <w:color w:val="BCBEC4"/>
+        </w:rPr>
+        <w:t>:</w:t>
+      </w:r>
+      <w:r>
+        <w:rPr>
+          <w:rFonts w:ascii="Courier New" w:hAnsi="Courier New" w:cs="Courier New"/>
+          <w:color w:val="BCBEC4"/>
+        </w:rPr>
+        <w:br/>
+        <w:t xml:space="preserve">        </w:t>
+      </w:r>
+      <w:proofErr w:type="spellStart"/>
+      <w:r>
+        <w:rPr>
+          <w:rFonts w:ascii="Courier New" w:hAnsi="Courier New" w:cs="Courier New"/>
+          <w:color w:val="BCBEC4"/>
+          <w:lang w:val="en-US"/>
+        </w:rPr>
+        <w:t>y</w:t>
+      </w:r>
+      <w:proofErr w:type="spellEnd"/>
+      <w:r>
+        <w:rPr>
+          <w:rFonts w:ascii="Courier New" w:hAnsi="Courier New" w:cs="Courier New"/>
+          <w:color w:val="BCBEC4"/>
+        </w:rPr>
+        <w:t>_</w:t>
+      </w:r>
+      <w:proofErr w:type="spellStart"/>
+      <w:r>
+        <w:rPr>
+          <w:rFonts w:ascii="Courier New" w:hAnsi="Courier New" w:cs="Courier New"/>
+          <w:color w:val="BCBEC4"/>
+          <w:lang w:val="en-US"/>
+        </w:rPr>
+        <w:t>roots</w:t>
+      </w:r>
+      <w:proofErr w:type="spellEnd"/>
+      <w:r>
+        <w:rPr>
+          <w:rFonts w:ascii="Courier New" w:hAnsi="Courier New" w:cs="Courier New"/>
+          <w:color w:val="BCBEC4"/>
+        </w:rPr>
+        <w:t xml:space="preserve"> = [-</w:t>
+      </w:r>
+      <w:r>
+        <w:rPr>
+          <w:rFonts w:ascii="Courier New" w:hAnsi="Courier New" w:cs="Courier New"/>
+          <w:color w:val="BCBEC4"/>
+          <w:lang w:val="en-US"/>
+        </w:rPr>
+        <w:t>b</w:t>
+      </w:r>
+      <w:r>
+        <w:rPr>
+          <w:rFonts w:ascii="Courier New" w:hAnsi="Courier New" w:cs="Courier New"/>
+          <w:color w:val="BCBEC4"/>
+        </w:rPr>
+        <w:t xml:space="preserve"> / (</w:t>
+      </w:r>
+      <w:r>
+        <w:rPr>
+          <w:rFonts w:ascii="Courier New" w:hAnsi="Courier New" w:cs="Courier New"/>
+          <w:color w:val="2AACB8"/>
+        </w:rPr>
+        <w:t xml:space="preserve">2 </w:t>
+      </w:r>
+      <w:r>
+        <w:rPr>
+          <w:rFonts w:ascii="Courier New" w:hAnsi="Courier New" w:cs="Courier New"/>
+          <w:color w:val="BCBEC4"/>
+        </w:rPr>
+        <w:t xml:space="preserve">* </w:t>
+      </w:r>
+      <w:r>
+        <w:rPr>
+          <w:rFonts w:ascii="Courier New" w:hAnsi="Courier New" w:cs="Courier New"/>
+          <w:color w:val="BCBEC4"/>
+          <w:lang w:val="en-US"/>
+        </w:rPr>
+        <w:t>a</w:t>
+      </w:r>
+      <w:r>
+        <w:rPr>
+          <w:rFonts w:ascii="Courier New" w:hAnsi="Courier New" w:cs="Courier New"/>
+          <w:color w:val="BCBEC4"/>
+        </w:rPr>
+        <w:t>)]</w:t>
+      </w:r>
+      <w:r>
+        <w:rPr>
+          <w:rFonts w:ascii="Courier New" w:hAnsi="Courier New" w:cs="Courier New"/>
+          <w:color w:val="BCBEC4"/>
+        </w:rPr>
+        <w:br/>
+        <w:t xml:space="preserve">    </w:t>
+      </w:r>
+      <w:r>
+        <w:rPr>
+          <w:rFonts w:ascii="Courier New" w:hAnsi="Courier New" w:cs="Courier New"/>
+          <w:color w:val="CF8E6D"/>
+          <w:lang w:val="en-US"/>
+        </w:rPr>
+        <w:t>else</w:t>
+      </w:r>
+      <w:r>
+        <w:rPr>
+          <w:rFonts w:ascii="Courier New" w:hAnsi="Courier New" w:cs="Courier New"/>
+          <w:color w:val="BCBEC4"/>
+        </w:rPr>
+        <w:t>:</w:t>
+      </w:r>
+      <w:r>
+        <w:rPr>
+          <w:rFonts w:ascii="Courier New" w:hAnsi="Courier New" w:cs="Courier New"/>
+          <w:color w:val="BCBEC4"/>
+        </w:rPr>
+        <w:br/>
+        <w:t xml:space="preserve">        </w:t>
+      </w:r>
+      <w:proofErr w:type="spellStart"/>
+      <w:r>
+        <w:rPr>
+          <w:rFonts w:ascii="Courier New" w:hAnsi="Courier New" w:cs="Courier New"/>
+          <w:color w:val="BCBEC4"/>
+          <w:lang w:val="en-US"/>
+        </w:rPr>
+        <w:t>sqrt</w:t>
+      </w:r>
+      <w:proofErr w:type="spellEnd"/>
+      <w:r>
+        <w:rPr>
+          <w:rFonts w:ascii="Courier New" w:hAnsi="Courier New" w:cs="Courier New"/>
+          <w:color w:val="BCBEC4"/>
+        </w:rPr>
+        <w:t>_</w:t>
+      </w:r>
+      <w:proofErr w:type="spellStart"/>
+      <w:r>
+        <w:rPr>
+          <w:rFonts w:ascii="Courier New" w:hAnsi="Courier New" w:cs="Courier New"/>
+          <w:color w:val="BCBEC4"/>
+          <w:lang w:val="en-US"/>
+        </w:rPr>
+        <w:t>d</w:t>
+      </w:r>
+      <w:proofErr w:type="spellEnd"/>
+      <w:r>
+        <w:rPr>
+          <w:rFonts w:ascii="Courier New" w:hAnsi="Courier New" w:cs="Courier New"/>
+          <w:color w:val="BCBEC4"/>
+        </w:rPr>
+        <w:t xml:space="preserve"> = </w:t>
+      </w:r>
+      <w:proofErr w:type="spellStart"/>
+      <w:r>
+        <w:rPr>
+          <w:rFonts w:ascii="Courier New" w:hAnsi="Courier New" w:cs="Courier New"/>
+          <w:color w:val="BCBEC4"/>
+          <w:lang w:val="en-US"/>
+        </w:rPr>
+        <w:t>math</w:t>
+      </w:r>
+      <w:proofErr w:type="spellEnd"/>
+      <w:r>
+        <w:rPr>
+          <w:rFonts w:ascii="Courier New" w:hAnsi="Courier New" w:cs="Courier New"/>
+          <w:color w:val="BCBEC4"/>
+        </w:rPr>
+        <w:t>.</w:t>
+      </w:r>
+      <w:proofErr w:type="spellStart"/>
+      <w:r>
+        <w:rPr>
+          <w:rFonts w:ascii="Courier New" w:hAnsi="Courier New" w:cs="Courier New"/>
+          <w:color w:val="BCBEC4"/>
+          <w:lang w:val="en-US"/>
+        </w:rPr>
+        <w:t>sqrt</w:t>
+      </w:r>
+      <w:proofErr w:type="spellEnd"/>
+      <w:r>
+        <w:rPr>
+          <w:rFonts w:ascii="Courier New" w:hAnsi="Courier New" w:cs="Courier New"/>
+          <w:color w:val="BCBEC4"/>
+        </w:rPr>
+        <w:t>(</w:t>
+      </w:r>
+      <w:r>
+        <w:rPr>
+          <w:rFonts w:ascii="Courier New" w:hAnsi="Courier New" w:cs="Courier New"/>
+          <w:color w:val="BCBEC4"/>
+          <w:lang w:val="en-US"/>
+        </w:rPr>
+        <w:t>discriminant</w:t>
+      </w:r>
+      <w:r>
+        <w:rPr>
+          <w:rFonts w:ascii="Courier New" w:hAnsi="Courier New" w:cs="Courier New"/>
+          <w:color w:val="BCBEC4"/>
+        </w:rPr>
+        <w:t>)</w:t>
+      </w:r>
+      <w:r>
+        <w:rPr>
+          <w:rFonts w:ascii="Courier New" w:hAnsi="Courier New" w:cs="Courier New"/>
+          <w:color w:val="BCBEC4"/>
+        </w:rPr>
+        <w:br/>
+      </w:r>
+      <w:r>
+        <w:rPr>
+          <w:rFonts w:ascii="Courier New" w:hAnsi="Courier New" w:cs="Courier New"/>
+          <w:color w:val="BCBEC4"/>
+        </w:rPr>
+        <w:br/>
+        <w:t xml:space="preserve">        </w:t>
+      </w:r>
+      <w:r>
+        <w:rPr>
+          <w:rFonts w:ascii="Courier New" w:hAnsi="Courier New" w:cs="Courier New"/>
+          <w:color w:val="BCBEC4"/>
+          <w:lang w:val="en-US"/>
+        </w:rPr>
+        <w:t>y</w:t>
+      </w:r>
+      <w:r>
+        <w:rPr>
+          <w:rFonts w:ascii="Courier New" w:hAnsi="Courier New" w:cs="Courier New"/>
+          <w:color w:val="BCBEC4"/>
+        </w:rPr>
+        <w:t>1 = (-</w:t>
+      </w:r>
+      <w:r>
+        <w:rPr>
+          <w:rFonts w:ascii="Courier New" w:hAnsi="Courier New" w:cs="Courier New"/>
+          <w:color w:val="BCBEC4"/>
+          <w:lang w:val="en-US"/>
+        </w:rPr>
+        <w:t>b</w:t>
+      </w:r>
+      <w:r>
+        <w:rPr>
+          <w:rFonts w:ascii="Courier New" w:hAnsi="Courier New" w:cs="Courier New"/>
+          <w:color w:val="BCBEC4"/>
+        </w:rPr>
+        <w:t xml:space="preserve"> + </w:t>
+      </w:r>
+      <w:proofErr w:type="spellStart"/>
+      <w:r>
+        <w:rPr>
+          <w:rFonts w:ascii="Courier New" w:hAnsi="Courier New" w:cs="Courier New"/>
+          <w:color w:val="BCBEC4"/>
+          <w:lang w:val="en-US"/>
+        </w:rPr>
+        <w:t>sqrt</w:t>
+      </w:r>
+      <w:proofErr w:type="spellEnd"/>
+      <w:r>
+        <w:rPr>
+          <w:rFonts w:ascii="Courier New" w:hAnsi="Courier New" w:cs="Courier New"/>
+          <w:color w:val="BCBEC4"/>
+        </w:rPr>
+        <w:t>_</w:t>
+      </w:r>
+      <w:proofErr w:type="spellStart"/>
+      <w:r>
+        <w:rPr>
+          <w:rFonts w:ascii="Courier New" w:hAnsi="Courier New" w:cs="Courier New"/>
+          <w:color w:val="BCBEC4"/>
+          <w:lang w:val="en-US"/>
+        </w:rPr>
+        <w:t>d</w:t>
+      </w:r>
+      <w:proofErr w:type="spellEnd"/>
+      <w:r>
+        <w:rPr>
+          <w:rFonts w:ascii="Courier New" w:hAnsi="Courier New" w:cs="Courier New"/>
+          <w:color w:val="BCBEC4"/>
+        </w:rPr>
+        <w:t>) / (</w:t>
+      </w:r>
+      <w:r>
+        <w:rPr>
+          <w:rFonts w:ascii="Courier New" w:hAnsi="Courier New" w:cs="Courier New"/>
+          <w:color w:val="2AACB8"/>
+        </w:rPr>
+        <w:t xml:space="preserve">2 </w:t>
+      </w:r>
+      <w:r>
+        <w:rPr>
+          <w:rFonts w:ascii="Courier New" w:hAnsi="Courier New" w:cs="Courier New"/>
+          <w:color w:val="BCBEC4"/>
+        </w:rPr>
+        <w:t xml:space="preserve">* </w:t>
+      </w:r>
+      <w:r>
+        <w:rPr>
+          <w:rFonts w:ascii="Courier New" w:hAnsi="Courier New" w:cs="Courier New"/>
+          <w:color w:val="BCBEC4"/>
+          <w:lang w:val="en-US"/>
+        </w:rPr>
+        <w:t>a</w:t>
+      </w:r>
+      <w:r>
+        <w:rPr>
+          <w:rFonts w:ascii="Courier New" w:hAnsi="Courier New" w:cs="Courier New"/>
+          <w:color w:val="BCBEC4"/>
+        </w:rPr>
+        <w:t>)</w:t>
+      </w:r>
+      <w:r>
+        <w:rPr>
+          <w:rFonts w:ascii="Courier New" w:hAnsi="Courier New" w:cs="Courier New"/>
+          <w:color w:val="BCBEC4"/>
+        </w:rPr>
+        <w:br/>
+        <w:t xml:space="preserve">        </w:t>
+      </w:r>
+      <w:r>
+        <w:rPr>
+          <w:rFonts w:ascii="Courier New" w:hAnsi="Courier New" w:cs="Courier New"/>
+          <w:color w:val="BCBEC4"/>
+          <w:lang w:val="en-US"/>
+        </w:rPr>
+        <w:t>y</w:t>
+      </w:r>
+      <w:r>
+        <w:rPr>
+          <w:rFonts w:ascii="Courier New" w:hAnsi="Courier New" w:cs="Courier New"/>
+          <w:color w:val="BCBEC4"/>
+        </w:rPr>
+        <w:t>2 = (-</w:t>
+      </w:r>
+      <w:r>
+        <w:rPr>
+          <w:rFonts w:ascii="Courier New" w:hAnsi="Courier New" w:cs="Courier New"/>
+          <w:color w:val="BCBEC4"/>
+          <w:lang w:val="en-US"/>
+        </w:rPr>
+        <w:t>b</w:t>
+      </w:r>
+      <w:r>
+        <w:rPr>
+          <w:rFonts w:ascii="Courier New" w:hAnsi="Courier New" w:cs="Courier New"/>
+          <w:color w:val="BCBEC4"/>
+        </w:rPr>
+        <w:t xml:space="preserve"> - </w:t>
+      </w:r>
+      <w:proofErr w:type="spellStart"/>
+      <w:r>
+        <w:rPr>
+          <w:rFonts w:ascii="Courier New" w:hAnsi="Courier New" w:cs="Courier New"/>
+          <w:color w:val="BCBEC4"/>
+          <w:lang w:val="en-US"/>
+        </w:rPr>
+        <w:t>sqrt</w:t>
+      </w:r>
+      <w:proofErr w:type="spellEnd"/>
+      <w:r>
+        <w:rPr>
+          <w:rFonts w:ascii="Courier New" w:hAnsi="Courier New" w:cs="Courier New"/>
+          <w:color w:val="BCBEC4"/>
+        </w:rPr>
+        <w:t>_</w:t>
+      </w:r>
+      <w:proofErr w:type="spellStart"/>
+      <w:r>
+        <w:rPr>
+          <w:rFonts w:ascii="Courier New" w:hAnsi="Courier New" w:cs="Courier New"/>
+          <w:color w:val="BCBEC4"/>
+          <w:lang w:val="en-US"/>
+        </w:rPr>
+        <w:t>d</w:t>
+      </w:r>
+      <w:proofErr w:type="spellEnd"/>
+      <w:r>
+        <w:rPr>
+          <w:rFonts w:ascii="Courier New" w:hAnsi="Courier New" w:cs="Courier New"/>
+          <w:color w:val="BCBEC4"/>
+        </w:rPr>
+        <w:t>) / (</w:t>
+      </w:r>
+      <w:r>
+        <w:rPr>
+          <w:rFonts w:ascii="Courier New" w:hAnsi="Courier New" w:cs="Courier New"/>
+          <w:color w:val="2AACB8"/>
+        </w:rPr>
+        <w:t xml:space="preserve">2 </w:t>
+      </w:r>
+      <w:r>
+        <w:rPr>
+          <w:rFonts w:ascii="Courier New" w:hAnsi="Courier New" w:cs="Courier New"/>
+          <w:color w:val="BCBEC4"/>
+        </w:rPr>
+        <w:t xml:space="preserve">* </w:t>
+      </w:r>
+      <w:r>
+        <w:rPr>
+          <w:rFonts w:ascii="Courier New" w:hAnsi="Courier New" w:cs="Courier New"/>
+          <w:color w:val="BCBEC4"/>
+          <w:lang w:val="en-US"/>
+        </w:rPr>
+        <w:t>a</w:t>
+      </w:r>
+      <w:r>
+        <w:rPr>
+          <w:rFonts w:ascii="Courier New" w:hAnsi="Courier New" w:cs="Courier New"/>
+          <w:color w:val="BCBEC4"/>
+        </w:rPr>
+        <w:t>)</w:t>
+      </w:r>
+      <w:r>
+        <w:rPr>
+          <w:rFonts w:ascii="Courier New" w:hAnsi="Courier New" w:cs="Courier New"/>
+          <w:color w:val="BCBEC4"/>
+        </w:rPr>
+        <w:br/>
+      </w:r>
+      <w:r>
+        <w:rPr>
+          <w:rFonts w:ascii="Courier New" w:hAnsi="Courier New" w:cs="Courier New"/>
+          <w:color w:val="BCBEC4"/>
+        </w:rPr>
+        <w:br/>
+        <w:t xml:space="preserve">        </w:t>
+      </w:r>
+      <w:proofErr w:type="spellStart"/>
+      <w:r>
+        <w:rPr>
+          <w:rFonts w:ascii="Courier New" w:hAnsi="Courier New" w:cs="Courier New"/>
+          <w:color w:val="BCBEC4"/>
+          <w:lang w:val="en-US"/>
+        </w:rPr>
+        <w:t>y</w:t>
+      </w:r>
+      <w:proofErr w:type="spellEnd"/>
+      <w:r>
+        <w:rPr>
+          <w:rFonts w:ascii="Courier New" w:hAnsi="Courier New" w:cs="Courier New"/>
+          <w:color w:val="BCBEC4"/>
+        </w:rPr>
+        <w:t>_</w:t>
+      </w:r>
+      <w:proofErr w:type="spellStart"/>
+      <w:r>
+        <w:rPr>
+          <w:rFonts w:ascii="Courier New" w:hAnsi="Courier New" w:cs="Courier New"/>
+          <w:color w:val="BCBEC4"/>
+          <w:lang w:val="en-US"/>
+        </w:rPr>
+        <w:t>roots</w:t>
+      </w:r>
+      <w:proofErr w:type="spellEnd"/>
+      <w:r>
+        <w:rPr>
+          <w:rFonts w:ascii="Courier New" w:hAnsi="Courier New" w:cs="Courier New"/>
+          <w:color w:val="BCBEC4"/>
+        </w:rPr>
+        <w:t xml:space="preserve"> = [</w:t>
+      </w:r>
+      <w:r>
+        <w:rPr>
+          <w:rFonts w:ascii="Courier New" w:hAnsi="Courier New" w:cs="Courier New"/>
+          <w:color w:val="BCBEC4"/>
+          <w:lang w:val="en-US"/>
+        </w:rPr>
+        <w:t>y</w:t>
+      </w:r>
+      <w:r>
+        <w:rPr>
+          <w:rFonts w:ascii="Courier New" w:hAnsi="Courier New" w:cs="Courier New"/>
+          <w:color w:val="BCBEC4"/>
+        </w:rPr>
+        <w:t xml:space="preserve">1, </w:t>
+      </w:r>
+      <w:r>
+        <w:rPr>
+          <w:rFonts w:ascii="Courier New" w:hAnsi="Courier New" w:cs="Courier New"/>
+          <w:color w:val="BCBEC4"/>
+          <w:lang w:val="en-US"/>
+        </w:rPr>
+        <w:t>y</w:t>
+      </w:r>
+      <w:r>
+        <w:rPr>
+          <w:rFonts w:ascii="Courier New" w:hAnsi="Courier New" w:cs="Courier New"/>
+          <w:color w:val="BCBEC4"/>
+        </w:rPr>
+        <w:t>2]</w:t>
+      </w:r>
+      <w:r>
+        <w:rPr>
+          <w:rFonts w:ascii="Courier New" w:hAnsi="Courier New" w:cs="Courier New"/>
+          <w:color w:val="BCBEC4"/>
+        </w:rPr>
+        <w:br/>
+      </w:r>
+      <w:r>
+        <w:rPr>
+          <w:rFonts w:ascii="Courier New" w:hAnsi="Courier New" w:cs="Courier New"/>
+          <w:color w:val="BCBEC4"/>
+        </w:rPr>
+        <w:br/>
+        <w:t xml:space="preserve">    </w:t>
+      </w:r>
+      <w:r>
+        <w:rPr>
+          <w:rFonts w:ascii="Courier New" w:hAnsi="Courier New" w:cs="Courier New"/>
+          <w:color w:val="7A7E85"/>
+        </w:rPr>
+        <w:t xml:space="preserve"># </w:t>
+      </w:r>
+      <w:r>
+        <w:rPr>
+          <w:rFonts w:ascii="Courier New" w:hAnsi="Courier New" w:cs="Courier New"/>
+          <w:color w:val="7A7E85"/>
+        </w:rPr>
+        <w:t>Теперь</w:t>
+      </w:r>
+      <w:r>
+        <w:rPr>
+          <w:rFonts w:ascii="Courier New" w:hAnsi="Courier New" w:cs="Courier New"/>
+          <w:color w:val="7A7E85"/>
+        </w:rPr>
+        <w:t xml:space="preserve"> </w:t>
+      </w:r>
+      <w:r>
+        <w:rPr>
+          <w:rFonts w:ascii="Courier New" w:hAnsi="Courier New" w:cs="Courier New"/>
+          <w:color w:val="7A7E85"/>
+        </w:rPr>
+        <w:t>из</w:t>
+      </w:r>
+      <w:r>
+        <w:rPr>
+          <w:rFonts w:ascii="Courier New" w:hAnsi="Courier New" w:cs="Courier New"/>
+          <w:color w:val="7A7E85"/>
+        </w:rPr>
+        <w:t xml:space="preserve"> </w:t>
+      </w:r>
+      <w:r>
+        <w:rPr>
+          <w:rFonts w:ascii="Courier New" w:hAnsi="Courier New" w:cs="Courier New"/>
+          <w:color w:val="7A7E85"/>
+          <w:lang w:val="en-US"/>
+        </w:rPr>
+        <w:t>y</w:t>
+      </w:r>
+      <w:r>
+        <w:rPr>
+          <w:rFonts w:ascii="Courier New" w:hAnsi="Courier New" w:cs="Courier New"/>
+          <w:color w:val="7A7E85"/>
+        </w:rPr>
+        <w:t xml:space="preserve"> = </w:t>
+      </w:r>
+      <w:r>
+        <w:rPr>
+          <w:rFonts w:ascii="Courier New" w:hAnsi="Courier New" w:cs="Courier New"/>
+          <w:color w:val="7A7E85"/>
+          <w:lang w:val="en-US"/>
+        </w:rPr>
+        <w:t>x</w:t>
+      </w:r>
+      <w:r>
+        <w:rPr>
+          <w:rFonts w:ascii="Courier New" w:hAnsi="Courier New" w:cs="Courier New"/>
+          <w:color w:val="7A7E85"/>
+        </w:rPr>
+        <w:t xml:space="preserve">^2 </w:t>
+      </w:r>
+      <w:r>
+        <w:rPr>
+          <w:rFonts w:ascii="Courier New" w:hAnsi="Courier New" w:cs="Courier New"/>
+          <w:color w:val="7A7E85"/>
+        </w:rPr>
+        <w:t>находим</w:t>
+      </w:r>
+      <w:r>
+        <w:rPr>
+          <w:rFonts w:ascii="Courier New" w:hAnsi="Courier New" w:cs="Courier New"/>
+          <w:color w:val="7A7E85"/>
+        </w:rPr>
+        <w:t xml:space="preserve"> </w:t>
+      </w:r>
+      <w:r>
+        <w:rPr>
+          <w:rFonts w:ascii="Courier New" w:hAnsi="Courier New" w:cs="Courier New"/>
+          <w:color w:val="7A7E85"/>
+        </w:rPr>
+        <w:t>действительные</w:t>
+      </w:r>
+      <w:r>
+        <w:rPr>
+          <w:rFonts w:ascii="Courier New" w:hAnsi="Courier New" w:cs="Courier New"/>
+          <w:color w:val="7A7E85"/>
+        </w:rPr>
+        <w:t xml:space="preserve"> </w:t>
+      </w:r>
+      <w:r>
+        <w:rPr>
+          <w:rFonts w:ascii="Courier New" w:hAnsi="Courier New" w:cs="Courier New"/>
+          <w:color w:val="7A7E85"/>
+          <w:lang w:val="en-US"/>
+        </w:rPr>
+        <w:t>x</w:t>
+      </w:r>
+      <w:r>
+        <w:rPr>
+          <w:rFonts w:ascii="Courier New" w:hAnsi="Courier New" w:cs="Courier New"/>
+          <w:color w:val="7A7E85"/>
+        </w:rPr>
+        <w:br/>
+        <w:t xml:space="preserve">    </w:t>
+      </w:r>
+      <w:r>
+        <w:rPr>
+          <w:rFonts w:ascii="Courier New" w:hAnsi="Courier New" w:cs="Courier New"/>
+          <w:color w:val="BCBEC4"/>
+          <w:lang w:val="en-US"/>
+        </w:rPr>
+        <w:t>roots</w:t>
+      </w:r>
+      <w:r>
+        <w:rPr>
+          <w:rFonts w:ascii="Courier New" w:hAnsi="Courier New" w:cs="Courier New"/>
+          <w:color w:val="BCBEC4"/>
+        </w:rPr>
+        <w:t xml:space="preserve"> = []</w:t>
+      </w:r>
+      <w:r>
+        <w:rPr>
+          <w:rFonts w:ascii="Courier New" w:hAnsi="Courier New" w:cs="Courier New"/>
+          <w:color w:val="BCBEC4"/>
+        </w:rPr>
+        <w:br/>
+      </w:r>
+      <w:r>
+        <w:rPr>
+          <w:rFonts w:ascii="Courier New" w:hAnsi="Courier New" w:cs="Courier New"/>
+          <w:color w:val="BCBEC4"/>
+        </w:rPr>
+        <w:br/>
+        <w:t xml:space="preserve">    </w:t>
+      </w:r>
+      <w:r>
+        <w:rPr>
+          <w:rFonts w:ascii="Courier New" w:hAnsi="Courier New" w:cs="Courier New"/>
+          <w:color w:val="CF8E6D"/>
+          <w:lang w:val="en-US"/>
+        </w:rPr>
+        <w:t>for</w:t>
+      </w:r>
+      <w:r>
+        <w:rPr>
+          <w:rFonts w:ascii="Courier New" w:hAnsi="Courier New" w:cs="Courier New"/>
+          <w:color w:val="CF8E6D"/>
+        </w:rPr>
+        <w:t xml:space="preserve"> </w:t>
+      </w:r>
+      <w:r>
+        <w:rPr>
+          <w:rFonts w:ascii="Courier New" w:hAnsi="Courier New" w:cs="Courier New"/>
+          <w:color w:val="BCBEC4"/>
+          <w:lang w:val="en-US"/>
+        </w:rPr>
+        <w:t>y</w:t>
+      </w:r>
+      <w:r>
+        <w:rPr>
+          <w:rFonts w:ascii="Courier New" w:hAnsi="Courier New" w:cs="Courier New"/>
+          <w:color w:val="BCBEC4"/>
+        </w:rPr>
+        <w:t xml:space="preserve"> </w:t>
+      </w:r>
+      <w:r>
+        <w:rPr>
+          <w:rFonts w:ascii="Courier New" w:hAnsi="Courier New" w:cs="Courier New"/>
+          <w:color w:val="CF8E6D"/>
+          <w:lang w:val="en-US"/>
+        </w:rPr>
+        <w:t>in</w:t>
+      </w:r>
+      <w:r>
+        <w:rPr>
+          <w:rFonts w:ascii="Courier New" w:hAnsi="Courier New" w:cs="Courier New"/>
+          <w:color w:val="CF8E6D"/>
+        </w:rPr>
+        <w:t xml:space="preserve"> </w:t>
+      </w:r>
+      <w:proofErr w:type="spellStart"/>
+      <w:r>
+        <w:rPr>
+          <w:rFonts w:ascii="Courier New" w:hAnsi="Courier New" w:cs="Courier New"/>
+          <w:color w:val="BCBEC4"/>
+          <w:lang w:val="en-US"/>
+        </w:rPr>
+        <w:t>y</w:t>
+      </w:r>
+      <w:proofErr w:type="spellEnd"/>
+      <w:r>
+        <w:rPr>
+          <w:rFonts w:ascii="Courier New" w:hAnsi="Courier New" w:cs="Courier New"/>
+          <w:color w:val="BCBEC4"/>
+        </w:rPr>
+        <w:t>_</w:t>
+      </w:r>
+      <w:proofErr w:type="spellStart"/>
+      <w:r>
+        <w:rPr>
+          <w:rFonts w:ascii="Courier New" w:hAnsi="Courier New" w:cs="Courier New"/>
+          <w:color w:val="BCBEC4"/>
+          <w:lang w:val="en-US"/>
+        </w:rPr>
+        <w:t>roots</w:t>
+      </w:r>
+      <w:proofErr w:type="spellEnd"/>
+      <w:r>
+        <w:rPr>
+          <w:rFonts w:ascii="Courier New" w:hAnsi="Courier New" w:cs="Courier New"/>
+          <w:color w:val="BCBEC4"/>
+        </w:rPr>
+        <w:t>:</w:t>
+      </w:r>
+      <w:r>
+        <w:rPr>
+          <w:rFonts w:ascii="Courier New" w:hAnsi="Courier New" w:cs="Courier New"/>
+          <w:color w:val="BCBEC4"/>
+        </w:rPr>
+        <w:br/>
+        <w:t xml:space="preserve">        </w:t>
+      </w:r>
+      <w:r>
+        <w:rPr>
+          <w:rFonts w:ascii="Courier New" w:hAnsi="Courier New" w:cs="Courier New"/>
+          <w:color w:val="CF8E6D"/>
+          <w:lang w:val="en-US"/>
+        </w:rPr>
+        <w:t>if</w:t>
+      </w:r>
+      <w:r>
+        <w:rPr>
+          <w:rFonts w:ascii="Courier New" w:hAnsi="Courier New" w:cs="Courier New"/>
+          <w:color w:val="CF8E6D"/>
+        </w:rPr>
+        <w:t xml:space="preserve"> </w:t>
+      </w:r>
+      <w:r>
+        <w:rPr>
+          <w:rFonts w:ascii="Courier New" w:hAnsi="Courier New" w:cs="Courier New"/>
+          <w:color w:val="BCBEC4"/>
+          <w:lang w:val="en-US"/>
+        </w:rPr>
+        <w:t>y</w:t>
+      </w:r>
+      <w:r>
+        <w:rPr>
+          <w:rFonts w:ascii="Courier New" w:hAnsi="Courier New" w:cs="Courier New"/>
+          <w:color w:val="BCBEC4"/>
+        </w:rPr>
+        <w:t xml:space="preserve"> &gt; </w:t>
+      </w:r>
+      <w:r>
+        <w:rPr>
+          <w:rFonts w:ascii="Courier New" w:hAnsi="Courier New" w:cs="Courier New"/>
+          <w:color w:val="2AACB8"/>
+        </w:rPr>
+        <w:t>0</w:t>
+      </w:r>
+      <w:r>
+        <w:rPr>
+          <w:rFonts w:ascii="Courier New" w:hAnsi="Courier New" w:cs="Courier New"/>
+          <w:color w:val="BCBEC4"/>
+        </w:rPr>
+        <w:t>:</w:t>
+      </w:r>
+      <w:r>
+        <w:rPr>
+          <w:rFonts w:ascii="Courier New" w:hAnsi="Courier New" w:cs="Courier New"/>
+          <w:color w:val="BCBEC4"/>
+        </w:rPr>
+        <w:br/>
+        <w:t xml:space="preserve">            </w:t>
+      </w:r>
+      <w:proofErr w:type="spellStart"/>
+      <w:r>
+        <w:rPr>
+          <w:rFonts w:ascii="Courier New" w:hAnsi="Courier New" w:cs="Courier New"/>
+          <w:color w:val="BCBEC4"/>
+          <w:lang w:val="en-US"/>
+        </w:rPr>
+        <w:t>roots</w:t>
+      </w:r>
+      <w:proofErr w:type="spellEnd"/>
+      <w:r>
+        <w:rPr>
+          <w:rFonts w:ascii="Courier New" w:hAnsi="Courier New" w:cs="Courier New"/>
+          <w:color w:val="BCBEC4"/>
+        </w:rPr>
+        <w:t>.</w:t>
+      </w:r>
+      <w:proofErr w:type="spellStart"/>
+      <w:r>
+        <w:rPr>
+          <w:rFonts w:ascii="Courier New" w:hAnsi="Courier New" w:cs="Courier New"/>
+          <w:color w:val="BCBEC4"/>
+          <w:lang w:val="en-US"/>
+        </w:rPr>
+        <w:t>append</w:t>
+      </w:r>
+      <w:proofErr w:type="spellEnd"/>
+      <w:r>
+        <w:rPr>
+          <w:rFonts w:ascii="Courier New" w:hAnsi="Courier New" w:cs="Courier New"/>
+          <w:color w:val="BCBEC4"/>
+        </w:rPr>
+        <w:t>(</w:t>
+      </w:r>
+      <w:proofErr w:type="spellStart"/>
+      <w:r>
+        <w:rPr>
+          <w:rFonts w:ascii="Courier New" w:hAnsi="Courier New" w:cs="Courier New"/>
+          <w:color w:val="BCBEC4"/>
+          <w:lang w:val="en-US"/>
+        </w:rPr>
+        <w:t>math</w:t>
+      </w:r>
+      <w:proofErr w:type="spellEnd"/>
+      <w:r>
+        <w:rPr>
+          <w:rFonts w:ascii="Courier New" w:hAnsi="Courier New" w:cs="Courier New"/>
+          <w:color w:val="BCBEC4"/>
+        </w:rPr>
+        <w:t>.</w:t>
+      </w:r>
+      <w:proofErr w:type="spellStart"/>
+      <w:r>
+        <w:rPr>
+          <w:rFonts w:ascii="Courier New" w:hAnsi="Courier New" w:cs="Courier New"/>
+          <w:color w:val="BCBEC4"/>
+          <w:lang w:val="en-US"/>
+        </w:rPr>
+        <w:t>sqrt</w:t>
+      </w:r>
+      <w:proofErr w:type="spellEnd"/>
+      <w:r>
+        <w:rPr>
+          <w:rFonts w:ascii="Courier New" w:hAnsi="Courier New" w:cs="Courier New"/>
+          <w:color w:val="BCBEC4"/>
+        </w:rPr>
+        <w:t>(</w:t>
+      </w:r>
+      <w:r>
+        <w:rPr>
+          <w:rFonts w:ascii="Courier New" w:hAnsi="Courier New" w:cs="Courier New"/>
+          <w:color w:val="BCBEC4"/>
+          <w:lang w:val="en-US"/>
+        </w:rPr>
+        <w:t>y</w:t>
+      </w:r>
+      <w:r>
+        <w:rPr>
+          <w:rFonts w:ascii="Courier New" w:hAnsi="Courier New" w:cs="Courier New"/>
+          <w:color w:val="BCBEC4"/>
+        </w:rPr>
+        <w:t>))</w:t>
+      </w:r>
+      <w:r>
+        <w:rPr>
+          <w:rFonts w:ascii="Courier New" w:hAnsi="Courier New" w:cs="Courier New"/>
+          <w:color w:val="BCBEC4"/>
+        </w:rPr>
+        <w:br/>
+        <w:t xml:space="preserve">            </w:t>
+      </w:r>
+      <w:proofErr w:type="spellStart"/>
+      <w:r>
+        <w:rPr>
+          <w:rFonts w:ascii="Courier New" w:hAnsi="Courier New" w:cs="Courier New"/>
+          <w:color w:val="BCBEC4"/>
+          <w:lang w:val="en-US"/>
+        </w:rPr>
+        <w:t>roots</w:t>
+      </w:r>
+      <w:proofErr w:type="spellEnd"/>
+      <w:r>
+        <w:rPr>
+          <w:rFonts w:ascii="Courier New" w:hAnsi="Courier New" w:cs="Courier New"/>
+          <w:color w:val="BCBEC4"/>
+        </w:rPr>
+        <w:t>.</w:t>
+      </w:r>
+      <w:proofErr w:type="spellStart"/>
+      <w:r>
+        <w:rPr>
+          <w:rFonts w:ascii="Courier New" w:hAnsi="Courier New" w:cs="Courier New"/>
+          <w:color w:val="BCBEC4"/>
+          <w:lang w:val="en-US"/>
+        </w:rPr>
+        <w:t>append</w:t>
+      </w:r>
+      <w:proofErr w:type="spellEnd"/>
+      <w:r>
+        <w:rPr>
+          <w:rFonts w:ascii="Courier New" w:hAnsi="Courier New" w:cs="Courier New"/>
+          <w:color w:val="BCBEC4"/>
+        </w:rPr>
+        <w:t>(-</w:t>
+      </w:r>
+      <w:proofErr w:type="spellStart"/>
+      <w:r>
+        <w:rPr>
+          <w:rFonts w:ascii="Courier New" w:hAnsi="Courier New" w:cs="Courier New"/>
+          <w:color w:val="BCBEC4"/>
+          <w:lang w:val="en-US"/>
+        </w:rPr>
+        <w:t>math</w:t>
+      </w:r>
+      <w:proofErr w:type="spellEnd"/>
+      <w:r>
+        <w:rPr>
+          <w:rFonts w:ascii="Courier New" w:hAnsi="Courier New" w:cs="Courier New"/>
+          <w:color w:val="BCBEC4"/>
+        </w:rPr>
+        <w:t>.</w:t>
+      </w:r>
+      <w:proofErr w:type="spellStart"/>
+      <w:r>
+        <w:rPr>
+          <w:rFonts w:ascii="Courier New" w:hAnsi="Courier New" w:cs="Courier New"/>
+          <w:color w:val="BCBEC4"/>
+          <w:lang w:val="en-US"/>
+        </w:rPr>
+        <w:t>sqrt</w:t>
+      </w:r>
+      <w:proofErr w:type="spellEnd"/>
+      <w:r>
+        <w:rPr>
+          <w:rFonts w:ascii="Courier New" w:hAnsi="Courier New" w:cs="Courier New"/>
+          <w:color w:val="BCBEC4"/>
+        </w:rPr>
+        <w:t>(</w:t>
+      </w:r>
+      <w:r>
+        <w:rPr>
+          <w:rFonts w:ascii="Courier New" w:hAnsi="Courier New" w:cs="Courier New"/>
+          <w:color w:val="BCBEC4"/>
+          <w:lang w:val="en-US"/>
+        </w:rPr>
+        <w:t>y</w:t>
+      </w:r>
+      <w:r>
+        <w:rPr>
+          <w:rFonts w:ascii="Courier New" w:hAnsi="Courier New" w:cs="Courier New"/>
+          <w:color w:val="BCBEC4"/>
+        </w:rPr>
+        <w:t>))</w:t>
+      </w:r>
+      <w:r>
+        <w:rPr>
+          <w:rFonts w:ascii="Courier New" w:hAnsi="Courier New" w:cs="Courier New"/>
+          <w:color w:val="BCBEC4"/>
+        </w:rPr>
+        <w:br/>
+      </w:r>
+      <w:r>
+        <w:rPr>
+          <w:rFonts w:ascii="Courier New" w:hAnsi="Courier New" w:cs="Courier New"/>
+          <w:color w:val="BCBEC4"/>
+        </w:rPr>
+        <w:br/>
+        <w:t xml:space="preserve">        </w:t>
+      </w:r>
+      <w:proofErr w:type="spellStart"/>
+      <w:r>
+        <w:rPr>
+          <w:rFonts w:ascii="Courier New" w:hAnsi="Courier New" w:cs="Courier New"/>
+          <w:color w:val="CF8E6D"/>
+          <w:lang w:val="en-US"/>
+        </w:rPr>
+        <w:t>elif</w:t>
+      </w:r>
+      <w:proofErr w:type="spellEnd"/>
+      <w:r>
+        <w:rPr>
+          <w:rFonts w:ascii="Courier New" w:hAnsi="Courier New" w:cs="Courier New"/>
+          <w:color w:val="CF8E6D"/>
+        </w:rPr>
+        <w:t xml:space="preserve"> </w:t>
+      </w:r>
+      <w:r>
+        <w:rPr>
+          <w:rFonts w:ascii="Courier New" w:hAnsi="Courier New" w:cs="Courier New"/>
+          <w:color w:val="BCBEC4"/>
+          <w:lang w:val="en-US"/>
+        </w:rPr>
+        <w:t>y</w:t>
+      </w:r>
+      <w:r>
+        <w:rPr>
+          <w:rFonts w:ascii="Courier New" w:hAnsi="Courier New" w:cs="Courier New"/>
+          <w:color w:val="BCBEC4"/>
+        </w:rPr>
+        <w:t xml:space="preserve"> == </w:t>
+      </w:r>
+      <w:r>
+        <w:rPr>
+          <w:rFonts w:ascii="Courier New" w:hAnsi="Courier New" w:cs="Courier New"/>
+          <w:color w:val="2AACB8"/>
+        </w:rPr>
+        <w:t>0</w:t>
+      </w:r>
+      <w:r>
+        <w:rPr>
+          <w:rFonts w:ascii="Courier New" w:hAnsi="Courier New" w:cs="Courier New"/>
+          <w:color w:val="BCBEC4"/>
+        </w:rPr>
+        <w:t>:</w:t>
+      </w:r>
+      <w:r>
+        <w:rPr>
+          <w:rFonts w:ascii="Courier New" w:hAnsi="Courier New" w:cs="Courier New"/>
+          <w:color w:val="BCBEC4"/>
+        </w:rPr>
+        <w:br/>
+        <w:t xml:space="preserve">            </w:t>
+      </w:r>
+      <w:proofErr w:type="spellStart"/>
+      <w:r>
+        <w:rPr>
+          <w:rFonts w:ascii="Courier New" w:hAnsi="Courier New" w:cs="Courier New"/>
+          <w:color w:val="BCBEC4"/>
+          <w:lang w:val="en-US"/>
+        </w:rPr>
+        <w:t>roots</w:t>
+      </w:r>
+      <w:proofErr w:type="spellEnd"/>
+      <w:r>
+        <w:rPr>
+          <w:rFonts w:ascii="Courier New" w:hAnsi="Courier New" w:cs="Courier New"/>
+          <w:color w:val="BCBEC4"/>
+        </w:rPr>
+        <w:t>.</w:t>
+      </w:r>
+      <w:proofErr w:type="spellStart"/>
+      <w:r>
+        <w:rPr>
+          <w:rFonts w:ascii="Courier New" w:hAnsi="Courier New" w:cs="Courier New"/>
+          <w:color w:val="BCBEC4"/>
+          <w:lang w:val="en-US"/>
+        </w:rPr>
+        <w:t>append</w:t>
+      </w:r>
+      <w:proofErr w:type="spellEnd"/>
+      <w:r>
+        <w:rPr>
+          <w:rFonts w:ascii="Courier New" w:hAnsi="Courier New" w:cs="Courier New"/>
+          <w:color w:val="BCBEC4"/>
+        </w:rPr>
+        <w:t>(</w:t>
+      </w:r>
+      <w:r>
+        <w:rPr>
+          <w:rFonts w:ascii="Courier New" w:hAnsi="Courier New" w:cs="Courier New"/>
+          <w:color w:val="2AACB8"/>
+        </w:rPr>
+        <w:t>0.0</w:t>
+      </w:r>
+      <w:r>
+        <w:rPr>
+          <w:rFonts w:ascii="Courier New" w:hAnsi="Courier New" w:cs="Courier New"/>
+          <w:color w:val="BCBEC4"/>
+        </w:rPr>
+        <w:t>)</w:t>
+      </w:r>
+      <w:r>
+        <w:rPr>
+          <w:rFonts w:ascii="Courier New" w:hAnsi="Courier New" w:cs="Courier New"/>
+          <w:color w:val="BCBEC4"/>
+        </w:rPr>
+        <w:br/>
+      </w:r>
+      <w:r>
+        <w:rPr>
+          <w:rFonts w:ascii="Courier New" w:hAnsi="Courier New" w:cs="Courier New"/>
+          <w:color w:val="BCBEC4"/>
+        </w:rPr>
+        <w:br/>
+        <w:t xml:space="preserve">    </w:t>
+      </w:r>
+      <w:r>
+        <w:rPr>
+          <w:rFonts w:ascii="Courier New" w:hAnsi="Courier New" w:cs="Courier New"/>
+          <w:color w:val="CF8E6D"/>
+          <w:lang w:val="en-US"/>
+        </w:rPr>
+        <w:t>return</w:t>
+      </w:r>
+      <w:r>
+        <w:rPr>
+          <w:rFonts w:ascii="Courier New" w:hAnsi="Courier New" w:cs="Courier New"/>
+          <w:color w:val="CF8E6D"/>
+        </w:rPr>
+        <w:t xml:space="preserve"> </w:t>
+      </w:r>
+      <w:r>
+        <w:rPr>
+          <w:rFonts w:ascii="Courier New" w:hAnsi="Courier New" w:cs="Courier New"/>
+          <w:color w:val="BCBEC4"/>
+          <w:lang w:val="en-US"/>
+        </w:rPr>
+        <w:t>roots</w:t>
+      </w:r>
+      <w:r>
+        <w:rPr>
+          <w:rFonts w:ascii="Courier New" w:hAnsi="Courier New" w:cs="Courier New"/>
+          <w:color w:val="BCBEC4"/>
+        </w:rPr>
+        <w:br/>
+      </w:r>
+      <w:r>
+        <w:rPr>
+          <w:rFonts w:ascii="Courier New" w:hAnsi="Courier New" w:cs="Courier New"/>
+          <w:color w:val="BCBEC4"/>
+        </w:rPr>
+        <w:br/>
+      </w:r>
+      <w:r>
+        <w:rPr>
+          <w:rFonts w:ascii="Courier New" w:hAnsi="Courier New" w:cs="Courier New"/>
+          <w:color w:val="BCBEC4"/>
+        </w:rPr>
+        <w:br/>
+      </w:r>
+      <w:r>
+        <w:rPr>
+          <w:rFonts w:ascii="Courier New" w:hAnsi="Courier New" w:cs="Courier New"/>
+          <w:color w:val="CF8E6D"/>
+          <w:lang w:val="en-US"/>
+        </w:rPr>
+        <w:t>def</w:t>
+      </w:r>
+      <w:r>
+        <w:rPr>
+          <w:rFonts w:ascii="Courier New" w:hAnsi="Courier New" w:cs="Courier New"/>
+          <w:color w:val="CF8E6D"/>
+        </w:rPr>
+        <w:t xml:space="preserve"> </w:t>
+      </w:r>
+      <w:r>
+        <w:rPr>
+          <w:rFonts w:ascii="Courier New" w:hAnsi="Courier New" w:cs="Courier New"/>
+          <w:color w:val="56A8F5"/>
+          <w:lang w:val="en-US"/>
+        </w:rPr>
+        <w:t>main</w:t>
+      </w:r>
+      <w:r>
+        <w:rPr>
+          <w:rFonts w:ascii="Courier New" w:hAnsi="Courier New" w:cs="Courier New"/>
+          <w:color w:val="BCBEC4"/>
+        </w:rPr>
+        <w:t>():</w:t>
+      </w:r>
+      <w:r>
+        <w:rPr>
+          <w:rFonts w:ascii="Courier New" w:hAnsi="Courier New" w:cs="Courier New"/>
+          <w:color w:val="BCBEC4"/>
+        </w:rPr>
+        <w:br/>
+        <w:t xml:space="preserve">    </w:t>
+      </w:r>
       <w:r>
         <w:rPr>
           <w:rFonts w:ascii="Courier New" w:hAnsi="Courier New" w:cs="Courier New"/>
           <w:color w:val="8888C6"/>
           <w:lang w:val="en-US"/>
         </w:rPr>
-        <w:t>ValueError</w:t>
-      </w:r>
-      <w:proofErr w:type="spellEnd"/>
-      <w:r>
-        <w:rPr>
-          <w:rFonts w:ascii="Courier New" w:hAnsi="Courier New" w:cs="Courier New"/>
-          <w:color w:val="BCBEC4"/>
-          <w:lang w:val="en-US"/>
+        <w:t>print</w:t>
+      </w:r>
+      <w:r>
+        <w:rPr>
+          <w:rFonts w:ascii="Courier New" w:hAnsi="Courier New" w:cs="Courier New"/>
+          <w:color w:val="BCBEC4"/>
+        </w:rPr>
+        <w:t>(</w:t>
+      </w:r>
+      <w:r>
+        <w:rPr>
+          <w:rFonts w:ascii="Courier New" w:hAnsi="Courier New" w:cs="Courier New"/>
+          <w:color w:val="6AAB73"/>
+        </w:rPr>
+        <w:t>"</w:t>
+      </w:r>
+      <w:r>
+        <w:rPr>
+          <w:rFonts w:ascii="Courier New" w:hAnsi="Courier New" w:cs="Courier New"/>
+          <w:color w:val="6AAB73"/>
+        </w:rPr>
+        <w:t>Решение</w:t>
+      </w:r>
+      <w:r>
+        <w:rPr>
+          <w:rFonts w:ascii="Courier New" w:hAnsi="Courier New" w:cs="Courier New"/>
+          <w:color w:val="6AAB73"/>
+        </w:rPr>
+        <w:t xml:space="preserve"> </w:t>
+      </w:r>
+      <w:r>
+        <w:rPr>
+          <w:rFonts w:ascii="Courier New" w:hAnsi="Courier New" w:cs="Courier New"/>
+          <w:color w:val="6AAB73"/>
+        </w:rPr>
+        <w:t>биквадратного</w:t>
+      </w:r>
+      <w:r>
+        <w:rPr>
+          <w:rFonts w:ascii="Courier New" w:hAnsi="Courier New" w:cs="Courier New"/>
+          <w:color w:val="6AAB73"/>
+        </w:rPr>
+        <w:t xml:space="preserve"> </w:t>
+      </w:r>
+      <w:r>
+        <w:rPr>
+          <w:rFonts w:ascii="Courier New" w:hAnsi="Courier New" w:cs="Courier New"/>
+          <w:color w:val="6AAB73"/>
+        </w:rPr>
+        <w:t>уравнения</w:t>
+      </w:r>
+      <w:r>
+        <w:rPr>
+          <w:rFonts w:ascii="Courier New" w:hAnsi="Courier New" w:cs="Courier New"/>
+          <w:color w:val="6AAB73"/>
+        </w:rPr>
+        <w:t>"</w:t>
+      </w:r>
+      <w:r>
+        <w:rPr>
+          <w:rFonts w:ascii="Courier New" w:hAnsi="Courier New" w:cs="Courier New"/>
+          <w:color w:val="BCBEC4"/>
+        </w:rPr>
+        <w:t>)</w:t>
+      </w:r>
+      <w:r>
+        <w:rPr>
+          <w:rFonts w:ascii="Courier New" w:hAnsi="Courier New" w:cs="Courier New"/>
+          <w:color w:val="BCBEC4"/>
+        </w:rPr>
+        <w:br/>
+        <w:t xml:space="preserve">    </w:t>
+      </w:r>
+      <w:r>
+        <w:rPr>
+          <w:rFonts w:ascii="Courier New" w:hAnsi="Courier New" w:cs="Courier New"/>
+          <w:color w:val="8888C6"/>
+          <w:lang w:val="en-US"/>
+        </w:rPr>
+        <w:t>print</w:t>
+      </w:r>
+      <w:r>
+        <w:rPr>
+          <w:rFonts w:ascii="Courier New" w:hAnsi="Courier New" w:cs="Courier New"/>
+          <w:color w:val="BCBEC4"/>
+        </w:rPr>
+        <w:t>(</w:t>
+      </w:r>
+      <w:r>
+        <w:rPr>
+          <w:rFonts w:ascii="Courier New" w:hAnsi="Courier New" w:cs="Courier New"/>
+          <w:color w:val="6AAB73"/>
+        </w:rPr>
+        <w:t>"</w:t>
+      </w:r>
+      <w:r>
+        <w:rPr>
+          <w:rFonts w:ascii="Courier New" w:hAnsi="Courier New" w:cs="Courier New"/>
+          <w:color w:val="6AAB73"/>
+          <w:lang w:val="en-US"/>
+        </w:rPr>
+        <w:t>A</w:t>
+      </w:r>
+      <w:r>
+        <w:rPr>
+          <w:rFonts w:ascii="Courier New" w:hAnsi="Courier New" w:cs="Courier New"/>
+          <w:color w:val="6AAB73"/>
+        </w:rPr>
+        <w:t>*</w:t>
+      </w:r>
+      <w:r>
+        <w:rPr>
+          <w:rFonts w:ascii="Courier New" w:hAnsi="Courier New" w:cs="Courier New"/>
+          <w:color w:val="6AAB73"/>
+          <w:lang w:val="en-US"/>
+        </w:rPr>
+        <w:t>x</w:t>
+      </w:r>
+      <w:r>
+        <w:rPr>
+          <w:rFonts w:ascii="Courier New" w:hAnsi="Courier New" w:cs="Courier New"/>
+          <w:color w:val="6AAB73"/>
+        </w:rPr>
+        <w:t xml:space="preserve">^4 + </w:t>
+      </w:r>
+      <w:r>
+        <w:rPr>
+          <w:rFonts w:ascii="Courier New" w:hAnsi="Courier New" w:cs="Courier New"/>
+          <w:color w:val="6AAB73"/>
+          <w:lang w:val="en-US"/>
+        </w:rPr>
+        <w:t>B</w:t>
+      </w:r>
+      <w:r>
+        <w:rPr>
+          <w:rFonts w:ascii="Courier New" w:hAnsi="Courier New" w:cs="Courier New"/>
+          <w:color w:val="6AAB73"/>
+        </w:rPr>
+        <w:t>*</w:t>
+      </w:r>
+      <w:r>
+        <w:rPr>
+          <w:rFonts w:ascii="Courier New" w:hAnsi="Courier New" w:cs="Courier New"/>
+          <w:color w:val="6AAB73"/>
+          <w:lang w:val="en-US"/>
+        </w:rPr>
+        <w:t>x</w:t>
+      </w:r>
+      <w:r>
+        <w:rPr>
+          <w:rFonts w:ascii="Courier New" w:hAnsi="Courier New" w:cs="Courier New"/>
+          <w:color w:val="6AAB73"/>
+        </w:rPr>
+        <w:t xml:space="preserve">^2 + </w:t>
+      </w:r>
+      <w:r>
+        <w:rPr>
+          <w:rFonts w:ascii="Courier New" w:hAnsi="Courier New" w:cs="Courier New"/>
+          <w:color w:val="6AAB73"/>
+          <w:lang w:val="en-US"/>
+        </w:rPr>
+        <w:t>C</w:t>
+      </w:r>
+      <w:r>
+        <w:rPr>
+          <w:rFonts w:ascii="Courier New" w:hAnsi="Courier New" w:cs="Courier New"/>
+          <w:color w:val="6AAB73"/>
+        </w:rPr>
+        <w:t xml:space="preserve"> = 0"</w:t>
+      </w:r>
+      <w:r>
+        <w:rPr>
+          <w:rFonts w:ascii="Courier New" w:hAnsi="Courier New" w:cs="Courier New"/>
+          <w:color w:val="BCBEC4"/>
+        </w:rPr>
+        <w:t>)</w:t>
+      </w:r>
+      <w:r>
+        <w:rPr>
+          <w:rFonts w:ascii="Courier New" w:hAnsi="Courier New" w:cs="Courier New"/>
+          <w:color w:val="BCBEC4"/>
+        </w:rPr>
+        <w:br/>
+      </w:r>
+      <w:r>
+        <w:rPr>
+          <w:rFonts w:ascii="Courier New" w:hAnsi="Courier New" w:cs="Courier New"/>
+          <w:color w:val="BCBEC4"/>
+        </w:rPr>
+        <w:br/>
+        <w:t xml:space="preserve">    </w:t>
+      </w:r>
+      <w:r>
+        <w:rPr>
+          <w:rFonts w:ascii="Courier New" w:hAnsi="Courier New" w:cs="Courier New"/>
+          <w:color w:val="BCBEC4"/>
+          <w:lang w:val="en-US"/>
+        </w:rPr>
+        <w:t>a</w:t>
+      </w:r>
+      <w:r>
+        <w:rPr>
+          <w:rFonts w:ascii="Courier New" w:hAnsi="Courier New" w:cs="Courier New"/>
+          <w:color w:val="BCBEC4"/>
+        </w:rPr>
+        <w:t xml:space="preserve"> = </w:t>
+      </w:r>
+      <w:proofErr w:type="spellStart"/>
+      <w:r>
+        <w:rPr>
+          <w:rFonts w:ascii="Courier New" w:hAnsi="Courier New" w:cs="Courier New"/>
+          <w:color w:val="BCBEC4"/>
+          <w:lang w:val="en-US"/>
+        </w:rPr>
+        <w:t>get</w:t>
+      </w:r>
+      <w:proofErr w:type="spellEnd"/>
+      <w:r>
+        <w:rPr>
+          <w:rFonts w:ascii="Courier New" w:hAnsi="Courier New" w:cs="Courier New"/>
+          <w:color w:val="BCBEC4"/>
+        </w:rPr>
+        <w:t>_</w:t>
+      </w:r>
+      <w:proofErr w:type="spellStart"/>
+      <w:r>
+        <w:rPr>
+          <w:rFonts w:ascii="Courier New" w:hAnsi="Courier New" w:cs="Courier New"/>
+          <w:color w:val="BCBEC4"/>
+          <w:lang w:val="en-US"/>
+        </w:rPr>
+        <w:t>coefficient</w:t>
+      </w:r>
+      <w:proofErr w:type="spellEnd"/>
+      <w:r>
+        <w:rPr>
+          <w:rFonts w:ascii="Courier New" w:hAnsi="Courier New" w:cs="Courier New"/>
+          <w:color w:val="BCBEC4"/>
+        </w:rPr>
+        <w:t>(</w:t>
+      </w:r>
+      <w:r>
+        <w:rPr>
+          <w:rFonts w:ascii="Courier New" w:hAnsi="Courier New" w:cs="Courier New"/>
+          <w:color w:val="2AACB8"/>
+        </w:rPr>
+        <w:t>1</w:t>
+      </w:r>
+      <w:r>
+        <w:rPr>
+          <w:rFonts w:ascii="Courier New" w:hAnsi="Courier New" w:cs="Courier New"/>
+          <w:color w:val="BCBEC4"/>
+        </w:rPr>
+        <w:t xml:space="preserve">, </w:t>
+      </w:r>
+      <w:r>
+        <w:rPr>
+          <w:rFonts w:ascii="Courier New" w:hAnsi="Courier New" w:cs="Courier New"/>
+          <w:color w:val="6AAB73"/>
+        </w:rPr>
+        <w:t>"</w:t>
+      </w:r>
+      <w:r>
+        <w:rPr>
+          <w:rFonts w:ascii="Courier New" w:hAnsi="Courier New" w:cs="Courier New"/>
+          <w:color w:val="6AAB73"/>
+          <w:lang w:val="en-US"/>
+        </w:rPr>
+        <w:t>A</w:t>
+      </w:r>
+      <w:r>
+        <w:rPr>
+          <w:rFonts w:ascii="Courier New" w:hAnsi="Courier New" w:cs="Courier New"/>
+          <w:color w:val="6AAB73"/>
+        </w:rPr>
+        <w:t>"</w:t>
+      </w:r>
+      <w:r>
+        <w:rPr>
+          <w:rFonts w:ascii="Courier New" w:hAnsi="Courier New" w:cs="Courier New"/>
+          <w:color w:val="BCBEC4"/>
+        </w:rPr>
+        <w:t xml:space="preserve">, </w:t>
+      </w:r>
+      <w:proofErr w:type="spellStart"/>
+      <w:r>
+        <w:rPr>
+          <w:rFonts w:ascii="Courier New" w:hAnsi="Courier New" w:cs="Courier New"/>
+          <w:color w:val="AA4926"/>
+          <w:lang w:val="en-US"/>
+        </w:rPr>
+        <w:t>non</w:t>
+      </w:r>
+      <w:proofErr w:type="spellEnd"/>
+      <w:r>
+        <w:rPr>
+          <w:rFonts w:ascii="Courier New" w:hAnsi="Courier New" w:cs="Courier New"/>
+          <w:color w:val="AA4926"/>
+        </w:rPr>
+        <w:t>_</w:t>
+      </w:r>
+      <w:proofErr w:type="spellStart"/>
+      <w:r>
+        <w:rPr>
+          <w:rFonts w:ascii="Courier New" w:hAnsi="Courier New" w:cs="Courier New"/>
+          <w:color w:val="AA4926"/>
+          <w:lang w:val="en-US"/>
+        </w:rPr>
+        <w:t>zero</w:t>
+      </w:r>
+      <w:proofErr w:type="spellEnd"/>
+      <w:r>
+        <w:rPr>
+          <w:rFonts w:ascii="Courier New" w:hAnsi="Courier New" w:cs="Courier New"/>
+          <w:color w:val="BCBEC4"/>
+        </w:rPr>
+        <w:t>=</w:t>
+      </w:r>
+      <w:r>
+        <w:rPr>
+          <w:rFonts w:ascii="Courier New" w:hAnsi="Courier New" w:cs="Courier New"/>
+          <w:color w:val="CF8E6D"/>
+          <w:lang w:val="en-US"/>
+        </w:rPr>
+        <w:t>True</w:t>
+      </w:r>
+      <w:r>
+        <w:rPr>
+          <w:rFonts w:ascii="Courier New" w:hAnsi="Courier New" w:cs="Courier New"/>
+          <w:color w:val="BCBEC4"/>
+        </w:rPr>
+        <w:t>)</w:t>
+      </w:r>
+      <w:r>
+        <w:rPr>
+          <w:rFonts w:ascii="Courier New" w:hAnsi="Courier New" w:cs="Courier New"/>
+          <w:color w:val="BCBEC4"/>
+        </w:rPr>
+        <w:br/>
+        <w:t xml:space="preserve">    </w:t>
+      </w:r>
+      <w:r>
+        <w:rPr>
+          <w:rFonts w:ascii="Courier New" w:hAnsi="Courier New" w:cs="Courier New"/>
+          <w:color w:val="BCBEC4"/>
+          <w:lang w:val="en-US"/>
+        </w:rPr>
+        <w:t>b</w:t>
+      </w:r>
+      <w:r>
+        <w:rPr>
+          <w:rFonts w:ascii="Courier New" w:hAnsi="Courier New" w:cs="Courier New"/>
+          <w:color w:val="BCBEC4"/>
+        </w:rPr>
+        <w:t xml:space="preserve"> = </w:t>
+      </w:r>
+      <w:proofErr w:type="spellStart"/>
+      <w:r>
+        <w:rPr>
+          <w:rFonts w:ascii="Courier New" w:hAnsi="Courier New" w:cs="Courier New"/>
+          <w:color w:val="BCBEC4"/>
+          <w:lang w:val="en-US"/>
+        </w:rPr>
+        <w:t>get</w:t>
+      </w:r>
+      <w:proofErr w:type="spellEnd"/>
+      <w:r>
+        <w:rPr>
+          <w:rFonts w:ascii="Courier New" w:hAnsi="Courier New" w:cs="Courier New"/>
+          <w:color w:val="BCBEC4"/>
+        </w:rPr>
+        <w:t>_</w:t>
+      </w:r>
+      <w:proofErr w:type="spellStart"/>
+      <w:r>
+        <w:rPr>
+          <w:rFonts w:ascii="Courier New" w:hAnsi="Courier New" w:cs="Courier New"/>
+          <w:color w:val="BCBEC4"/>
+          <w:lang w:val="en-US"/>
+        </w:rPr>
+        <w:t>coefficient</w:t>
+      </w:r>
+      <w:proofErr w:type="spellEnd"/>
+      <w:r>
+        <w:rPr>
+          <w:rFonts w:ascii="Courier New" w:hAnsi="Courier New" w:cs="Courier New"/>
+          <w:color w:val="BCBEC4"/>
+        </w:rPr>
+        <w:t>(</w:t>
+      </w:r>
+      <w:r>
+        <w:rPr>
+          <w:rFonts w:ascii="Courier New" w:hAnsi="Courier New" w:cs="Courier New"/>
+          <w:color w:val="2AACB8"/>
+        </w:rPr>
+        <w:t>2</w:t>
+      </w:r>
+      <w:r>
+        <w:rPr>
+          <w:rFonts w:ascii="Courier New" w:hAnsi="Courier New" w:cs="Courier New"/>
+          <w:color w:val="BCBEC4"/>
+        </w:rPr>
+        <w:t xml:space="preserve">, </w:t>
+      </w:r>
+      <w:r>
+        <w:rPr>
+          <w:rFonts w:ascii="Courier New" w:hAnsi="Courier New" w:cs="Courier New"/>
+          <w:color w:val="6AAB73"/>
+        </w:rPr>
+        <w:t>"</w:t>
+      </w:r>
+      <w:r>
+        <w:rPr>
+          <w:rFonts w:ascii="Courier New" w:hAnsi="Courier New" w:cs="Courier New"/>
+          <w:color w:val="6AAB73"/>
+          <w:lang w:val="en-US"/>
+        </w:rPr>
+        <w:t>B</w:t>
+      </w:r>
+      <w:r>
+        <w:rPr>
+          <w:rFonts w:ascii="Courier New" w:hAnsi="Courier New" w:cs="Courier New"/>
+          <w:color w:val="6AAB73"/>
+        </w:rPr>
+        <w:t>"</w:t>
+      </w:r>
+      <w:r>
+        <w:rPr>
+          <w:rFonts w:ascii="Courier New" w:hAnsi="Courier New" w:cs="Courier New"/>
+          <w:color w:val="BCBEC4"/>
+        </w:rPr>
+        <w:t>)</w:t>
+      </w:r>
+      <w:r>
+        <w:rPr>
+          <w:rFonts w:ascii="Courier New" w:hAnsi="Courier New" w:cs="Courier New"/>
+          <w:color w:val="BCBEC4"/>
+        </w:rPr>
+        <w:br/>
+        <w:t xml:space="preserve">    </w:t>
+      </w:r>
+      <w:r>
+        <w:rPr>
+          <w:rFonts w:ascii="Courier New" w:hAnsi="Courier New" w:cs="Courier New"/>
+          <w:color w:val="BCBEC4"/>
+          <w:lang w:val="en-US"/>
+        </w:rPr>
+        <w:t>c</w:t>
+      </w:r>
+      <w:r>
+        <w:rPr>
+          <w:rFonts w:ascii="Courier New" w:hAnsi="Courier New" w:cs="Courier New"/>
+          <w:color w:val="BCBEC4"/>
+        </w:rPr>
+        <w:t xml:space="preserve"> = </w:t>
+      </w:r>
+      <w:proofErr w:type="spellStart"/>
+      <w:r>
+        <w:rPr>
+          <w:rFonts w:ascii="Courier New" w:hAnsi="Courier New" w:cs="Courier New"/>
+          <w:color w:val="BCBEC4"/>
+          <w:lang w:val="en-US"/>
+        </w:rPr>
+        <w:t>get</w:t>
+      </w:r>
+      <w:proofErr w:type="spellEnd"/>
+      <w:r>
+        <w:rPr>
+          <w:rFonts w:ascii="Courier New" w:hAnsi="Courier New" w:cs="Courier New"/>
+          <w:color w:val="BCBEC4"/>
+        </w:rPr>
+        <w:t>_</w:t>
+      </w:r>
+      <w:proofErr w:type="spellStart"/>
+      <w:r>
+        <w:rPr>
+          <w:rFonts w:ascii="Courier New" w:hAnsi="Courier New" w:cs="Courier New"/>
+          <w:color w:val="BCBEC4"/>
+          <w:lang w:val="en-US"/>
+        </w:rPr>
+        <w:t>coefficient</w:t>
+      </w:r>
+      <w:proofErr w:type="spellEnd"/>
+      <w:r>
+        <w:rPr>
+          <w:rFonts w:ascii="Courier New" w:hAnsi="Courier New" w:cs="Courier New"/>
+          <w:color w:val="BCBEC4"/>
+        </w:rPr>
+        <w:t>(</w:t>
+      </w:r>
+      <w:r>
+        <w:rPr>
+          <w:rFonts w:ascii="Courier New" w:hAnsi="Courier New" w:cs="Courier New"/>
+          <w:color w:val="2AACB8"/>
+        </w:rPr>
+        <w:t>3</w:t>
+      </w:r>
+      <w:r>
+        <w:rPr>
+          <w:rFonts w:ascii="Courier New" w:hAnsi="Courier New" w:cs="Courier New"/>
+          <w:color w:val="BCBEC4"/>
+        </w:rPr>
+        <w:t xml:space="preserve">, </w:t>
+      </w:r>
+      <w:r>
+        <w:rPr>
+          <w:rFonts w:ascii="Courier New" w:hAnsi="Courier New" w:cs="Courier New"/>
+          <w:color w:val="6AAB73"/>
+        </w:rPr>
+        <w:t>"</w:t>
+      </w:r>
+      <w:r>
+        <w:rPr>
+          <w:rFonts w:ascii="Courier New" w:hAnsi="Courier New" w:cs="Courier New"/>
+          <w:color w:val="6AAB73"/>
+          <w:lang w:val="en-US"/>
+        </w:rPr>
+        <w:t>C</w:t>
+      </w:r>
+      <w:r>
+        <w:rPr>
+          <w:rFonts w:ascii="Courier New" w:hAnsi="Courier New" w:cs="Courier New"/>
+          <w:color w:val="6AAB73"/>
+        </w:rPr>
+        <w:t>"</w:t>
+      </w:r>
+      <w:r>
+        <w:rPr>
+          <w:rFonts w:ascii="Courier New" w:hAnsi="Courier New" w:cs="Courier New"/>
+          <w:color w:val="BCBEC4"/>
+        </w:rPr>
+        <w:t>)</w:t>
+      </w:r>
+      <w:r>
+        <w:rPr>
+          <w:rFonts w:ascii="Courier New" w:hAnsi="Courier New" w:cs="Courier New"/>
+          <w:color w:val="BCBEC4"/>
+        </w:rPr>
+        <w:br/>
+      </w:r>
+      <w:r>
+        <w:rPr>
+          <w:rFonts w:ascii="Courier New" w:hAnsi="Courier New" w:cs="Courier New"/>
+          <w:color w:val="BCBEC4"/>
+        </w:rPr>
+        <w:br/>
+        <w:t xml:space="preserve">    </w:t>
+      </w:r>
+      <w:r>
+        <w:rPr>
+          <w:rFonts w:ascii="Courier New" w:hAnsi="Courier New" w:cs="Courier New"/>
+          <w:color w:val="BCBEC4"/>
+          <w:lang w:val="en-US"/>
+        </w:rPr>
+        <w:t>roots</w:t>
+      </w:r>
+      <w:r>
+        <w:rPr>
+          <w:rFonts w:ascii="Courier New" w:hAnsi="Courier New" w:cs="Courier New"/>
+          <w:color w:val="BCBEC4"/>
+        </w:rPr>
+        <w:t xml:space="preserve"> = </w:t>
+      </w:r>
+      <w:proofErr w:type="spellStart"/>
+      <w:r>
+        <w:rPr>
+          <w:rFonts w:ascii="Courier New" w:hAnsi="Courier New" w:cs="Courier New"/>
+          <w:color w:val="BCBEC4"/>
+          <w:lang w:val="en-US"/>
+        </w:rPr>
+        <w:t>solve</w:t>
+      </w:r>
+      <w:proofErr w:type="spellEnd"/>
+      <w:r>
+        <w:rPr>
+          <w:rFonts w:ascii="Courier New" w:hAnsi="Courier New" w:cs="Courier New"/>
+          <w:color w:val="BCBEC4"/>
+        </w:rPr>
+        <w:t>_</w:t>
+      </w:r>
+      <w:proofErr w:type="spellStart"/>
+      <w:r>
+        <w:rPr>
+          <w:rFonts w:ascii="Courier New" w:hAnsi="Courier New" w:cs="Courier New"/>
+          <w:color w:val="BCBEC4"/>
+          <w:lang w:val="en-US"/>
+        </w:rPr>
+        <w:t>biquadratic</w:t>
+      </w:r>
+      <w:proofErr w:type="spellEnd"/>
+      <w:r>
+        <w:rPr>
+          <w:rFonts w:ascii="Courier New" w:hAnsi="Courier New" w:cs="Courier New"/>
+          <w:color w:val="BCBEC4"/>
+        </w:rPr>
+        <w:t>(</w:t>
+      </w:r>
+      <w:r>
+        <w:rPr>
+          <w:rFonts w:ascii="Courier New" w:hAnsi="Courier New" w:cs="Courier New"/>
+          <w:color w:val="BCBEC4"/>
+          <w:lang w:val="en-US"/>
+        </w:rPr>
+        <w:t>a</w:t>
+      </w:r>
+      <w:r>
+        <w:rPr>
+          <w:rFonts w:ascii="Courier New" w:hAnsi="Courier New" w:cs="Courier New"/>
+          <w:color w:val="BCBEC4"/>
+        </w:rPr>
+        <w:t xml:space="preserve">, </w:t>
+      </w:r>
+      <w:r>
+        <w:rPr>
+          <w:rFonts w:ascii="Courier New" w:hAnsi="Courier New" w:cs="Courier New"/>
+          <w:color w:val="BCBEC4"/>
+          <w:lang w:val="en-US"/>
+        </w:rPr>
+        <w:t>b</w:t>
+      </w:r>
+      <w:r>
+        <w:rPr>
+          <w:rFonts w:ascii="Courier New" w:hAnsi="Courier New" w:cs="Courier New"/>
+          <w:color w:val="BCBEC4"/>
+        </w:rPr>
+        <w:t xml:space="preserve">, </w:t>
+      </w:r>
+      <w:r>
+        <w:rPr>
+          <w:rFonts w:ascii="Courier New" w:hAnsi="Courier New" w:cs="Courier New"/>
+          <w:color w:val="BCBEC4"/>
+          <w:lang w:val="en-US"/>
+        </w:rPr>
+        <w:t>c</w:t>
+      </w:r>
+      <w:r>
+        <w:rPr>
+          <w:rFonts w:ascii="Courier New" w:hAnsi="Courier New" w:cs="Courier New"/>
+          <w:color w:val="BCBEC4"/>
+        </w:rPr>
+        <w:t>)</w:t>
+      </w:r>
+      <w:r>
+        <w:rPr>
+          <w:rFonts w:ascii="Courier New" w:hAnsi="Courier New" w:cs="Courier New"/>
+          <w:color w:val="BCBEC4"/>
+        </w:rPr>
+        <w:br/>
+      </w:r>
+      <w:r>
+        <w:rPr>
+          <w:rFonts w:ascii="Courier New" w:hAnsi="Courier New" w:cs="Courier New"/>
+          <w:color w:val="BCBEC4"/>
+        </w:rPr>
+        <w:br/>
+        <w:t xml:space="preserve">    </w:t>
+      </w:r>
+      <w:r>
+        <w:rPr>
+          <w:rFonts w:ascii="Courier New" w:hAnsi="Courier New" w:cs="Courier New"/>
+          <w:color w:val="CF8E6D"/>
+          <w:lang w:val="en-US"/>
+        </w:rPr>
+        <w:t>if</w:t>
+      </w:r>
+      <w:r>
+        <w:rPr>
+          <w:rFonts w:ascii="Courier New" w:hAnsi="Courier New" w:cs="Courier New"/>
+          <w:color w:val="CF8E6D"/>
+        </w:rPr>
+        <w:t xml:space="preserve"> </w:t>
+      </w:r>
+      <w:proofErr w:type="spellStart"/>
+      <w:r>
+        <w:rPr>
+          <w:rFonts w:ascii="Courier New" w:hAnsi="Courier New" w:cs="Courier New"/>
+          <w:color w:val="8888C6"/>
+          <w:lang w:val="en-US"/>
+        </w:rPr>
+        <w:t>len</w:t>
+      </w:r>
+      <w:proofErr w:type="spellEnd"/>
+      <w:r>
+        <w:rPr>
+          <w:rFonts w:ascii="Courier New" w:hAnsi="Courier New" w:cs="Courier New"/>
+          <w:color w:val="BCBEC4"/>
+        </w:rPr>
+        <w:t>(</w:t>
+      </w:r>
+      <w:r>
+        <w:rPr>
+          <w:rFonts w:ascii="Courier New" w:hAnsi="Courier New" w:cs="Courier New"/>
+          <w:color w:val="BCBEC4"/>
+          <w:lang w:val="en-US"/>
+        </w:rPr>
+        <w:t>roots</w:t>
+      </w:r>
+      <w:r>
+        <w:rPr>
+          <w:rFonts w:ascii="Courier New" w:hAnsi="Courier New" w:cs="Courier New"/>
+          <w:color w:val="BCBEC4"/>
+        </w:rPr>
+        <w:t xml:space="preserve">) == </w:t>
+      </w:r>
+      <w:r>
+        <w:rPr>
+          <w:rFonts w:ascii="Courier New" w:hAnsi="Courier New" w:cs="Courier New"/>
+          <w:color w:val="2AACB8"/>
+        </w:rPr>
+        <w:t>0</w:t>
+      </w:r>
+      <w:r>
+        <w:rPr>
+          <w:rFonts w:ascii="Courier New" w:hAnsi="Courier New" w:cs="Courier New"/>
+          <w:color w:val="BCBEC4"/>
         </w:rPr>
         <w:t>:</w:t>
       </w:r>
@@ -2702,10 +5721,9 @@
         <w:rPr>
           <w:rFonts w:ascii="Courier New" w:hAnsi="Courier New" w:cs="Courier New"/>
           <w:color w:val="BCBEC4"/>
-          <w:lang w:val="en-US"/>
-        </w:rPr>
-        <w:br/>
-        <w:t xml:space="preserve">            </w:t>
+        </w:rPr>
+        <w:br/>
+        <w:t xml:space="preserve">        </w:t>
       </w:r>
       <w:r>
         <w:rPr>
@@ -2719,39 +5737,27 @@
         <w:rPr>
           <w:rFonts w:ascii="Courier New" w:hAnsi="Courier New" w:cs="Courier New"/>
           <w:color w:val="BCBEC4"/>
-          <w:lang w:val="en-US"/>
         </w:rPr>
         <w:t>(</w:t>
       </w:r>
       <w:r>
         <w:rPr>
           <w:rFonts w:ascii="Courier New" w:hAnsi="Courier New" w:cs="Courier New"/>
-          <w:color w:val="BCBEC4"/>
-          <w:lang w:val="en-US"/>
-        </w:rPr>
-        <w:br/>
-        <w:t xml:space="preserve">                </w:t>
-      </w:r>
-      <w:r>
-        <w:rPr>
-          <w:rFonts w:ascii="Courier New" w:hAnsi="Courier New" w:cs="Courier New"/>
-          <w:color w:val="6AAB73"/>
-          <w:lang w:val="en-US"/>
-        </w:rPr>
-        <w:t>f"</w:t>
-      </w:r>
-      <w:r>
-        <w:rPr>
-          <w:rFonts w:ascii="Courier New" w:hAnsi="Courier New" w:cs="Courier New"/>
-          <w:color w:val="6AAB73"/>
-        </w:rPr>
-        <w:t>Некорректное</w:t>
-      </w:r>
-      <w:r>
-        <w:rPr>
-          <w:rFonts w:ascii="Courier New" w:hAnsi="Courier New" w:cs="Courier New"/>
-          <w:color w:val="6AAB73"/>
-          <w:lang w:val="en-US"/>
+          <w:color w:val="6AAB73"/>
+        </w:rPr>
+        <w:t>"</w:t>
+      </w:r>
+      <w:r>
+        <w:rPr>
+          <w:rFonts w:ascii="Courier New" w:hAnsi="Courier New" w:cs="Courier New"/>
+          <w:color w:val="6AAB73"/>
+        </w:rPr>
+        <w:t>Действительных</w:t>
+      </w:r>
+      <w:r>
+        <w:rPr>
+          <w:rFonts w:ascii="Courier New" w:hAnsi="Courier New" w:cs="Courier New"/>
+          <w:color w:val="6AAB73"/>
         </w:rPr>
         <w:t xml:space="preserve"> </w:t>
       </w:r>
@@ -2760,13 +5766,12 @@
           <w:rFonts w:ascii="Courier New" w:hAnsi="Courier New" w:cs="Courier New"/>
           <w:color w:val="6AAB73"/>
         </w:rPr>
-        <w:t>значение</w:t>
-      </w:r>
-      <w:r>
-        <w:rPr>
-          <w:rFonts w:ascii="Courier New" w:hAnsi="Courier New" w:cs="Courier New"/>
-          <w:color w:val="6AAB73"/>
-          <w:lang w:val="en-US"/>
+        <w:t>корней</w:t>
+      </w:r>
+      <w:r>
+        <w:rPr>
+          <w:rFonts w:ascii="Courier New" w:hAnsi="Courier New" w:cs="Courier New"/>
+          <w:color w:val="6AAB73"/>
         </w:rPr>
         <w:t xml:space="preserve"> </w:t>
       </w:r>
@@ -2775,116 +5780,19 @@
           <w:rFonts w:ascii="Courier New" w:hAnsi="Courier New" w:cs="Courier New"/>
           <w:color w:val="6AAB73"/>
         </w:rPr>
-        <w:t>для</w:t>
-      </w:r>
-      <w:r>
-        <w:rPr>
-          <w:rFonts w:ascii="Courier New" w:hAnsi="Courier New" w:cs="Courier New"/>
-          <w:color w:val="6AAB73"/>
-          <w:lang w:val="en-US"/>
-        </w:rPr>
-        <w:t xml:space="preserve"> </w:t>
-      </w:r>
-      <w:r>
-        <w:rPr>
-          <w:rFonts w:ascii="Courier New" w:hAnsi="Courier New" w:cs="Courier New"/>
-          <w:color w:val="6AAB73"/>
-        </w:rPr>
-        <w:t>коэффициента</w:t>
-      </w:r>
-      <w:r>
-        <w:rPr>
-          <w:rFonts w:ascii="Courier New" w:hAnsi="Courier New" w:cs="Courier New"/>
-          <w:color w:val="6AAB73"/>
-          <w:lang w:val="en-US"/>
-        </w:rPr>
-        <w:t xml:space="preserve"> </w:t>
-      </w:r>
-      <w:r>
-        <w:rPr>
-          <w:rFonts w:ascii="Courier New" w:hAnsi="Courier New" w:cs="Courier New"/>
-          <w:color w:val="CF8E6D"/>
-          <w:lang w:val="en-US"/>
-        </w:rPr>
-        <w:t>{</w:t>
-      </w:r>
-      <w:r>
-        <w:rPr>
-          <w:rFonts w:ascii="Courier New" w:hAnsi="Courier New" w:cs="Courier New"/>
-          <w:color w:val="BCBEC4"/>
-          <w:lang w:val="en-US"/>
-        </w:rPr>
-        <w:t>name</w:t>
-      </w:r>
-      <w:r>
-        <w:rPr>
-          <w:rFonts w:ascii="Courier New" w:hAnsi="Courier New" w:cs="Courier New"/>
-          <w:color w:val="CF8E6D"/>
-          <w:lang w:val="en-US"/>
-        </w:rPr>
-        <w:t>}</w:t>
-      </w:r>
-      <w:r>
-        <w:rPr>
-          <w:rFonts w:ascii="Courier New" w:hAnsi="Courier New" w:cs="Courier New"/>
-          <w:color w:val="6AAB73"/>
-          <w:lang w:val="en-US"/>
-        </w:rPr>
-        <w:t>. "</w:t>
-      </w:r>
-      <w:r>
-        <w:rPr>
-          <w:rFonts w:ascii="Courier New" w:hAnsi="Courier New" w:cs="Courier New"/>
-          <w:color w:val="6AAB73"/>
-          <w:lang w:val="en-US"/>
-        </w:rPr>
-        <w:br/>
-        <w:t xml:space="preserve">                "</w:t>
-      </w:r>
-      <w:r>
-        <w:rPr>
-          <w:rFonts w:ascii="Courier New" w:hAnsi="Courier New" w:cs="Courier New"/>
-          <w:color w:val="6AAB73"/>
-        </w:rPr>
-        <w:t>Попробуйте</w:t>
-      </w:r>
-      <w:r>
-        <w:rPr>
-          <w:rFonts w:ascii="Courier New" w:hAnsi="Courier New" w:cs="Courier New"/>
-          <w:color w:val="6AAB73"/>
-          <w:lang w:val="en-US"/>
-        </w:rPr>
-        <w:t xml:space="preserve"> </w:t>
-      </w:r>
-      <w:r>
-        <w:rPr>
-          <w:rFonts w:ascii="Courier New" w:hAnsi="Courier New" w:cs="Courier New"/>
-          <w:color w:val="6AAB73"/>
-        </w:rPr>
-        <w:t>снова</w:t>
-      </w:r>
-      <w:r>
-        <w:rPr>
-          <w:rFonts w:ascii="Courier New" w:hAnsi="Courier New" w:cs="Courier New"/>
-          <w:color w:val="6AAB73"/>
-          <w:lang w:val="en-US"/>
+        <w:t>нет</w:t>
+      </w:r>
+      <w:r>
+        <w:rPr>
+          <w:rFonts w:ascii="Courier New" w:hAnsi="Courier New" w:cs="Courier New"/>
+          <w:color w:val="6AAB73"/>
         </w:rPr>
         <w:t>."</w:t>
       </w:r>
       <w:r>
         <w:rPr>
           <w:rFonts w:ascii="Courier New" w:hAnsi="Courier New" w:cs="Courier New"/>
-          <w:color w:val="6AAB73"/>
-          <w:lang w:val="en-US"/>
-        </w:rPr>
-        <w:br/>
-        <w:t xml:space="preserve">            </w:t>
-      </w:r>
-      <w:r>
-        <w:rPr>
-          <w:rFonts w:ascii="Courier New" w:hAnsi="Courier New" w:cs="Courier New"/>
-          <w:color w:val="BCBEC4"/>
-          <w:lang w:val="en-US"/>
+          <w:color w:val="BCBEC4"/>
         </w:rPr>
         <w:t>)</w:t>
       </w:r>
@@ -2892,1808 +5800,6 @@
         <w:rPr>
           <w:rFonts w:ascii="Courier New" w:hAnsi="Courier New" w:cs="Courier New"/>
           <w:color w:val="BCBEC4"/>
-          <w:lang w:val="en-US"/>
-        </w:rPr>
-        <w:br/>
-      </w:r>
-      <w:r>
-        <w:rPr>
-          <w:rFonts w:ascii="Courier New" w:hAnsi="Courier New" w:cs="Courier New"/>
-          <w:color w:val="BCBEC4"/>
-          <w:lang w:val="en-US"/>
-        </w:rPr>
-        <w:br/>
-      </w:r>
-      <w:r>
-        <w:rPr>
-          <w:rFonts w:ascii="Courier New" w:hAnsi="Courier New" w:cs="Courier New"/>
-          <w:color w:val="BCBEC4"/>
-          <w:lang w:val="en-US"/>
-        </w:rPr>
-        <w:br/>
-      </w:r>
-      <w:r>
-        <w:rPr>
-          <w:rFonts w:ascii="Courier New" w:hAnsi="Courier New" w:cs="Courier New"/>
-          <w:color w:val="CF8E6D"/>
-          <w:lang w:val="en-US"/>
-        </w:rPr>
-        <w:t xml:space="preserve">def </w:t>
-      </w:r>
-      <w:proofErr w:type="spellStart"/>
-      <w:r>
-        <w:rPr>
-          <w:rFonts w:ascii="Courier New" w:hAnsi="Courier New" w:cs="Courier New"/>
-          <w:color w:val="56A8F5"/>
-          <w:lang w:val="en-US"/>
-        </w:rPr>
-        <w:t>solve_biquadratic</w:t>
-      </w:r>
-      <w:proofErr w:type="spellEnd"/>
-      <w:r>
-        <w:rPr>
-          <w:rFonts w:ascii="Courier New" w:hAnsi="Courier New" w:cs="Courier New"/>
-          <w:color w:val="BCBEC4"/>
-          <w:lang w:val="en-US"/>
-        </w:rPr>
-        <w:t>(a, b, c):</w:t>
-      </w:r>
-      <w:r>
-        <w:rPr>
-          <w:rFonts w:ascii="Courier New" w:hAnsi="Courier New" w:cs="Courier New"/>
-          <w:color w:val="BCBEC4"/>
-          <w:lang w:val="en-US"/>
-        </w:rPr>
-        <w:br/>
-        <w:t xml:space="preserve">    </w:t>
-      </w:r>
-      <w:r>
-        <w:rPr>
-          <w:rFonts w:ascii="Courier New" w:hAnsi="Courier New" w:cs="Courier New"/>
-          <w:color w:val="7A7E85"/>
-          <w:lang w:val="en-US"/>
-        </w:rPr>
-        <w:t xml:space="preserve"># </w:t>
-      </w:r>
-      <w:r>
-        <w:rPr>
-          <w:rFonts w:ascii="Courier New" w:hAnsi="Courier New" w:cs="Courier New"/>
-          <w:color w:val="7A7E85"/>
-        </w:rPr>
-        <w:t>Биквадратное</w:t>
-      </w:r>
-      <w:r>
-        <w:rPr>
-          <w:rFonts w:ascii="Courier New" w:hAnsi="Courier New" w:cs="Courier New"/>
-          <w:color w:val="7A7E85"/>
-          <w:lang w:val="en-US"/>
-        </w:rPr>
-        <w:t xml:space="preserve"> </w:t>
-      </w:r>
-      <w:r>
-        <w:rPr>
-          <w:rFonts w:ascii="Courier New" w:hAnsi="Courier New" w:cs="Courier New"/>
-          <w:color w:val="7A7E85"/>
-        </w:rPr>
-        <w:t>уравнение</w:t>
-      </w:r>
-      <w:r>
-        <w:rPr>
-          <w:rFonts w:ascii="Courier New" w:hAnsi="Courier New" w:cs="Courier New"/>
-          <w:color w:val="7A7E85"/>
-          <w:lang w:val="en-US"/>
-        </w:rPr>
-        <w:t>:</w:t>
-      </w:r>
-      <w:r>
-        <w:rPr>
-          <w:rFonts w:ascii="Courier New" w:hAnsi="Courier New" w:cs="Courier New"/>
-          <w:color w:val="7A7E85"/>
-          <w:lang w:val="en-US"/>
-        </w:rPr>
-        <w:br/>
-        <w:t xml:space="preserve">    # A*x^4 + B*x^2 + C = 0</w:t>
-      </w:r>
-      <w:r>
-        <w:rPr>
-          <w:rFonts w:ascii="Courier New" w:hAnsi="Courier New" w:cs="Courier New"/>
-          <w:color w:val="7A7E85"/>
-          <w:lang w:val="en-US"/>
-        </w:rPr>
-        <w:br/>
-        <w:t xml:space="preserve">    #</w:t>
-      </w:r>
-      <w:r>
-        <w:rPr>
-          <w:rFonts w:ascii="Courier New" w:hAnsi="Courier New" w:cs="Courier New"/>
-          <w:color w:val="7A7E85"/>
-          <w:lang w:val="en-US"/>
-        </w:rPr>
-        <w:br/>
-        <w:t xml:space="preserve">    # </w:t>
-      </w:r>
-      <w:r>
-        <w:rPr>
-          <w:rFonts w:ascii="Courier New" w:hAnsi="Courier New" w:cs="Courier New"/>
-          <w:color w:val="7A7E85"/>
-        </w:rPr>
-        <w:t>Делаем</w:t>
-      </w:r>
-      <w:r>
-        <w:rPr>
-          <w:rFonts w:ascii="Courier New" w:hAnsi="Courier New" w:cs="Courier New"/>
-          <w:color w:val="7A7E85"/>
-          <w:lang w:val="en-US"/>
-        </w:rPr>
-        <w:t xml:space="preserve"> </w:t>
-      </w:r>
-      <w:r>
-        <w:rPr>
-          <w:rFonts w:ascii="Courier New" w:hAnsi="Courier New" w:cs="Courier New"/>
-          <w:color w:val="7A7E85"/>
-        </w:rPr>
-        <w:t>замену</w:t>
-      </w:r>
-      <w:r>
-        <w:rPr>
-          <w:rFonts w:ascii="Courier New" w:hAnsi="Courier New" w:cs="Courier New"/>
-          <w:color w:val="7A7E85"/>
-          <w:lang w:val="en-US"/>
-        </w:rPr>
-        <w:t>:</w:t>
-      </w:r>
-      <w:r>
-        <w:rPr>
-          <w:rFonts w:ascii="Courier New" w:hAnsi="Courier New" w:cs="Courier New"/>
-          <w:color w:val="7A7E85"/>
-          <w:lang w:val="en-US"/>
-        </w:rPr>
-        <w:br/>
-        <w:t xml:space="preserve">    # y = x^2</w:t>
-      </w:r>
-      <w:r>
-        <w:rPr>
-          <w:rFonts w:ascii="Courier New" w:hAnsi="Courier New" w:cs="Courier New"/>
-          <w:color w:val="7A7E85"/>
-          <w:lang w:val="en-US"/>
-        </w:rPr>
-        <w:br/>
-        <w:t xml:space="preserve">    #</w:t>
-      </w:r>
-      <w:r>
-        <w:rPr>
-          <w:rFonts w:ascii="Courier New" w:hAnsi="Courier New" w:cs="Courier New"/>
-          <w:color w:val="7A7E85"/>
-          <w:lang w:val="en-US"/>
-        </w:rPr>
-        <w:br/>
-        <w:t xml:space="preserve">    # </w:t>
-      </w:r>
-      <w:r>
-        <w:rPr>
-          <w:rFonts w:ascii="Courier New" w:hAnsi="Courier New" w:cs="Courier New"/>
-          <w:color w:val="7A7E85"/>
-        </w:rPr>
-        <w:t>Получаем</w:t>
-      </w:r>
-      <w:r>
-        <w:rPr>
-          <w:rFonts w:ascii="Courier New" w:hAnsi="Courier New" w:cs="Courier New"/>
-          <w:color w:val="7A7E85"/>
-          <w:lang w:val="en-US"/>
-        </w:rPr>
-        <w:t>:</w:t>
-      </w:r>
-      <w:r>
-        <w:rPr>
-          <w:rFonts w:ascii="Courier New" w:hAnsi="Courier New" w:cs="Courier New"/>
-          <w:color w:val="7A7E85"/>
-          <w:lang w:val="en-US"/>
-        </w:rPr>
-        <w:br/>
-        <w:t xml:space="preserve">    # A*y^2 + B*y + C = 0</w:t>
-      </w:r>
-      <w:r>
-        <w:rPr>
-          <w:rFonts w:ascii="Courier New" w:hAnsi="Courier New" w:cs="Courier New"/>
-          <w:color w:val="7A7E85"/>
-          <w:lang w:val="en-US"/>
-        </w:rPr>
-        <w:br/>
-      </w:r>
-      <w:r>
-        <w:rPr>
-          <w:rFonts w:ascii="Courier New" w:hAnsi="Courier New" w:cs="Courier New"/>
-          <w:color w:val="7A7E85"/>
-          <w:lang w:val="en-US"/>
-        </w:rPr>
-        <w:br/>
-        <w:t xml:space="preserve">    </w:t>
-      </w:r>
-      <w:r>
-        <w:rPr>
-          <w:rFonts w:ascii="Courier New" w:hAnsi="Courier New" w:cs="Courier New"/>
-          <w:color w:val="BCBEC4"/>
-          <w:lang w:val="en-US"/>
-        </w:rPr>
-        <w:t xml:space="preserve">discriminant = b ** </w:t>
-      </w:r>
-      <w:r>
-        <w:rPr>
-          <w:rFonts w:ascii="Courier New" w:hAnsi="Courier New" w:cs="Courier New"/>
-          <w:color w:val="2AACB8"/>
-          <w:lang w:val="en-US"/>
-        </w:rPr>
-        <w:t xml:space="preserve">2 </w:t>
-      </w:r>
-      <w:r>
-        <w:rPr>
-          <w:rFonts w:ascii="Courier New" w:hAnsi="Courier New" w:cs="Courier New"/>
-          <w:color w:val="BCBEC4"/>
-          <w:lang w:val="en-US"/>
-        </w:rPr>
-        <w:t xml:space="preserve">- </w:t>
-      </w:r>
-      <w:r>
-        <w:rPr>
-          <w:rFonts w:ascii="Courier New" w:hAnsi="Courier New" w:cs="Courier New"/>
-          <w:color w:val="2AACB8"/>
-          <w:lang w:val="en-US"/>
-        </w:rPr>
-        <w:t xml:space="preserve">4 </w:t>
-      </w:r>
-      <w:r>
-        <w:rPr>
-          <w:rFonts w:ascii="Courier New" w:hAnsi="Courier New" w:cs="Courier New"/>
-          <w:color w:val="BCBEC4"/>
-          <w:lang w:val="en-US"/>
-        </w:rPr>
-        <w:t>* a * c</w:t>
-      </w:r>
-      <w:r>
-        <w:rPr>
-          <w:rFonts w:ascii="Courier New" w:hAnsi="Courier New" w:cs="Courier New"/>
-          <w:color w:val="BCBEC4"/>
-          <w:lang w:val="en-US"/>
-        </w:rPr>
-        <w:br/>
-      </w:r>
-      <w:r>
-        <w:rPr>
-          <w:rFonts w:ascii="Courier New" w:hAnsi="Courier New" w:cs="Courier New"/>
-          <w:color w:val="BCBEC4"/>
-          <w:lang w:val="en-US"/>
-        </w:rPr>
-        <w:br/>
-        <w:t xml:space="preserve">    </w:t>
-      </w:r>
-      <w:r>
-        <w:rPr>
-          <w:rFonts w:ascii="Courier New" w:hAnsi="Courier New" w:cs="Courier New"/>
-          <w:color w:val="8888C6"/>
-          <w:lang w:val="en-US"/>
-        </w:rPr>
-        <w:t>print</w:t>
-      </w:r>
-      <w:r>
-        <w:rPr>
-          <w:rFonts w:ascii="Courier New" w:hAnsi="Courier New" w:cs="Courier New"/>
-          <w:color w:val="BCBEC4"/>
-          <w:lang w:val="en-US"/>
-        </w:rPr>
-        <w:t>(</w:t>
-      </w:r>
-      <w:r>
-        <w:rPr>
-          <w:rFonts w:ascii="Courier New" w:hAnsi="Courier New" w:cs="Courier New"/>
-          <w:color w:val="6AAB73"/>
-          <w:lang w:val="en-US"/>
-        </w:rPr>
-        <w:t>f"</w:t>
-      </w:r>
-      <w:r>
-        <w:rPr>
-          <w:rFonts w:ascii="Courier New" w:hAnsi="Courier New" w:cs="Courier New"/>
-          <w:color w:val="6AAB73"/>
-        </w:rPr>
-        <w:t>Дискриминант</w:t>
-      </w:r>
-      <w:r>
-        <w:rPr>
-          <w:rFonts w:ascii="Courier New" w:hAnsi="Courier New" w:cs="Courier New"/>
-          <w:color w:val="6AAB73"/>
-          <w:lang w:val="en-US"/>
-        </w:rPr>
-        <w:t xml:space="preserve"> D = </w:t>
-      </w:r>
-      <w:r>
-        <w:rPr>
-          <w:rFonts w:ascii="Courier New" w:hAnsi="Courier New" w:cs="Courier New"/>
-          <w:color w:val="CF8E6D"/>
-          <w:lang w:val="en-US"/>
-        </w:rPr>
-        <w:t>{</w:t>
-      </w:r>
-      <w:r>
-        <w:rPr>
-          <w:rFonts w:ascii="Courier New" w:hAnsi="Courier New" w:cs="Courier New"/>
-          <w:color w:val="BCBEC4"/>
-          <w:lang w:val="en-US"/>
-        </w:rPr>
-        <w:t>discriminant</w:t>
-      </w:r>
-      <w:r>
-        <w:rPr>
-          <w:rFonts w:ascii="Courier New" w:hAnsi="Courier New" w:cs="Courier New"/>
-          <w:color w:val="CF8E6D"/>
-          <w:lang w:val="en-US"/>
-        </w:rPr>
-        <w:t>}</w:t>
-      </w:r>
-      <w:r>
-        <w:rPr>
-          <w:rFonts w:ascii="Courier New" w:hAnsi="Courier New" w:cs="Courier New"/>
-          <w:color w:val="6AAB73"/>
-          <w:lang w:val="en-US"/>
-        </w:rPr>
-        <w:t>"</w:t>
-      </w:r>
-      <w:r>
-        <w:rPr>
-          <w:rFonts w:ascii="Courier New" w:hAnsi="Courier New" w:cs="Courier New"/>
-          <w:color w:val="BCBEC4"/>
-          <w:lang w:val="en-US"/>
-        </w:rPr>
-        <w:t>)</w:t>
-      </w:r>
-      <w:r>
-        <w:rPr>
-          <w:rFonts w:ascii="Courier New" w:hAnsi="Courier New" w:cs="Courier New"/>
-          <w:color w:val="BCBEC4"/>
-          <w:lang w:val="en-US"/>
-        </w:rPr>
-        <w:br/>
-      </w:r>
-      <w:r>
-        <w:rPr>
-          <w:rFonts w:ascii="Courier New" w:hAnsi="Courier New" w:cs="Courier New"/>
-          <w:color w:val="BCBEC4"/>
-          <w:lang w:val="en-US"/>
-        </w:rPr>
-        <w:br/>
-        <w:t xml:space="preserve">    </w:t>
-      </w:r>
-      <w:r>
-        <w:rPr>
-          <w:rFonts w:ascii="Courier New" w:hAnsi="Courier New" w:cs="Courier New"/>
-          <w:color w:val="7A7E85"/>
-          <w:lang w:val="en-US"/>
-        </w:rPr>
-        <w:t xml:space="preserve"># </w:t>
-      </w:r>
-      <w:r>
-        <w:rPr>
-          <w:rFonts w:ascii="Courier New" w:hAnsi="Courier New" w:cs="Courier New"/>
-          <w:color w:val="7A7E85"/>
-        </w:rPr>
-        <w:t>Находим</w:t>
-      </w:r>
-      <w:r>
-        <w:rPr>
-          <w:rFonts w:ascii="Courier New" w:hAnsi="Courier New" w:cs="Courier New"/>
-          <w:color w:val="7A7E85"/>
-          <w:lang w:val="en-US"/>
-        </w:rPr>
-        <w:t xml:space="preserve"> </w:t>
-      </w:r>
-      <w:r>
-        <w:rPr>
-          <w:rFonts w:ascii="Courier New" w:hAnsi="Courier New" w:cs="Courier New"/>
-          <w:color w:val="7A7E85"/>
-        </w:rPr>
-        <w:t>корни</w:t>
-      </w:r>
-      <w:r>
-        <w:rPr>
-          <w:rFonts w:ascii="Courier New" w:hAnsi="Courier New" w:cs="Courier New"/>
-          <w:color w:val="7A7E85"/>
-          <w:lang w:val="en-US"/>
-        </w:rPr>
-        <w:t xml:space="preserve"> </w:t>
-      </w:r>
-      <w:r>
-        <w:rPr>
-          <w:rFonts w:ascii="Courier New" w:hAnsi="Courier New" w:cs="Courier New"/>
-          <w:color w:val="7A7E85"/>
-        </w:rPr>
-        <w:t>уравнения</w:t>
-      </w:r>
-      <w:r>
-        <w:rPr>
-          <w:rFonts w:ascii="Courier New" w:hAnsi="Courier New" w:cs="Courier New"/>
-          <w:color w:val="7A7E85"/>
-          <w:lang w:val="en-US"/>
-        </w:rPr>
-        <w:t xml:space="preserve"> </w:t>
-      </w:r>
-      <w:r>
-        <w:rPr>
-          <w:rFonts w:ascii="Courier New" w:hAnsi="Courier New" w:cs="Courier New"/>
-          <w:color w:val="7A7E85"/>
-        </w:rPr>
-        <w:t>относительно</w:t>
-      </w:r>
-      <w:r>
-        <w:rPr>
-          <w:rFonts w:ascii="Courier New" w:hAnsi="Courier New" w:cs="Courier New"/>
-          <w:color w:val="7A7E85"/>
-          <w:lang w:val="en-US"/>
-        </w:rPr>
-        <w:t xml:space="preserve"> y</w:t>
-      </w:r>
-      <w:r>
-        <w:rPr>
-          <w:rFonts w:ascii="Courier New" w:hAnsi="Courier New" w:cs="Courier New"/>
-          <w:color w:val="7A7E85"/>
-          <w:lang w:val="en-US"/>
-        </w:rPr>
-        <w:br/>
-        <w:t xml:space="preserve">    </w:t>
-      </w:r>
-      <w:r>
-        <w:rPr>
-          <w:rFonts w:ascii="Courier New" w:hAnsi="Courier New" w:cs="Courier New"/>
-          <w:color w:val="CF8E6D"/>
-          <w:lang w:val="en-US"/>
-        </w:rPr>
-        <w:t xml:space="preserve">if </w:t>
-      </w:r>
-      <w:r>
-        <w:rPr>
-          <w:rFonts w:ascii="Courier New" w:hAnsi="Courier New" w:cs="Courier New"/>
-          <w:color w:val="BCBEC4"/>
-          <w:lang w:val="en-US"/>
-        </w:rPr>
-        <w:t xml:space="preserve">discriminant &lt; </w:t>
-      </w:r>
-      <w:r>
-        <w:rPr>
-          <w:rFonts w:ascii="Courier New" w:hAnsi="Courier New" w:cs="Courier New"/>
-          <w:color w:val="2AACB8"/>
-          <w:lang w:val="en-US"/>
-        </w:rPr>
-        <w:t>0</w:t>
-      </w:r>
-      <w:r>
-        <w:rPr>
-          <w:rFonts w:ascii="Courier New" w:hAnsi="Courier New" w:cs="Courier New"/>
-          <w:color w:val="BCBEC4"/>
-          <w:lang w:val="en-US"/>
-        </w:rPr>
-        <w:t>:</w:t>
-      </w:r>
-      <w:r>
-        <w:rPr>
-          <w:rFonts w:ascii="Courier New" w:hAnsi="Courier New" w:cs="Courier New"/>
-          <w:color w:val="BCBEC4"/>
-          <w:lang w:val="en-US"/>
-        </w:rPr>
-        <w:br/>
-        <w:t xml:space="preserve">        </w:t>
-      </w:r>
-      <w:r>
-        <w:rPr>
-          <w:rFonts w:ascii="Courier New" w:hAnsi="Courier New" w:cs="Courier New"/>
-          <w:color w:val="CF8E6D"/>
-          <w:lang w:val="en-US"/>
-        </w:rPr>
-        <w:t xml:space="preserve">return </w:t>
-      </w:r>
-      <w:r>
-        <w:rPr>
-          <w:rFonts w:ascii="Courier New" w:hAnsi="Courier New" w:cs="Courier New"/>
-          <w:color w:val="BCBEC4"/>
-          <w:lang w:val="en-US"/>
-        </w:rPr>
-        <w:t>[]</w:t>
-      </w:r>
-      <w:r>
-        <w:rPr>
-          <w:rFonts w:ascii="Courier New" w:hAnsi="Courier New" w:cs="Courier New"/>
-          <w:color w:val="BCBEC4"/>
-          <w:lang w:val="en-US"/>
-        </w:rPr>
-        <w:br/>
-      </w:r>
-      <w:r>
-        <w:rPr>
-          <w:rFonts w:ascii="Courier New" w:hAnsi="Courier New" w:cs="Courier New"/>
-          <w:color w:val="BCBEC4"/>
-          <w:lang w:val="en-US"/>
-        </w:rPr>
-        <w:br/>
-        <w:t xml:space="preserve">    </w:t>
-      </w:r>
-      <w:r>
-        <w:rPr>
-          <w:rFonts w:ascii="Courier New" w:hAnsi="Courier New" w:cs="Courier New"/>
-          <w:color w:val="CF8E6D"/>
-          <w:lang w:val="en-US"/>
-        </w:rPr>
-        <w:t xml:space="preserve">if </w:t>
-      </w:r>
-      <w:r>
-        <w:rPr>
-          <w:rFonts w:ascii="Courier New" w:hAnsi="Courier New" w:cs="Courier New"/>
-          <w:color w:val="BCBEC4"/>
-          <w:lang w:val="en-US"/>
-        </w:rPr>
-        <w:t xml:space="preserve">discriminant == </w:t>
-      </w:r>
-      <w:r>
-        <w:rPr>
-          <w:rFonts w:ascii="Courier New" w:hAnsi="Courier New" w:cs="Courier New"/>
-          <w:color w:val="2AACB8"/>
-          <w:lang w:val="en-US"/>
-        </w:rPr>
-        <w:t>0</w:t>
-      </w:r>
-      <w:r>
-        <w:rPr>
-          <w:rFonts w:ascii="Courier New" w:hAnsi="Courier New" w:cs="Courier New"/>
-          <w:color w:val="BCBEC4"/>
-          <w:lang w:val="en-US"/>
-        </w:rPr>
-        <w:t>:</w:t>
-      </w:r>
-      <w:r>
-        <w:rPr>
-          <w:rFonts w:ascii="Courier New" w:hAnsi="Courier New" w:cs="Courier New"/>
-          <w:color w:val="BCBEC4"/>
-          <w:lang w:val="en-US"/>
-        </w:rPr>
-        <w:br/>
-        <w:t xml:space="preserve">        </w:t>
-      </w:r>
-      <w:proofErr w:type="spellStart"/>
-      <w:r>
-        <w:rPr>
-          <w:rFonts w:ascii="Courier New" w:hAnsi="Courier New" w:cs="Courier New"/>
-          <w:color w:val="BCBEC4"/>
-          <w:lang w:val="en-US"/>
-        </w:rPr>
-        <w:t>y_roots</w:t>
-      </w:r>
-      <w:proofErr w:type="spellEnd"/>
-      <w:r>
-        <w:rPr>
-          <w:rFonts w:ascii="Courier New" w:hAnsi="Courier New" w:cs="Courier New"/>
-          <w:color w:val="BCBEC4"/>
-          <w:lang w:val="en-US"/>
-        </w:rPr>
-        <w:t xml:space="preserve"> = [-b / (</w:t>
-      </w:r>
-      <w:r>
-        <w:rPr>
-          <w:rFonts w:ascii="Courier New" w:hAnsi="Courier New" w:cs="Courier New"/>
-          <w:color w:val="2AACB8"/>
-          <w:lang w:val="en-US"/>
-        </w:rPr>
-        <w:t xml:space="preserve">2 </w:t>
-      </w:r>
-      <w:r>
-        <w:rPr>
-          <w:rFonts w:ascii="Courier New" w:hAnsi="Courier New" w:cs="Courier New"/>
-          <w:color w:val="BCBEC4"/>
-          <w:lang w:val="en-US"/>
-        </w:rPr>
-        <w:t>* a)]</w:t>
-      </w:r>
-      <w:r>
-        <w:rPr>
-          <w:rFonts w:ascii="Courier New" w:hAnsi="Courier New" w:cs="Courier New"/>
-          <w:color w:val="BCBEC4"/>
-          <w:lang w:val="en-US"/>
-        </w:rPr>
-        <w:br/>
-        <w:t xml:space="preserve">    </w:t>
-      </w:r>
-      <w:r>
-        <w:rPr>
-          <w:rFonts w:ascii="Courier New" w:hAnsi="Courier New" w:cs="Courier New"/>
-          <w:color w:val="CF8E6D"/>
-          <w:lang w:val="en-US"/>
-        </w:rPr>
-        <w:t>else</w:t>
-      </w:r>
-      <w:r>
-        <w:rPr>
-          <w:rFonts w:ascii="Courier New" w:hAnsi="Courier New" w:cs="Courier New"/>
-          <w:color w:val="BCBEC4"/>
-          <w:lang w:val="en-US"/>
-        </w:rPr>
-        <w:t>:</w:t>
-      </w:r>
-      <w:r>
-        <w:rPr>
-          <w:rFonts w:ascii="Courier New" w:hAnsi="Courier New" w:cs="Courier New"/>
-          <w:color w:val="BCBEC4"/>
-          <w:lang w:val="en-US"/>
-        </w:rPr>
-        <w:br/>
-        <w:t xml:space="preserve">        </w:t>
-      </w:r>
-      <w:proofErr w:type="spellStart"/>
-      <w:r>
-        <w:rPr>
-          <w:rFonts w:ascii="Courier New" w:hAnsi="Courier New" w:cs="Courier New"/>
-          <w:color w:val="BCBEC4"/>
-          <w:lang w:val="en-US"/>
-        </w:rPr>
-        <w:t>sqrt_d</w:t>
-      </w:r>
-      <w:proofErr w:type="spellEnd"/>
-      <w:r>
-        <w:rPr>
-          <w:rFonts w:ascii="Courier New" w:hAnsi="Courier New" w:cs="Courier New"/>
-          <w:color w:val="BCBEC4"/>
-          <w:lang w:val="en-US"/>
-        </w:rPr>
-        <w:t xml:space="preserve"> = </w:t>
-      </w:r>
-      <w:proofErr w:type="spellStart"/>
-      <w:r>
-        <w:rPr>
-          <w:rFonts w:ascii="Courier New" w:hAnsi="Courier New" w:cs="Courier New"/>
-          <w:color w:val="BCBEC4"/>
-          <w:lang w:val="en-US"/>
-        </w:rPr>
-        <w:t>math.sqrt</w:t>
-      </w:r>
-      <w:proofErr w:type="spellEnd"/>
-      <w:r>
-        <w:rPr>
-          <w:rFonts w:ascii="Courier New" w:hAnsi="Courier New" w:cs="Courier New"/>
-          <w:color w:val="BCBEC4"/>
-          <w:lang w:val="en-US"/>
-        </w:rPr>
-        <w:t>(discriminant)</w:t>
-      </w:r>
-      <w:r>
-        <w:rPr>
-          <w:rFonts w:ascii="Courier New" w:hAnsi="Courier New" w:cs="Courier New"/>
-          <w:color w:val="BCBEC4"/>
-          <w:lang w:val="en-US"/>
-        </w:rPr>
-        <w:br/>
-      </w:r>
-      <w:r>
-        <w:rPr>
-          <w:rFonts w:ascii="Courier New" w:hAnsi="Courier New" w:cs="Courier New"/>
-          <w:color w:val="BCBEC4"/>
-          <w:lang w:val="en-US"/>
-        </w:rPr>
-        <w:br/>
-        <w:t xml:space="preserve">        y1 = (-b + </w:t>
-      </w:r>
-      <w:proofErr w:type="spellStart"/>
-      <w:r>
-        <w:rPr>
-          <w:rFonts w:ascii="Courier New" w:hAnsi="Courier New" w:cs="Courier New"/>
-          <w:color w:val="BCBEC4"/>
-          <w:lang w:val="en-US"/>
-        </w:rPr>
-        <w:t>sqrt_d</w:t>
-      </w:r>
-      <w:proofErr w:type="spellEnd"/>
-      <w:r>
-        <w:rPr>
-          <w:rFonts w:ascii="Courier New" w:hAnsi="Courier New" w:cs="Courier New"/>
-          <w:color w:val="BCBEC4"/>
-          <w:lang w:val="en-US"/>
-        </w:rPr>
-        <w:t>) / (</w:t>
-      </w:r>
-      <w:r>
-        <w:rPr>
-          <w:rFonts w:ascii="Courier New" w:hAnsi="Courier New" w:cs="Courier New"/>
-          <w:color w:val="2AACB8"/>
-          <w:lang w:val="en-US"/>
-        </w:rPr>
-        <w:t xml:space="preserve">2 </w:t>
-      </w:r>
-      <w:r>
-        <w:rPr>
-          <w:rFonts w:ascii="Courier New" w:hAnsi="Courier New" w:cs="Courier New"/>
-          <w:color w:val="BCBEC4"/>
-          <w:lang w:val="en-US"/>
-        </w:rPr>
-        <w:t>* a)</w:t>
-      </w:r>
-      <w:r>
-        <w:rPr>
-          <w:rFonts w:ascii="Courier New" w:hAnsi="Courier New" w:cs="Courier New"/>
-          <w:color w:val="BCBEC4"/>
-          <w:lang w:val="en-US"/>
-        </w:rPr>
-        <w:br/>
-        <w:t xml:space="preserve">        y2 = (-b - </w:t>
-      </w:r>
-      <w:proofErr w:type="spellStart"/>
-      <w:r>
-        <w:rPr>
-          <w:rFonts w:ascii="Courier New" w:hAnsi="Courier New" w:cs="Courier New"/>
-          <w:color w:val="BCBEC4"/>
-          <w:lang w:val="en-US"/>
-        </w:rPr>
-        <w:t>sqrt_d</w:t>
-      </w:r>
-      <w:proofErr w:type="spellEnd"/>
-      <w:r>
-        <w:rPr>
-          <w:rFonts w:ascii="Courier New" w:hAnsi="Courier New" w:cs="Courier New"/>
-          <w:color w:val="BCBEC4"/>
-          <w:lang w:val="en-US"/>
-        </w:rPr>
-        <w:t>) / (</w:t>
-      </w:r>
-      <w:r>
-        <w:rPr>
-          <w:rFonts w:ascii="Courier New" w:hAnsi="Courier New" w:cs="Courier New"/>
-          <w:color w:val="2AACB8"/>
-          <w:lang w:val="en-US"/>
-        </w:rPr>
-        <w:t xml:space="preserve">2 </w:t>
-      </w:r>
-      <w:r>
-        <w:rPr>
-          <w:rFonts w:ascii="Courier New" w:hAnsi="Courier New" w:cs="Courier New"/>
-          <w:color w:val="BCBEC4"/>
-          <w:lang w:val="en-US"/>
-        </w:rPr>
-        <w:t>* a)</w:t>
-      </w:r>
-      <w:r>
-        <w:rPr>
-          <w:rFonts w:ascii="Courier New" w:hAnsi="Courier New" w:cs="Courier New"/>
-          <w:color w:val="BCBEC4"/>
-          <w:lang w:val="en-US"/>
-        </w:rPr>
-        <w:br/>
-      </w:r>
-      <w:r>
-        <w:rPr>
-          <w:rFonts w:ascii="Courier New" w:hAnsi="Courier New" w:cs="Courier New"/>
-          <w:color w:val="BCBEC4"/>
-          <w:lang w:val="en-US"/>
-        </w:rPr>
-        <w:br/>
-        <w:t xml:space="preserve">        </w:t>
-      </w:r>
-      <w:proofErr w:type="spellStart"/>
-      <w:r>
-        <w:rPr>
-          <w:rFonts w:ascii="Courier New" w:hAnsi="Courier New" w:cs="Courier New"/>
-          <w:color w:val="BCBEC4"/>
-          <w:lang w:val="en-US"/>
-        </w:rPr>
-        <w:t>y_roots</w:t>
-      </w:r>
-      <w:proofErr w:type="spellEnd"/>
-      <w:r>
-        <w:rPr>
-          <w:rFonts w:ascii="Courier New" w:hAnsi="Courier New" w:cs="Courier New"/>
-          <w:color w:val="BCBEC4"/>
-          <w:lang w:val="en-US"/>
-        </w:rPr>
-        <w:t xml:space="preserve"> = [y1, y2]</w:t>
-      </w:r>
-      <w:r>
-        <w:rPr>
-          <w:rFonts w:ascii="Courier New" w:hAnsi="Courier New" w:cs="Courier New"/>
-          <w:color w:val="BCBEC4"/>
-          <w:lang w:val="en-US"/>
-        </w:rPr>
-        <w:br/>
-      </w:r>
-      <w:r>
-        <w:rPr>
-          <w:rFonts w:ascii="Courier New" w:hAnsi="Courier New" w:cs="Courier New"/>
-          <w:color w:val="BCBEC4"/>
-          <w:lang w:val="en-US"/>
-        </w:rPr>
-        <w:br/>
-        <w:t xml:space="preserve">    </w:t>
-      </w:r>
-      <w:r>
-        <w:rPr>
-          <w:rFonts w:ascii="Courier New" w:hAnsi="Courier New" w:cs="Courier New"/>
-          <w:color w:val="7A7E85"/>
-          <w:lang w:val="en-US"/>
-        </w:rPr>
-        <w:t xml:space="preserve"># </w:t>
-      </w:r>
-      <w:r>
-        <w:rPr>
-          <w:rFonts w:ascii="Courier New" w:hAnsi="Courier New" w:cs="Courier New"/>
-          <w:color w:val="7A7E85"/>
-        </w:rPr>
-        <w:t>Теперь</w:t>
-      </w:r>
-      <w:r>
-        <w:rPr>
-          <w:rFonts w:ascii="Courier New" w:hAnsi="Courier New" w:cs="Courier New"/>
-          <w:color w:val="7A7E85"/>
-          <w:lang w:val="en-US"/>
-        </w:rPr>
-        <w:t xml:space="preserve"> </w:t>
-      </w:r>
-      <w:r>
-        <w:rPr>
-          <w:rFonts w:ascii="Courier New" w:hAnsi="Courier New" w:cs="Courier New"/>
-          <w:color w:val="7A7E85"/>
-        </w:rPr>
-        <w:t>из</w:t>
-      </w:r>
-      <w:r>
-        <w:rPr>
-          <w:rFonts w:ascii="Courier New" w:hAnsi="Courier New" w:cs="Courier New"/>
-          <w:color w:val="7A7E85"/>
-          <w:lang w:val="en-US"/>
-        </w:rPr>
-        <w:t xml:space="preserve"> y = x^2 </w:t>
-      </w:r>
-      <w:r>
-        <w:rPr>
-          <w:rFonts w:ascii="Courier New" w:hAnsi="Courier New" w:cs="Courier New"/>
-          <w:color w:val="7A7E85"/>
-        </w:rPr>
-        <w:t>находим</w:t>
-      </w:r>
-      <w:r>
-        <w:rPr>
-          <w:rFonts w:ascii="Courier New" w:hAnsi="Courier New" w:cs="Courier New"/>
-          <w:color w:val="7A7E85"/>
-          <w:lang w:val="en-US"/>
-        </w:rPr>
-        <w:t xml:space="preserve"> </w:t>
-      </w:r>
-      <w:r>
-        <w:rPr>
-          <w:rFonts w:ascii="Courier New" w:hAnsi="Courier New" w:cs="Courier New"/>
-          <w:color w:val="7A7E85"/>
-        </w:rPr>
-        <w:t>действительные</w:t>
-      </w:r>
-      <w:r>
-        <w:rPr>
-          <w:rFonts w:ascii="Courier New" w:hAnsi="Courier New" w:cs="Courier New"/>
-          <w:color w:val="7A7E85"/>
-          <w:lang w:val="en-US"/>
-        </w:rPr>
-        <w:t xml:space="preserve"> x</w:t>
-      </w:r>
-      <w:r>
-        <w:rPr>
-          <w:rFonts w:ascii="Courier New" w:hAnsi="Courier New" w:cs="Courier New"/>
-          <w:color w:val="7A7E85"/>
-          <w:lang w:val="en-US"/>
-        </w:rPr>
-        <w:br/>
-        <w:t xml:space="preserve">    </w:t>
-      </w:r>
-      <w:r>
-        <w:rPr>
-          <w:rFonts w:ascii="Courier New" w:hAnsi="Courier New" w:cs="Courier New"/>
-          <w:color w:val="BCBEC4"/>
-          <w:lang w:val="en-US"/>
-        </w:rPr>
-        <w:t>roots = []</w:t>
-      </w:r>
-      <w:r>
-        <w:rPr>
-          <w:rFonts w:ascii="Courier New" w:hAnsi="Courier New" w:cs="Courier New"/>
-          <w:color w:val="BCBEC4"/>
-          <w:lang w:val="en-US"/>
-        </w:rPr>
-        <w:br/>
-      </w:r>
-      <w:r>
-        <w:rPr>
-          <w:rFonts w:ascii="Courier New" w:hAnsi="Courier New" w:cs="Courier New"/>
-          <w:color w:val="BCBEC4"/>
-          <w:lang w:val="en-US"/>
-        </w:rPr>
-        <w:br/>
-        <w:t xml:space="preserve">    </w:t>
-      </w:r>
-      <w:r>
-        <w:rPr>
-          <w:rFonts w:ascii="Courier New" w:hAnsi="Courier New" w:cs="Courier New"/>
-          <w:color w:val="CF8E6D"/>
-          <w:lang w:val="en-US"/>
-        </w:rPr>
-        <w:t xml:space="preserve">for </w:t>
-      </w:r>
-      <w:r>
-        <w:rPr>
-          <w:rFonts w:ascii="Courier New" w:hAnsi="Courier New" w:cs="Courier New"/>
-          <w:color w:val="BCBEC4"/>
-          <w:lang w:val="en-US"/>
-        </w:rPr>
-        <w:t xml:space="preserve">y </w:t>
-      </w:r>
-      <w:r>
-        <w:rPr>
-          <w:rFonts w:ascii="Courier New" w:hAnsi="Courier New" w:cs="Courier New"/>
-          <w:color w:val="CF8E6D"/>
-          <w:lang w:val="en-US"/>
-        </w:rPr>
-        <w:t xml:space="preserve">in </w:t>
-      </w:r>
-      <w:proofErr w:type="spellStart"/>
-      <w:r>
-        <w:rPr>
-          <w:rFonts w:ascii="Courier New" w:hAnsi="Courier New" w:cs="Courier New"/>
-          <w:color w:val="BCBEC4"/>
-          <w:lang w:val="en-US"/>
-        </w:rPr>
-        <w:t>y_roots</w:t>
-      </w:r>
-      <w:proofErr w:type="spellEnd"/>
-      <w:r>
-        <w:rPr>
-          <w:rFonts w:ascii="Courier New" w:hAnsi="Courier New" w:cs="Courier New"/>
-          <w:color w:val="BCBEC4"/>
-          <w:lang w:val="en-US"/>
-        </w:rPr>
-        <w:t>:</w:t>
-      </w:r>
-      <w:r>
-        <w:rPr>
-          <w:rFonts w:ascii="Courier New" w:hAnsi="Courier New" w:cs="Courier New"/>
-          <w:color w:val="BCBEC4"/>
-          <w:lang w:val="en-US"/>
-        </w:rPr>
-        <w:br/>
-        <w:t xml:space="preserve">        </w:t>
-      </w:r>
-      <w:r>
-        <w:rPr>
-          <w:rFonts w:ascii="Courier New" w:hAnsi="Courier New" w:cs="Courier New"/>
-          <w:color w:val="CF8E6D"/>
-          <w:lang w:val="en-US"/>
-        </w:rPr>
-        <w:t xml:space="preserve">if </w:t>
-      </w:r>
-      <w:r>
-        <w:rPr>
-          <w:rFonts w:ascii="Courier New" w:hAnsi="Courier New" w:cs="Courier New"/>
-          <w:color w:val="BCBEC4"/>
-          <w:lang w:val="en-US"/>
-        </w:rPr>
-        <w:t xml:space="preserve">y &gt; </w:t>
-      </w:r>
-      <w:r>
-        <w:rPr>
-          <w:rFonts w:ascii="Courier New" w:hAnsi="Courier New" w:cs="Courier New"/>
-          <w:color w:val="2AACB8"/>
-          <w:lang w:val="en-US"/>
-        </w:rPr>
-        <w:t>0</w:t>
-      </w:r>
-      <w:r>
-        <w:rPr>
-          <w:rFonts w:ascii="Courier New" w:hAnsi="Courier New" w:cs="Courier New"/>
-          <w:color w:val="BCBEC4"/>
-          <w:lang w:val="en-US"/>
-        </w:rPr>
-        <w:t>:</w:t>
-      </w:r>
-      <w:r>
-        <w:rPr>
-          <w:rFonts w:ascii="Courier New" w:hAnsi="Courier New" w:cs="Courier New"/>
-          <w:color w:val="BCBEC4"/>
-          <w:lang w:val="en-US"/>
-        </w:rPr>
-        <w:br/>
-        <w:t xml:space="preserve">            </w:t>
-      </w:r>
-      <w:proofErr w:type="spellStart"/>
-      <w:r>
-        <w:rPr>
-          <w:rFonts w:ascii="Courier New" w:hAnsi="Courier New" w:cs="Courier New"/>
-          <w:color w:val="BCBEC4"/>
-          <w:lang w:val="en-US"/>
-        </w:rPr>
-        <w:t>roots.append</w:t>
-      </w:r>
-      <w:proofErr w:type="spellEnd"/>
-      <w:r>
-        <w:rPr>
-          <w:rFonts w:ascii="Courier New" w:hAnsi="Courier New" w:cs="Courier New"/>
-          <w:color w:val="BCBEC4"/>
-          <w:lang w:val="en-US"/>
-        </w:rPr>
-        <w:t>(</w:t>
-      </w:r>
-      <w:proofErr w:type="spellStart"/>
-      <w:r>
-        <w:rPr>
-          <w:rFonts w:ascii="Courier New" w:hAnsi="Courier New" w:cs="Courier New"/>
-          <w:color w:val="BCBEC4"/>
-          <w:lang w:val="en-US"/>
-        </w:rPr>
-        <w:t>math.sqrt</w:t>
-      </w:r>
-      <w:proofErr w:type="spellEnd"/>
-      <w:r>
-        <w:rPr>
-          <w:rFonts w:ascii="Courier New" w:hAnsi="Courier New" w:cs="Courier New"/>
-          <w:color w:val="BCBEC4"/>
-          <w:lang w:val="en-US"/>
-        </w:rPr>
-        <w:t>(y))</w:t>
-      </w:r>
-      <w:r>
-        <w:rPr>
-          <w:rFonts w:ascii="Courier New" w:hAnsi="Courier New" w:cs="Courier New"/>
-          <w:color w:val="BCBEC4"/>
-          <w:lang w:val="en-US"/>
-        </w:rPr>
-        <w:br/>
-        <w:t xml:space="preserve">            </w:t>
-      </w:r>
-      <w:proofErr w:type="spellStart"/>
-      <w:r>
-        <w:rPr>
-          <w:rFonts w:ascii="Courier New" w:hAnsi="Courier New" w:cs="Courier New"/>
-          <w:color w:val="BCBEC4"/>
-          <w:lang w:val="en-US"/>
-        </w:rPr>
-        <w:t>roots.append</w:t>
-      </w:r>
-      <w:proofErr w:type="spellEnd"/>
-      <w:r>
-        <w:rPr>
-          <w:rFonts w:ascii="Courier New" w:hAnsi="Courier New" w:cs="Courier New"/>
-          <w:color w:val="BCBEC4"/>
-          <w:lang w:val="en-US"/>
-        </w:rPr>
-        <w:t>(-</w:t>
-      </w:r>
-      <w:proofErr w:type="spellStart"/>
-      <w:r>
-        <w:rPr>
-          <w:rFonts w:ascii="Courier New" w:hAnsi="Courier New" w:cs="Courier New"/>
-          <w:color w:val="BCBEC4"/>
-          <w:lang w:val="en-US"/>
-        </w:rPr>
-        <w:t>math.sqrt</w:t>
-      </w:r>
-      <w:proofErr w:type="spellEnd"/>
-      <w:r>
-        <w:rPr>
-          <w:rFonts w:ascii="Courier New" w:hAnsi="Courier New" w:cs="Courier New"/>
-          <w:color w:val="BCBEC4"/>
-          <w:lang w:val="en-US"/>
-        </w:rPr>
-        <w:t>(y))</w:t>
-      </w:r>
-      <w:r>
-        <w:rPr>
-          <w:rFonts w:ascii="Courier New" w:hAnsi="Courier New" w:cs="Courier New"/>
-          <w:color w:val="BCBEC4"/>
-          <w:lang w:val="en-US"/>
-        </w:rPr>
-        <w:br/>
-      </w:r>
-      <w:r>
-        <w:rPr>
-          <w:rFonts w:ascii="Courier New" w:hAnsi="Courier New" w:cs="Courier New"/>
-          <w:color w:val="BCBEC4"/>
-          <w:lang w:val="en-US"/>
-        </w:rPr>
-        <w:br/>
-        <w:t xml:space="preserve">        </w:t>
-      </w:r>
-      <w:proofErr w:type="spellStart"/>
-      <w:r>
-        <w:rPr>
-          <w:rFonts w:ascii="Courier New" w:hAnsi="Courier New" w:cs="Courier New"/>
-          <w:color w:val="CF8E6D"/>
-          <w:lang w:val="en-US"/>
-        </w:rPr>
-        <w:t>elif</w:t>
-      </w:r>
-      <w:proofErr w:type="spellEnd"/>
-      <w:r>
-        <w:rPr>
-          <w:rFonts w:ascii="Courier New" w:hAnsi="Courier New" w:cs="Courier New"/>
-          <w:color w:val="CF8E6D"/>
-          <w:lang w:val="en-US"/>
-        </w:rPr>
-        <w:t xml:space="preserve"> </w:t>
-      </w:r>
-      <w:r>
-        <w:rPr>
-          <w:rFonts w:ascii="Courier New" w:hAnsi="Courier New" w:cs="Courier New"/>
-          <w:color w:val="BCBEC4"/>
-          <w:lang w:val="en-US"/>
-        </w:rPr>
-        <w:t xml:space="preserve">y == </w:t>
-      </w:r>
-      <w:r>
-        <w:rPr>
-          <w:rFonts w:ascii="Courier New" w:hAnsi="Courier New" w:cs="Courier New"/>
-          <w:color w:val="2AACB8"/>
-          <w:lang w:val="en-US"/>
-        </w:rPr>
-        <w:t>0</w:t>
-      </w:r>
-      <w:r>
-        <w:rPr>
-          <w:rFonts w:ascii="Courier New" w:hAnsi="Courier New" w:cs="Courier New"/>
-          <w:color w:val="BCBEC4"/>
-          <w:lang w:val="en-US"/>
-        </w:rPr>
-        <w:t>:</w:t>
-      </w:r>
-      <w:r>
-        <w:rPr>
-          <w:rFonts w:ascii="Courier New" w:hAnsi="Courier New" w:cs="Courier New"/>
-          <w:color w:val="BCBEC4"/>
-          <w:lang w:val="en-US"/>
-        </w:rPr>
-        <w:br/>
-        <w:t xml:space="preserve">            </w:t>
-      </w:r>
-      <w:proofErr w:type="spellStart"/>
-      <w:r>
-        <w:rPr>
-          <w:rFonts w:ascii="Courier New" w:hAnsi="Courier New" w:cs="Courier New"/>
-          <w:color w:val="BCBEC4"/>
-          <w:lang w:val="en-US"/>
-        </w:rPr>
-        <w:t>roots.append</w:t>
-      </w:r>
-      <w:proofErr w:type="spellEnd"/>
-      <w:r>
-        <w:rPr>
-          <w:rFonts w:ascii="Courier New" w:hAnsi="Courier New" w:cs="Courier New"/>
-          <w:color w:val="BCBEC4"/>
-          <w:lang w:val="en-US"/>
-        </w:rPr>
-        <w:t>(</w:t>
-      </w:r>
-      <w:r>
-        <w:rPr>
-          <w:rFonts w:ascii="Courier New" w:hAnsi="Courier New" w:cs="Courier New"/>
-          <w:color w:val="2AACB8"/>
-          <w:lang w:val="en-US"/>
-        </w:rPr>
-        <w:t>0.0</w:t>
-      </w:r>
-      <w:r>
-        <w:rPr>
-          <w:rFonts w:ascii="Courier New" w:hAnsi="Courier New" w:cs="Courier New"/>
-          <w:color w:val="BCBEC4"/>
-          <w:lang w:val="en-US"/>
-        </w:rPr>
-        <w:t>)</w:t>
-      </w:r>
-      <w:r>
-        <w:rPr>
-          <w:rFonts w:ascii="Courier New" w:hAnsi="Courier New" w:cs="Courier New"/>
-          <w:color w:val="BCBEC4"/>
-          <w:lang w:val="en-US"/>
-        </w:rPr>
-        <w:br/>
-      </w:r>
-      <w:r>
-        <w:rPr>
-          <w:rFonts w:ascii="Courier New" w:hAnsi="Courier New" w:cs="Courier New"/>
-          <w:color w:val="BCBEC4"/>
-          <w:lang w:val="en-US"/>
-        </w:rPr>
-        <w:br/>
-        <w:t xml:space="preserve">    </w:t>
-      </w:r>
-      <w:r>
-        <w:rPr>
-          <w:rFonts w:ascii="Courier New" w:hAnsi="Courier New" w:cs="Courier New"/>
-          <w:color w:val="CF8E6D"/>
-          <w:lang w:val="en-US"/>
-        </w:rPr>
-        <w:t xml:space="preserve">return </w:t>
-      </w:r>
-      <w:r>
-        <w:rPr>
-          <w:rFonts w:ascii="Courier New" w:hAnsi="Courier New" w:cs="Courier New"/>
-          <w:color w:val="BCBEC4"/>
-          <w:lang w:val="en-US"/>
-        </w:rPr>
-        <w:t>roots</w:t>
-      </w:r>
-      <w:r>
-        <w:rPr>
-          <w:rFonts w:ascii="Courier New" w:hAnsi="Courier New" w:cs="Courier New"/>
-          <w:color w:val="BCBEC4"/>
-          <w:lang w:val="en-US"/>
-        </w:rPr>
-        <w:br/>
-      </w:r>
-      <w:r>
-        <w:rPr>
-          <w:rFonts w:ascii="Courier New" w:hAnsi="Courier New" w:cs="Courier New"/>
-          <w:color w:val="BCBEC4"/>
-          <w:lang w:val="en-US"/>
-        </w:rPr>
-        <w:br/>
-      </w:r>
-      <w:r>
-        <w:rPr>
-          <w:rFonts w:ascii="Courier New" w:hAnsi="Courier New" w:cs="Courier New"/>
-          <w:color w:val="BCBEC4"/>
-          <w:lang w:val="en-US"/>
-        </w:rPr>
-        <w:br/>
-      </w:r>
-      <w:r>
-        <w:rPr>
-          <w:rFonts w:ascii="Courier New" w:hAnsi="Courier New" w:cs="Courier New"/>
-          <w:color w:val="CF8E6D"/>
-          <w:lang w:val="en-US"/>
-        </w:rPr>
-        <w:t xml:space="preserve">def </w:t>
-      </w:r>
-      <w:r>
-        <w:rPr>
-          <w:rFonts w:ascii="Courier New" w:hAnsi="Courier New" w:cs="Courier New"/>
-          <w:color w:val="56A8F5"/>
-          <w:lang w:val="en-US"/>
-        </w:rPr>
-        <w:t>main</w:t>
-      </w:r>
-      <w:r>
-        <w:rPr>
-          <w:rFonts w:ascii="Courier New" w:hAnsi="Courier New" w:cs="Courier New"/>
-          <w:color w:val="BCBEC4"/>
-          <w:lang w:val="en-US"/>
-        </w:rPr>
-        <w:t>():</w:t>
-      </w:r>
-      <w:r>
-        <w:rPr>
-          <w:rFonts w:ascii="Courier New" w:hAnsi="Courier New" w:cs="Courier New"/>
-          <w:color w:val="BCBEC4"/>
-          <w:lang w:val="en-US"/>
-        </w:rPr>
-        <w:br/>
-        <w:t xml:space="preserve">    </w:t>
-      </w:r>
-      <w:r>
-        <w:rPr>
-          <w:rFonts w:ascii="Courier New" w:hAnsi="Courier New" w:cs="Courier New"/>
-          <w:color w:val="8888C6"/>
-          <w:lang w:val="en-US"/>
-        </w:rPr>
-        <w:t>print</w:t>
-      </w:r>
-      <w:r>
-        <w:rPr>
-          <w:rFonts w:ascii="Courier New" w:hAnsi="Courier New" w:cs="Courier New"/>
-          <w:color w:val="BCBEC4"/>
-          <w:lang w:val="en-US"/>
-        </w:rPr>
-        <w:t>(</w:t>
-      </w:r>
-      <w:r>
-        <w:rPr>
-          <w:rFonts w:ascii="Courier New" w:hAnsi="Courier New" w:cs="Courier New"/>
-          <w:color w:val="6AAB73"/>
-          <w:lang w:val="en-US"/>
-        </w:rPr>
-        <w:t>"</w:t>
-      </w:r>
-      <w:r>
-        <w:rPr>
-          <w:rFonts w:ascii="Courier New" w:hAnsi="Courier New" w:cs="Courier New"/>
-          <w:color w:val="6AAB73"/>
-        </w:rPr>
-        <w:t>Решение</w:t>
-      </w:r>
-      <w:r>
-        <w:rPr>
-          <w:rFonts w:ascii="Courier New" w:hAnsi="Courier New" w:cs="Courier New"/>
-          <w:color w:val="6AAB73"/>
-          <w:lang w:val="en-US"/>
-        </w:rPr>
-        <w:t xml:space="preserve"> </w:t>
-      </w:r>
-      <w:r>
-        <w:rPr>
-          <w:rFonts w:ascii="Courier New" w:hAnsi="Courier New" w:cs="Courier New"/>
-          <w:color w:val="6AAB73"/>
-        </w:rPr>
-        <w:t>биквадратного</w:t>
-      </w:r>
-      <w:r>
-        <w:rPr>
-          <w:rFonts w:ascii="Courier New" w:hAnsi="Courier New" w:cs="Courier New"/>
-          <w:color w:val="6AAB73"/>
-          <w:lang w:val="en-US"/>
-        </w:rPr>
-        <w:t xml:space="preserve"> </w:t>
-      </w:r>
-      <w:r>
-        <w:rPr>
-          <w:rFonts w:ascii="Courier New" w:hAnsi="Courier New" w:cs="Courier New"/>
-          <w:color w:val="6AAB73"/>
-        </w:rPr>
-        <w:t>уравнения</w:t>
-      </w:r>
-      <w:r>
-        <w:rPr>
-          <w:rFonts w:ascii="Courier New" w:hAnsi="Courier New" w:cs="Courier New"/>
-          <w:color w:val="6AAB73"/>
-          <w:lang w:val="en-US"/>
-        </w:rPr>
-        <w:t>"</w:t>
-      </w:r>
-      <w:r>
-        <w:rPr>
-          <w:rFonts w:ascii="Courier New" w:hAnsi="Courier New" w:cs="Courier New"/>
-          <w:color w:val="BCBEC4"/>
-          <w:lang w:val="en-US"/>
-        </w:rPr>
-        <w:t>)</w:t>
-      </w:r>
-      <w:r>
-        <w:rPr>
-          <w:rFonts w:ascii="Courier New" w:hAnsi="Courier New" w:cs="Courier New"/>
-          <w:color w:val="BCBEC4"/>
-          <w:lang w:val="en-US"/>
-        </w:rPr>
-        <w:br/>
-        <w:t xml:space="preserve">    </w:t>
-      </w:r>
-      <w:r>
-        <w:rPr>
-          <w:rFonts w:ascii="Courier New" w:hAnsi="Courier New" w:cs="Courier New"/>
-          <w:color w:val="8888C6"/>
-          <w:lang w:val="en-US"/>
-        </w:rPr>
-        <w:t>print</w:t>
-      </w:r>
-      <w:r>
-        <w:rPr>
-          <w:rFonts w:ascii="Courier New" w:hAnsi="Courier New" w:cs="Courier New"/>
-          <w:color w:val="BCBEC4"/>
-          <w:lang w:val="en-US"/>
-        </w:rPr>
-        <w:t>(</w:t>
-      </w:r>
-      <w:r>
-        <w:rPr>
-          <w:rFonts w:ascii="Courier New" w:hAnsi="Courier New" w:cs="Courier New"/>
-          <w:color w:val="6AAB73"/>
-          <w:lang w:val="en-US"/>
-        </w:rPr>
-        <w:t>"A*x^4 + B*x^2 + C = 0"</w:t>
-      </w:r>
-      <w:r>
-        <w:rPr>
-          <w:rFonts w:ascii="Courier New" w:hAnsi="Courier New" w:cs="Courier New"/>
-          <w:color w:val="BCBEC4"/>
-          <w:lang w:val="en-US"/>
-        </w:rPr>
-        <w:t>)</w:t>
-      </w:r>
-      <w:r>
-        <w:rPr>
-          <w:rFonts w:ascii="Courier New" w:hAnsi="Courier New" w:cs="Courier New"/>
-          <w:color w:val="BCBEC4"/>
-          <w:lang w:val="en-US"/>
-        </w:rPr>
-        <w:br/>
-      </w:r>
-      <w:r>
-        <w:rPr>
-          <w:rFonts w:ascii="Courier New" w:hAnsi="Courier New" w:cs="Courier New"/>
-          <w:color w:val="BCBEC4"/>
-          <w:lang w:val="en-US"/>
-        </w:rPr>
-        <w:br/>
-        <w:t xml:space="preserve">    a = </w:t>
-      </w:r>
-      <w:proofErr w:type="spellStart"/>
-      <w:r>
-        <w:rPr>
-          <w:rFonts w:ascii="Courier New" w:hAnsi="Courier New" w:cs="Courier New"/>
-          <w:color w:val="BCBEC4"/>
-          <w:lang w:val="en-US"/>
-        </w:rPr>
-        <w:t>get_coefficient</w:t>
-      </w:r>
-      <w:proofErr w:type="spellEnd"/>
-      <w:r>
-        <w:rPr>
-          <w:rFonts w:ascii="Courier New" w:hAnsi="Courier New" w:cs="Courier New"/>
-          <w:color w:val="BCBEC4"/>
-          <w:lang w:val="en-US"/>
-        </w:rPr>
-        <w:t>(</w:t>
-      </w:r>
-      <w:r>
-        <w:rPr>
-          <w:rFonts w:ascii="Courier New" w:hAnsi="Courier New" w:cs="Courier New"/>
-          <w:color w:val="2AACB8"/>
-          <w:lang w:val="en-US"/>
-        </w:rPr>
-        <w:t>1</w:t>
-      </w:r>
-      <w:r>
-        <w:rPr>
-          <w:rFonts w:ascii="Courier New" w:hAnsi="Courier New" w:cs="Courier New"/>
-          <w:color w:val="BCBEC4"/>
-          <w:lang w:val="en-US"/>
-        </w:rPr>
-        <w:t xml:space="preserve">, </w:t>
-      </w:r>
-      <w:r>
-        <w:rPr>
-          <w:rFonts w:ascii="Courier New" w:hAnsi="Courier New" w:cs="Courier New"/>
-          <w:color w:val="6AAB73"/>
-          <w:lang w:val="en-US"/>
-        </w:rPr>
-        <w:t>"A"</w:t>
-      </w:r>
-      <w:r>
-        <w:rPr>
-          <w:rFonts w:ascii="Courier New" w:hAnsi="Courier New" w:cs="Courier New"/>
-          <w:color w:val="BCBEC4"/>
-          <w:lang w:val="en-US"/>
-        </w:rPr>
-        <w:t xml:space="preserve">, </w:t>
-      </w:r>
-      <w:proofErr w:type="spellStart"/>
-      <w:r>
-        <w:rPr>
-          <w:rFonts w:ascii="Courier New" w:hAnsi="Courier New" w:cs="Courier New"/>
-          <w:color w:val="AA4926"/>
-          <w:lang w:val="en-US"/>
-        </w:rPr>
-        <w:t>non_zero</w:t>
-      </w:r>
-      <w:proofErr w:type="spellEnd"/>
-      <w:r>
-        <w:rPr>
-          <w:rFonts w:ascii="Courier New" w:hAnsi="Courier New" w:cs="Courier New"/>
-          <w:color w:val="BCBEC4"/>
-          <w:lang w:val="en-US"/>
-        </w:rPr>
-        <w:t>=</w:t>
-      </w:r>
-      <w:r>
-        <w:rPr>
-          <w:rFonts w:ascii="Courier New" w:hAnsi="Courier New" w:cs="Courier New"/>
-          <w:color w:val="CF8E6D"/>
-          <w:lang w:val="en-US"/>
-        </w:rPr>
-        <w:t>True</w:t>
-      </w:r>
-      <w:r>
-        <w:rPr>
-          <w:rFonts w:ascii="Courier New" w:hAnsi="Courier New" w:cs="Courier New"/>
-          <w:color w:val="BCBEC4"/>
-          <w:lang w:val="en-US"/>
-        </w:rPr>
-        <w:t>)</w:t>
-      </w:r>
-      <w:r>
-        <w:rPr>
-          <w:rFonts w:ascii="Courier New" w:hAnsi="Courier New" w:cs="Courier New"/>
-          <w:color w:val="BCBEC4"/>
-          <w:lang w:val="en-US"/>
-        </w:rPr>
-        <w:br/>
-        <w:t xml:space="preserve">    b = </w:t>
-      </w:r>
-      <w:proofErr w:type="spellStart"/>
-      <w:r>
-        <w:rPr>
-          <w:rFonts w:ascii="Courier New" w:hAnsi="Courier New" w:cs="Courier New"/>
-          <w:color w:val="BCBEC4"/>
-          <w:lang w:val="en-US"/>
-        </w:rPr>
-        <w:t>get_coefficient</w:t>
-      </w:r>
-      <w:proofErr w:type="spellEnd"/>
-      <w:r>
-        <w:rPr>
-          <w:rFonts w:ascii="Courier New" w:hAnsi="Courier New" w:cs="Courier New"/>
-          <w:color w:val="BCBEC4"/>
-          <w:lang w:val="en-US"/>
-        </w:rPr>
-        <w:t>(</w:t>
-      </w:r>
-      <w:r>
-        <w:rPr>
-          <w:rFonts w:ascii="Courier New" w:hAnsi="Courier New" w:cs="Courier New"/>
-          <w:color w:val="2AACB8"/>
-          <w:lang w:val="en-US"/>
-        </w:rPr>
-        <w:t>2</w:t>
-      </w:r>
-      <w:r>
-        <w:rPr>
-          <w:rFonts w:ascii="Courier New" w:hAnsi="Courier New" w:cs="Courier New"/>
-          <w:color w:val="BCBEC4"/>
-          <w:lang w:val="en-US"/>
-        </w:rPr>
-        <w:t xml:space="preserve">, </w:t>
-      </w:r>
-      <w:r>
-        <w:rPr>
-          <w:rFonts w:ascii="Courier New" w:hAnsi="Courier New" w:cs="Courier New"/>
-          <w:color w:val="6AAB73"/>
-          <w:lang w:val="en-US"/>
-        </w:rPr>
-        <w:t>"B"</w:t>
-      </w:r>
-      <w:r>
-        <w:rPr>
-          <w:rFonts w:ascii="Courier New" w:hAnsi="Courier New" w:cs="Courier New"/>
-          <w:color w:val="BCBEC4"/>
-          <w:lang w:val="en-US"/>
-        </w:rPr>
-        <w:t>)</w:t>
-      </w:r>
-      <w:r>
-        <w:rPr>
-          <w:rFonts w:ascii="Courier New" w:hAnsi="Courier New" w:cs="Courier New"/>
-          <w:color w:val="BCBEC4"/>
-          <w:lang w:val="en-US"/>
-        </w:rPr>
-        <w:br/>
-        <w:t xml:space="preserve">    c = </w:t>
-      </w:r>
-      <w:proofErr w:type="spellStart"/>
-      <w:r>
-        <w:rPr>
-          <w:rFonts w:ascii="Courier New" w:hAnsi="Courier New" w:cs="Courier New"/>
-          <w:color w:val="BCBEC4"/>
-          <w:lang w:val="en-US"/>
-        </w:rPr>
-        <w:t>get_coefficient</w:t>
-      </w:r>
-      <w:proofErr w:type="spellEnd"/>
-      <w:r>
-        <w:rPr>
-          <w:rFonts w:ascii="Courier New" w:hAnsi="Courier New" w:cs="Courier New"/>
-          <w:color w:val="BCBEC4"/>
-          <w:lang w:val="en-US"/>
-        </w:rPr>
-        <w:t>(</w:t>
-      </w:r>
-      <w:r>
-        <w:rPr>
-          <w:rFonts w:ascii="Courier New" w:hAnsi="Courier New" w:cs="Courier New"/>
-          <w:color w:val="2AACB8"/>
-          <w:lang w:val="en-US"/>
-        </w:rPr>
-        <w:t>3</w:t>
-      </w:r>
-      <w:r>
-        <w:rPr>
-          <w:rFonts w:ascii="Courier New" w:hAnsi="Courier New" w:cs="Courier New"/>
-          <w:color w:val="BCBEC4"/>
-          <w:lang w:val="en-US"/>
-        </w:rPr>
-        <w:t xml:space="preserve">, </w:t>
-      </w:r>
-      <w:r>
-        <w:rPr>
-          <w:rFonts w:ascii="Courier New" w:hAnsi="Courier New" w:cs="Courier New"/>
-          <w:color w:val="6AAB73"/>
-          <w:lang w:val="en-US"/>
-        </w:rPr>
-        <w:t>"C"</w:t>
-      </w:r>
-      <w:r>
-        <w:rPr>
-          <w:rFonts w:ascii="Courier New" w:hAnsi="Courier New" w:cs="Courier New"/>
-          <w:color w:val="BCBEC4"/>
-          <w:lang w:val="en-US"/>
-        </w:rPr>
-        <w:t>)</w:t>
-      </w:r>
-      <w:r>
-        <w:rPr>
-          <w:rFonts w:ascii="Courier New" w:hAnsi="Courier New" w:cs="Courier New"/>
-          <w:color w:val="BCBEC4"/>
-          <w:lang w:val="en-US"/>
-        </w:rPr>
-        <w:br/>
-      </w:r>
-      <w:r>
-        <w:rPr>
-          <w:rFonts w:ascii="Courier New" w:hAnsi="Courier New" w:cs="Courier New"/>
-          <w:color w:val="BCBEC4"/>
-          <w:lang w:val="en-US"/>
-        </w:rPr>
-        <w:br/>
-        <w:t xml:space="preserve">    roots = </w:t>
-      </w:r>
-      <w:proofErr w:type="spellStart"/>
-      <w:r>
-        <w:rPr>
-          <w:rFonts w:ascii="Courier New" w:hAnsi="Courier New" w:cs="Courier New"/>
-          <w:color w:val="BCBEC4"/>
-          <w:lang w:val="en-US"/>
-        </w:rPr>
-        <w:t>solve_biquadratic</w:t>
-      </w:r>
-      <w:proofErr w:type="spellEnd"/>
-      <w:r>
-        <w:rPr>
-          <w:rFonts w:ascii="Courier New" w:hAnsi="Courier New" w:cs="Courier New"/>
-          <w:color w:val="BCBEC4"/>
-          <w:lang w:val="en-US"/>
-        </w:rPr>
-        <w:t>(a, b, c)</w:t>
-      </w:r>
-      <w:r>
-        <w:rPr>
-          <w:rFonts w:ascii="Courier New" w:hAnsi="Courier New" w:cs="Courier New"/>
-          <w:color w:val="BCBEC4"/>
-          <w:lang w:val="en-US"/>
-        </w:rPr>
-        <w:br/>
-      </w:r>
-      <w:r>
-        <w:rPr>
-          <w:rFonts w:ascii="Courier New" w:hAnsi="Courier New" w:cs="Courier New"/>
-          <w:color w:val="BCBEC4"/>
-          <w:lang w:val="en-US"/>
-        </w:rPr>
-        <w:br/>
-        <w:t xml:space="preserve">    </w:t>
-      </w:r>
-      <w:r>
-        <w:rPr>
-          <w:rFonts w:ascii="Courier New" w:hAnsi="Courier New" w:cs="Courier New"/>
-          <w:color w:val="CF8E6D"/>
-          <w:lang w:val="en-US"/>
-        </w:rPr>
-        <w:t xml:space="preserve">if </w:t>
-      </w:r>
-      <w:proofErr w:type="spellStart"/>
-      <w:r>
-        <w:rPr>
-          <w:rFonts w:ascii="Courier New" w:hAnsi="Courier New" w:cs="Courier New"/>
-          <w:color w:val="8888C6"/>
-          <w:lang w:val="en-US"/>
-        </w:rPr>
-        <w:t>len</w:t>
-      </w:r>
-      <w:proofErr w:type="spellEnd"/>
-      <w:r>
-        <w:rPr>
-          <w:rFonts w:ascii="Courier New" w:hAnsi="Courier New" w:cs="Courier New"/>
-          <w:color w:val="BCBEC4"/>
-          <w:lang w:val="en-US"/>
-        </w:rPr>
-        <w:t xml:space="preserve">(roots) == </w:t>
-      </w:r>
-      <w:r>
-        <w:rPr>
-          <w:rFonts w:ascii="Courier New" w:hAnsi="Courier New" w:cs="Courier New"/>
-          <w:color w:val="2AACB8"/>
-          <w:lang w:val="en-US"/>
-        </w:rPr>
-        <w:t>0</w:t>
-      </w:r>
-      <w:r>
-        <w:rPr>
-          <w:rFonts w:ascii="Courier New" w:hAnsi="Courier New" w:cs="Courier New"/>
-          <w:color w:val="BCBEC4"/>
-          <w:lang w:val="en-US"/>
-        </w:rPr>
-        <w:t>:</w:t>
-      </w:r>
-      <w:r>
-        <w:rPr>
-          <w:rFonts w:ascii="Courier New" w:hAnsi="Courier New" w:cs="Courier New"/>
-          <w:color w:val="BCBEC4"/>
-          <w:lang w:val="en-US"/>
-        </w:rPr>
-        <w:br/>
-        <w:t xml:space="preserve">        </w:t>
-      </w:r>
-      <w:r>
-        <w:rPr>
-          <w:rFonts w:ascii="Courier New" w:hAnsi="Courier New" w:cs="Courier New"/>
-          <w:color w:val="8888C6"/>
-          <w:lang w:val="en-US"/>
-        </w:rPr>
-        <w:t>print</w:t>
-      </w:r>
-      <w:r>
-        <w:rPr>
-          <w:rFonts w:ascii="Courier New" w:hAnsi="Courier New" w:cs="Courier New"/>
-          <w:color w:val="BCBEC4"/>
-          <w:lang w:val="en-US"/>
-        </w:rPr>
-        <w:t>(</w:t>
-      </w:r>
-      <w:r>
-        <w:rPr>
-          <w:rFonts w:ascii="Courier New" w:hAnsi="Courier New" w:cs="Courier New"/>
-          <w:color w:val="6AAB73"/>
-          <w:lang w:val="en-US"/>
-        </w:rPr>
-        <w:t>"</w:t>
-      </w:r>
-      <w:r>
-        <w:rPr>
-          <w:rFonts w:ascii="Courier New" w:hAnsi="Courier New" w:cs="Courier New"/>
-          <w:color w:val="6AAB73"/>
-        </w:rPr>
-        <w:t>Действительных</w:t>
-      </w:r>
-      <w:r>
-        <w:rPr>
-          <w:rFonts w:ascii="Courier New" w:hAnsi="Courier New" w:cs="Courier New"/>
-          <w:color w:val="6AAB73"/>
-          <w:lang w:val="en-US"/>
-        </w:rPr>
-        <w:t xml:space="preserve"> </w:t>
-      </w:r>
-      <w:r>
-        <w:rPr>
-          <w:rFonts w:ascii="Courier New" w:hAnsi="Courier New" w:cs="Courier New"/>
-          <w:color w:val="6AAB73"/>
-        </w:rPr>
-        <w:t>корней</w:t>
-      </w:r>
-      <w:r>
-        <w:rPr>
-          <w:rFonts w:ascii="Courier New" w:hAnsi="Courier New" w:cs="Courier New"/>
-          <w:color w:val="6AAB73"/>
-          <w:lang w:val="en-US"/>
-        </w:rPr>
-        <w:t xml:space="preserve"> </w:t>
-      </w:r>
-      <w:r>
-        <w:rPr>
-          <w:rFonts w:ascii="Courier New" w:hAnsi="Courier New" w:cs="Courier New"/>
-          <w:color w:val="6AAB73"/>
-        </w:rPr>
-        <w:t>нет</w:t>
-      </w:r>
-      <w:r>
-        <w:rPr>
-          <w:rFonts w:ascii="Courier New" w:hAnsi="Courier New" w:cs="Courier New"/>
-          <w:color w:val="6AAB73"/>
-          <w:lang w:val="en-US"/>
-        </w:rPr>
-        <w:t>."</w:t>
-      </w:r>
-      <w:r>
-        <w:rPr>
-          <w:rFonts w:ascii="Courier New" w:hAnsi="Courier New" w:cs="Courier New"/>
-          <w:color w:val="BCBEC4"/>
-          <w:lang w:val="en-US"/>
-        </w:rPr>
-        <w:t>)</w:t>
-      </w:r>
-      <w:r>
-        <w:rPr>
-          <w:rFonts w:ascii="Courier New" w:hAnsi="Courier New" w:cs="Courier New"/>
-          <w:color w:val="BCBEC4"/>
-          <w:lang w:val="en-US"/>
         </w:rPr>
         <w:br/>
         <w:t xml:space="preserve">    </w:t>
@@ -6140,126 +7246,151 @@
           <w:color w:val="6AAB73"/>
         </w:rPr>
         <w:br/>
+        <w:t xml:space="preserve">              </w:t>
+      </w:r>
+      <w:proofErr w:type="gramStart"/>
+      <w:r>
+        <w:rPr>
+          <w:color w:val="6AAB73"/>
+        </w:rPr>
+        <w:t xml:space="preserve">  </w:t>
+      </w:r>
+      <w:r>
+        <w:rPr>
+          <w:color w:val="BCBEC4"/>
+        </w:rPr>
+        <w:t>)</w:t>
+      </w:r>
+      <w:proofErr w:type="gramEnd"/>
+      <w:r>
+        <w:rPr>
+          <w:color w:val="BCBEC4"/>
+        </w:rPr>
+        <w:br/>
         <w:t xml:space="preserve">                </w:t>
       </w:r>
       <w:r>
         <w:rPr>
-          <w:color w:val="BCBEC4"/>
-          <w:lang w:val="en-US"/>
-        </w:rPr>
-        <w:t>)</w:t>
-      </w:r>
-      <w:r>
-        <w:rPr>
-          <w:color w:val="BCBEC4"/>
-          <w:lang w:val="en-US"/>
+          <w:color w:val="CF8E6D"/>
+          <w:lang w:val="en-US"/>
+        </w:rPr>
+        <w:t>continue</w:t>
+      </w:r>
+      <w:r>
+        <w:rPr>
+          <w:color w:val="CF8E6D"/>
+        </w:rPr>
+        <w:br/>
+      </w:r>
+      <w:r>
+        <w:rPr>
+          <w:color w:val="CF8E6D"/>
+        </w:rPr>
+        <w:br/>
+        <w:t xml:space="preserve">            </w:t>
+      </w:r>
+      <w:r>
+        <w:rPr>
+          <w:color w:val="CF8E6D"/>
+          <w:lang w:val="en-US"/>
+        </w:rPr>
+        <w:t>return</w:t>
+      </w:r>
+      <w:r>
+        <w:rPr>
+          <w:color w:val="CF8E6D"/>
+        </w:rPr>
+        <w:t xml:space="preserve"> </w:t>
+      </w:r>
+      <w:r>
+        <w:rPr>
+          <w:color w:val="BCBEC4"/>
+          <w:lang w:val="en-US"/>
+        </w:rPr>
+        <w:t>value</w:t>
+      </w:r>
+      <w:r>
+        <w:rPr>
+          <w:color w:val="BCBEC4"/>
+        </w:rPr>
+        <w:br/>
+      </w:r>
+      <w:r>
+        <w:rPr>
+          <w:color w:val="BCBEC4"/>
+        </w:rPr>
+        <w:br/>
+        <w:t xml:space="preserve">        </w:t>
+      </w:r>
+      <w:r>
+        <w:rPr>
+          <w:color w:val="CF8E6D"/>
+          <w:lang w:val="en-US"/>
+        </w:rPr>
+        <w:t>except</w:t>
+      </w:r>
+      <w:r>
+        <w:rPr>
+          <w:color w:val="CF8E6D"/>
+        </w:rPr>
+        <w:t xml:space="preserve"> </w:t>
+      </w:r>
+      <w:proofErr w:type="spellStart"/>
+      <w:r>
+        <w:rPr>
+          <w:color w:val="8888C6"/>
+          <w:lang w:val="en-US"/>
+        </w:rPr>
+        <w:t>ValueError</w:t>
+      </w:r>
+      <w:proofErr w:type="spellEnd"/>
+      <w:r>
+        <w:rPr>
+          <w:color w:val="BCBEC4"/>
+        </w:rPr>
+        <w:t>:</w:t>
+      </w:r>
+      <w:r>
+        <w:rPr>
+          <w:color w:val="BCBEC4"/>
+        </w:rPr>
+        <w:br/>
+        <w:t xml:space="preserve">            </w:t>
+      </w:r>
+      <w:proofErr w:type="gramStart"/>
+      <w:r>
+        <w:rPr>
+          <w:color w:val="8888C6"/>
+          <w:lang w:val="en-US"/>
+        </w:rPr>
+        <w:t>print</w:t>
+      </w:r>
+      <w:r>
+        <w:rPr>
+          <w:color w:val="BCBEC4"/>
+        </w:rPr>
+        <w:t>(</w:t>
+      </w:r>
+      <w:proofErr w:type="gramEnd"/>
+      <w:r>
+        <w:rPr>
+          <w:color w:val="BCBEC4"/>
         </w:rPr>
         <w:br/>
         <w:t xml:space="preserve">                </w:t>
       </w:r>
       <w:r>
         <w:rPr>
-          <w:color w:val="CF8E6D"/>
-          <w:lang w:val="en-US"/>
-        </w:rPr>
-        <w:t>continue</w:t>
-      </w:r>
-      <w:r>
-        <w:rPr>
-          <w:color w:val="CF8E6D"/>
-          <w:lang w:val="en-US"/>
-        </w:rPr>
-        <w:br/>
-      </w:r>
-      <w:r>
-        <w:rPr>
-          <w:color w:val="CF8E6D"/>
-          <w:lang w:val="en-US"/>
-        </w:rPr>
-        <w:br/>
-        <w:t xml:space="preserve">            return </w:t>
-      </w:r>
-      <w:r>
-        <w:rPr>
-          <w:color w:val="BCBEC4"/>
-          <w:lang w:val="en-US"/>
-        </w:rPr>
-        <w:t>value</w:t>
-      </w:r>
-      <w:r>
-        <w:rPr>
-          <w:color w:val="BCBEC4"/>
-          <w:lang w:val="en-US"/>
-        </w:rPr>
-        <w:br/>
-      </w:r>
-      <w:r>
-        <w:rPr>
-          <w:color w:val="BCBEC4"/>
-          <w:lang w:val="en-US"/>
-        </w:rPr>
-        <w:br/>
-        <w:t xml:space="preserve">        </w:t>
-      </w:r>
-      <w:r>
-        <w:rPr>
-          <w:color w:val="CF8E6D"/>
-          <w:lang w:val="en-US"/>
-        </w:rPr>
-        <w:t xml:space="preserve">except </w:t>
-      </w:r>
-      <w:proofErr w:type="spellStart"/>
-      <w:r>
-        <w:rPr>
-          <w:color w:val="8888C6"/>
-          <w:lang w:val="en-US"/>
-        </w:rPr>
-        <w:t>ValueError</w:t>
-      </w:r>
-      <w:proofErr w:type="spellEnd"/>
-      <w:r>
-        <w:rPr>
-          <w:color w:val="BCBEC4"/>
-          <w:lang w:val="en-US"/>
-        </w:rPr>
-        <w:t>:</w:t>
-      </w:r>
-      <w:r>
-        <w:rPr>
-          <w:color w:val="BCBEC4"/>
-          <w:lang w:val="en-US"/>
-        </w:rPr>
-        <w:br/>
-        <w:t xml:space="preserve">            </w:t>
-      </w:r>
-      <w:r>
-        <w:rPr>
-          <w:color w:val="8888C6"/>
-          <w:lang w:val="en-US"/>
-        </w:rPr>
-        <w:t>print</w:t>
-      </w:r>
-      <w:r>
-        <w:rPr>
-          <w:color w:val="BCBEC4"/>
-          <w:lang w:val="en-US"/>
-        </w:rPr>
-        <w:t>(</w:t>
-      </w:r>
-      <w:r>
-        <w:rPr>
-          <w:color w:val="BCBEC4"/>
-          <w:lang w:val="en-US"/>
-        </w:rPr>
-        <w:br/>
-        <w:t xml:space="preserve">                </w:t>
-      </w:r>
-      <w:r>
-        <w:rPr>
-          <w:color w:val="6AAB73"/>
-          <w:lang w:val="en-US"/>
-        </w:rPr>
-        <w:t>f"</w:t>
+          <w:color w:val="6AAB73"/>
+          <w:lang w:val="en-US"/>
+        </w:rPr>
+        <w:t>f</w:t>
+      </w:r>
+      <w:r>
+        <w:rPr>
+          <w:color w:val="6AAB73"/>
+        </w:rPr>
+        <w:t>"</w:t>
       </w:r>
       <w:r>
         <w:rPr>
@@ -6270,7 +7401,6 @@
       <w:r>
         <w:rPr>
           <w:color w:val="6AAB73"/>
-          <w:lang w:val="en-US"/>
         </w:rPr>
         <w:t xml:space="preserve"> </w:t>
       </w:r>
@@ -6283,7 +7413,6 @@
       <w:r>
         <w:rPr>
           <w:color w:val="6AAB73"/>
-          <w:lang w:val="en-US"/>
         </w:rPr>
         <w:t xml:space="preserve"> </w:t>
       </w:r>
@@ -6296,7 +7425,6 @@
       <w:r>
         <w:rPr>
           <w:color w:val="6AAB73"/>
-          <w:lang w:val="en-US"/>
         </w:rPr>
         <w:t xml:space="preserve"> </w:t>
       </w:r>
@@ -6309,14 +7437,12 @@
       <w:r>
         <w:rPr>
           <w:color w:val="6AAB73"/>
-          <w:lang w:val="en-US"/>
         </w:rPr>
         <w:t xml:space="preserve"> </w:t>
       </w:r>
       <w:r>
         <w:rPr>
           <w:color w:val="CF8E6D"/>
-          <w:lang w:val="en-US"/>
         </w:rPr>
         <w:t>{</w:t>
       </w:r>
@@ -6330,28 +7456,18 @@
       <w:r>
         <w:rPr>
           <w:color w:val="CF8E6D"/>
-          <w:lang w:val="en-US"/>
         </w:rPr>
         <w:t>}</w:t>
       </w:r>
       <w:r>
         <w:rPr>
           <w:color w:val="6AAB73"/>
-          <w:lang w:val="en-US"/>
-        </w:rPr>
-        <w:t xml:space="preserve">. </w:t>
-      </w:r>
-      <w:r>
-        <w:rPr>
-          <w:color w:val="6AAB73"/>
-          <w:lang w:val="en-US"/>
-        </w:rPr>
-        <w:t>"</w:t>
-      </w:r>
-      <w:r>
-        <w:rPr>
-          <w:color w:val="6AAB73"/>
-          <w:lang w:val="en-US"/>
+        </w:rPr>
+        <w:t>. "</w:t>
+      </w:r>
+      <w:r>
+        <w:rPr>
+          <w:color w:val="6AAB73"/>
         </w:rPr>
         <w:br/>
         <w:t xml:space="preserve">                "</w:t>
@@ -6365,7 +7481,6 @@
       <w:r>
         <w:rPr>
           <w:color w:val="6AAB73"/>
-          <w:lang w:val="en-US"/>
         </w:rPr>
         <w:t xml:space="preserve"> </w:t>
       </w:r>
@@ -6378,14 +7493,12 @@
       <w:r>
         <w:rPr>
           <w:color w:val="6AAB73"/>
-          <w:lang w:val="en-US"/>
         </w:rPr>
         <w:t>."</w:t>
       </w:r>
       <w:r>
         <w:rPr>
           <w:color w:val="6AAB73"/>
-          <w:lang w:val="en-US"/>
         </w:rPr>
         <w:br/>
         <w:t xml:space="preserve">            </w:t>
@@ -9698,137 +10811,161 @@
           <w:color w:val="6AAB73"/>
         </w:rPr>
         <w:br/>
+        <w:t xml:space="preserve">              </w:t>
+      </w:r>
+      <w:proofErr w:type="gramStart"/>
+      <w:r>
+        <w:rPr>
+          <w:color w:val="6AAB73"/>
+        </w:rPr>
+        <w:t xml:space="preserve">  </w:t>
+      </w:r>
+      <w:proofErr w:type="gramEnd"/>
+      <w:r>
+        <w:rPr>
+          <w:color w:val="BCBEC4"/>
+        </w:rPr>
+        <w:t>)</w:t>
+      </w:r>
+      <w:r>
+        <w:rPr>
+          <w:color w:val="BCBEC4"/>
+        </w:rPr>
+        <w:br/>
         <w:t xml:space="preserve">                </w:t>
       </w:r>
       <w:r>
         <w:rPr>
-          <w:color w:val="BCBEC4"/>
-          <w:lang w:val="en-US"/>
-        </w:rPr>
-        <w:t>)</w:t>
-      </w:r>
-      <w:r>
-        <w:rPr>
-          <w:color w:val="BCBEC4"/>
-          <w:lang w:val="en-US"/>
+          <w:color w:val="CF8E6D"/>
+          <w:lang w:val="en-US"/>
+        </w:rPr>
+        <w:t>continue</w:t>
+      </w:r>
+      <w:r>
+        <w:rPr>
+          <w:color w:val="CF8E6D"/>
+        </w:rPr>
+        <w:br/>
+      </w:r>
+      <w:r>
+        <w:rPr>
+          <w:color w:val="CF8E6D"/>
+        </w:rPr>
+        <w:br/>
+        <w:t xml:space="preserve">            </w:t>
+      </w:r>
+      <w:r>
+        <w:rPr>
+          <w:color w:val="CF8E6D"/>
+          <w:lang w:val="en-US"/>
+        </w:rPr>
+        <w:t>return</w:t>
+      </w:r>
+      <w:r>
+        <w:rPr>
+          <w:color w:val="CF8E6D"/>
+        </w:rPr>
+        <w:t xml:space="preserve"> </w:t>
+      </w:r>
+      <w:r>
+        <w:rPr>
+          <w:color w:val="BCBEC4"/>
+          <w:lang w:val="en-US"/>
+        </w:rPr>
+        <w:t>value</w:t>
+      </w:r>
+      <w:r>
+        <w:rPr>
+          <w:color w:val="BCBEC4"/>
+        </w:rPr>
+        <w:br/>
+      </w:r>
+      <w:r>
+        <w:rPr>
+          <w:color w:val="BCBEC4"/>
+        </w:rPr>
+        <w:br/>
+        <w:t xml:space="preserve">        </w:t>
+      </w:r>
+      <w:r>
+        <w:rPr>
+          <w:color w:val="CF8E6D"/>
+          <w:lang w:val="en-US"/>
+        </w:rPr>
+        <w:t>except</w:t>
+      </w:r>
+      <w:r>
+        <w:rPr>
+          <w:color w:val="CF8E6D"/>
+        </w:rPr>
+        <w:t xml:space="preserve"> </w:t>
+      </w:r>
+      <w:proofErr w:type="spellStart"/>
+      <w:r>
+        <w:rPr>
+          <w:color w:val="8888C6"/>
+          <w:lang w:val="en-US"/>
+        </w:rPr>
+        <w:t>ValueError</w:t>
+      </w:r>
+      <w:proofErr w:type="spellEnd"/>
+      <w:r>
+        <w:rPr>
+          <w:color w:val="BCBEC4"/>
+        </w:rPr>
+        <w:t>:</w:t>
+      </w:r>
+      <w:r>
+        <w:rPr>
+          <w:color w:val="BCBEC4"/>
+        </w:rPr>
+        <w:br/>
+        <w:t xml:space="preserve">            </w:t>
+      </w:r>
+      <w:proofErr w:type="gramStart"/>
+      <w:r>
+        <w:rPr>
+          <w:color w:val="8888C6"/>
+          <w:lang w:val="en-US"/>
+        </w:rPr>
+        <w:t>print</w:t>
+      </w:r>
+      <w:proofErr w:type="gramEnd"/>
+      <w:r>
+        <w:rPr>
+          <w:color w:val="BCBEC4"/>
+        </w:rPr>
+        <w:t>(</w:t>
+      </w:r>
+      <w:r>
+        <w:rPr>
+          <w:color w:val="BCBEC4"/>
         </w:rPr>
         <w:br/>
         <w:t xml:space="preserve">                </w:t>
       </w:r>
       <w:r>
         <w:rPr>
-          <w:color w:val="CF8E6D"/>
-          <w:lang w:val="en-US"/>
-        </w:rPr>
-        <w:t>continue</w:t>
-      </w:r>
-      <w:r>
-        <w:rPr>
-          <w:color w:val="CF8E6D"/>
-          <w:lang w:val="en-US"/>
-        </w:rPr>
-        <w:br/>
-      </w:r>
-      <w:r>
-        <w:rPr>
-          <w:color w:val="CF8E6D"/>
-          <w:lang w:val="en-US"/>
-        </w:rPr>
-        <w:br/>
-        <w:t xml:space="preserve">            return </w:t>
-      </w:r>
-      <w:r>
-        <w:rPr>
-          <w:color w:val="BCBEC4"/>
-          <w:lang w:val="en-US"/>
-        </w:rPr>
-        <w:t>value</w:t>
-      </w:r>
-      <w:r>
-        <w:rPr>
-          <w:color w:val="BCBEC4"/>
-          <w:lang w:val="en-US"/>
-        </w:rPr>
-        <w:br/>
-      </w:r>
-      <w:r>
-        <w:rPr>
-          <w:color w:val="BCBEC4"/>
-          <w:lang w:val="en-US"/>
-        </w:rPr>
-        <w:br/>
-        <w:t xml:space="preserve">        </w:t>
-      </w:r>
-      <w:r>
-        <w:rPr>
-          <w:color w:val="CF8E6D"/>
-          <w:lang w:val="en-US"/>
-        </w:rPr>
-        <w:t xml:space="preserve">except </w:t>
-      </w:r>
-      <w:r>
-        <w:rPr>
-          <w:color w:val="8888C6"/>
-          <w:lang w:val="en-US"/>
-        </w:rPr>
-        <w:t>ValueError</w:t>
-      </w:r>
-      <w:r>
-        <w:rPr>
-          <w:color w:val="BCBEC4"/>
-          <w:lang w:val="en-US"/>
-        </w:rPr>
-        <w:t>:</w:t>
-      </w:r>
-      <w:r>
-        <w:rPr>
-          <w:color w:val="BCBEC4"/>
-          <w:lang w:val="en-US"/>
-        </w:rPr>
-        <w:br/>
-        <w:t xml:space="preserve">            </w:t>
-      </w:r>
-      <w:r>
-        <w:rPr>
-          <w:color w:val="8888C6"/>
-          <w:lang w:val="en-US"/>
-        </w:rPr>
-        <w:t>print</w:t>
-      </w:r>
-      <w:r>
-        <w:rPr>
-          <w:color w:val="BCBEC4"/>
-          <w:lang w:val="en-US"/>
-        </w:rPr>
-        <w:t>(</w:t>
-      </w:r>
-      <w:r>
-        <w:rPr>
-          <w:color w:val="BCBEC4"/>
-          <w:lang w:val="en-US"/>
-        </w:rPr>
-        <w:br/>
-        <w:t xml:space="preserve">                </w:t>
-      </w:r>
-      <w:r>
-        <w:rPr>
-          <w:color w:val="6AAB73"/>
-          <w:lang w:val="en-US"/>
-        </w:rPr>
-        <w:t>f"</w:t>
-      </w:r>
-      <w:proofErr w:type="spellStart"/>
+          <w:color w:val="6AAB73"/>
+          <w:lang w:val="en-US"/>
+        </w:rPr>
+        <w:t>f</w:t>
+      </w:r>
+      <w:r>
+        <w:rPr>
+          <w:color w:val="6AAB73"/>
+        </w:rPr>
+        <w:t>"</w:t>
+      </w:r>
       <w:r>
         <w:rPr>
           <w:color w:val="6AAB73"/>
         </w:rPr>
         <w:t>Некорректное</w:t>
       </w:r>
-      <w:proofErr w:type="spellEnd"/>
-      <w:r>
-        <w:rPr>
-          <w:color w:val="6AAB73"/>
-          <w:lang w:val="en-US"/>
+      <w:r>
+        <w:rPr>
+          <w:color w:val="6AAB73"/>
         </w:rPr>
         <w:t xml:space="preserve"> </w:t>
       </w:r>
@@ -9841,7 +10978,6 @@
       <w:r>
         <w:rPr>
           <w:color w:val="6AAB73"/>
-          <w:lang w:val="en-US"/>
         </w:rPr>
         <w:t xml:space="preserve"> </w:t>
       </w:r>
@@ -9854,7 +10990,6 @@
       <w:r>
         <w:rPr>
           <w:color w:val="6AAB73"/>
-          <w:lang w:val="en-US"/>
         </w:rPr>
         <w:t xml:space="preserve"> </w:t>
       </w:r>
@@ -9867,14 +11002,12 @@
       <w:r>
         <w:rPr>
           <w:color w:val="6AAB73"/>
-          <w:lang w:val="en-US"/>
         </w:rPr>
         <w:t xml:space="preserve"> </w:t>
       </w:r>
       <w:r>
         <w:rPr>
           <w:color w:val="CF8E6D"/>
-          <w:lang w:val="en-US"/>
         </w:rPr>
         <w:t>{</w:t>
       </w:r>
@@ -9888,21 +11021,18 @@
       <w:r>
         <w:rPr>
           <w:color w:val="CF8E6D"/>
-          <w:lang w:val="en-US"/>
         </w:rPr>
         <w:t>}</w:t>
       </w:r>
       <w:r>
         <w:rPr>
           <w:color w:val="6AAB73"/>
-          <w:lang w:val="en-US"/>
         </w:rPr>
         <w:t>. "</w:t>
       </w:r>
       <w:r>
         <w:rPr>
           <w:color w:val="6AAB73"/>
-          <w:lang w:val="en-US"/>
         </w:rPr>
         <w:br/>
         <w:t xml:space="preserve">                "</w:t>
@@ -9916,7 +11046,6 @@
       <w:r>
         <w:rPr>
           <w:color w:val="6AAB73"/>
-          <w:lang w:val="en-US"/>
         </w:rPr>
         <w:t xml:space="preserve"> </w:t>
       </w:r>
@@ -9929,14 +11058,12 @@
       <w:r>
         <w:rPr>
           <w:color w:val="6AAB73"/>
-          <w:lang w:val="en-US"/>
         </w:rPr>
         <w:t>."</w:t>
       </w:r>
       <w:r>
         <w:rPr>
           <w:color w:val="6AAB73"/>
-          <w:lang w:val="en-US"/>
         </w:rPr>
         <w:br/>
         <w:t xml:space="preserve">            </w:t>
@@ -13271,7 +14398,7 @@
 </file>
 
 <file path=word/endnotes.xml><?xml version="1.0" encoding="utf-8"?>
-<w:endnotes xmlns:wpc="http://schemas.microsoft.com/office/word/2010/wordprocessingCanvas" xmlns:cx="http://schemas.microsoft.com/office/drawing/2014/chartex" xmlns:cx1="http://schemas.microsoft.com/office/drawing/2015/9/8/chartex" xmlns:cx2="http://schemas.microsoft.com/office/drawing/2015/10/21/chartex" xmlns:cx3="http://schemas.microsoft.com/office/drawing/2016/5/9/chartex" xmlns:cx4="http://schemas.microsoft.com/office/drawing/2016/5/10/chartex" xmlns:cx5="http://schemas.microsoft.com/office/drawing/2016/5/11/chartex" xmlns:cx6="http://schemas.microsoft.com/office/drawing/2016/5/12/chartex" xmlns:cx7="http://schemas.microsoft.com/office/drawing/2016/5/13/chartex" xmlns:cx8="http://schemas.microsoft.com/office/drawing/2016/5/14/chartex" xmlns:mc="http://schemas.openxmlformats.org/markup-compatibility/2006" xmlns:aink="http://schemas.microsoft.com/office/drawing/2016/ink" xmlns:am3d="http://schemas.microsoft.com/office/drawing/2017/model3d" xmlns:o="urn:schemas-microsoft-com:office:office" xmlns:oel="http://schemas.microsoft.com/office/2019/extlst" xmlns:r="http://schemas.openxmlformats.org/officeDocument/2006/relationships" xmlns:m="http://schemas.openxmlformats.org/officeDocument/2006/math" xmlns:v="urn:schemas-microsoft-com:vml" xmlns:wp14="http://schemas.microsoft.com/office/word/2010/wordprocessingDrawing" xmlns:wp="http://schemas.openxmlformats.org/drawingml/2006/wordprocessingDrawing" xmlns:w10="urn:schemas-microsoft-com:office:word" xmlns:w="http://schemas.openxmlformats.org/wordprocessingml/2006/main" xmlns:w14="http://schemas.microsoft.com/office/word/2010/wordml" xmlns:w15="http://schemas.microsoft.com/office/word/2012/wordml" xmlns:w16cex="http://schemas.microsoft.com/office/word/2018/wordml/cex" xmlns:w16cid="http://schemas.microsoft.com/office/word/2016/wordml/cid" xmlns:w16="http://schemas.microsoft.com/office/word/2018/wordml" xmlns:w16sdtdh="http://schemas.microsoft.com/office/word/2020/wordml/sdtdatahash" xmlns:w16se="http://schemas.microsoft.com/office/word/2015/wordml/symex" xmlns:wpg="http://schemas.microsoft.com/office/word/2010/wordprocessingGroup" xmlns:wpi="http://schemas.microsoft.com/office/word/2010/wordprocessingInk" xmlns:wne="http://schemas.microsoft.com/office/word/2006/wordml" xmlns:wps="http://schemas.microsoft.com/office/word/2010/wordprocessingShape" mc:Ignorable="w14 w15 w16se w16cid w16 w16cex w16sdtdh wp14">
+<w:endnotes xmlns:wpc="http://schemas.microsoft.com/office/word/2010/wordprocessingCanvas" xmlns:cx="http://schemas.microsoft.com/office/drawing/2014/chartex" xmlns:cx1="http://schemas.microsoft.com/office/drawing/2015/9/8/chartex" xmlns:cx2="http://schemas.microsoft.com/office/drawing/2015/10/21/chartex" xmlns:cx3="http://schemas.microsoft.com/office/drawing/2016/5/9/chartex" xmlns:cx4="http://schemas.microsoft.com/office/drawing/2016/5/10/chartex" xmlns:cx5="http://schemas.microsoft.com/office/drawing/2016/5/11/chartex" xmlns:cx6="http://schemas.microsoft.com/office/drawing/2016/5/12/chartex" xmlns:cx7="http://schemas.microsoft.com/office/drawing/2016/5/13/chartex" xmlns:cx8="http://schemas.microsoft.com/office/drawing/2016/5/14/chartex" xmlns:mc="http://schemas.openxmlformats.org/markup-compatibility/2006" xmlns:m="http://schemas.openxmlformats.org/officeDocument/2006/math" xmlns:aink="http://schemas.microsoft.com/office/drawing/2016/ink" xmlns:am3d="http://schemas.microsoft.com/office/drawing/2017/model3d" xmlns:oel="http://schemas.microsoft.com/office/2019/extlst" xmlns:r="http://schemas.openxmlformats.org/officeDocument/2006/relationships" xmlns:wp14="http://schemas.microsoft.com/office/word/2010/wordprocessingDrawing" xmlns:wp="http://schemas.openxmlformats.org/drawingml/2006/wordprocessingDrawing" xmlns:wpg="http://schemas.microsoft.com/office/word/2010/wordprocessingGroup" xmlns:wpi="http://schemas.microsoft.com/office/word/2010/wordprocessingInk" xmlns:wps="http://schemas.microsoft.com/office/word/2010/wordprocessingShape" xmlns:o="urn:schemas-microsoft-com:office:office" xmlns:v="urn:schemas-microsoft-com:vml" xmlns:w10="urn:schemas-microsoft-com:office:word" xmlns:w="http://schemas.openxmlformats.org/wordprocessingml/2006/main" xmlns:w14="http://schemas.microsoft.com/office/word/2010/wordml" xmlns:w15="http://schemas.microsoft.com/office/word/2012/wordml" xmlns:w16cex="http://schemas.microsoft.com/office/word/2018/wordml/cex" xmlns:w16cid="http://schemas.microsoft.com/office/word/2016/wordml/cid" xmlns:w16="http://schemas.microsoft.com/office/word/2018/wordml" xmlns:w16sdtdh="http://schemas.microsoft.com/office/word/2020/wordml/sdtdatahash" xmlns:w16sdtfl="http://schemas.microsoft.com/office/word/2024/wordml/sdtformatlock" xmlns:w16se="http://schemas.microsoft.com/office/word/2015/wordml/symex" xmlns:w16du="http://schemas.microsoft.com/office/word/2023/wordml/word16du" xmlns:wne="http://schemas.microsoft.com/office/word/2006/wordml" mc:Ignorable="w14 w15 w16se w16cid w16 w16cex w16sdtdh w16sdtfl w16du wp14">
   <w:endnote w:type="separator" w:id="-1">
     <w:p>
       <w:r>
@@ -13293,7 +14420,7 @@
 </file>
 
 <file path=word/footnotes.xml><?xml version="1.0" encoding="utf-8"?>
-<w:footnotes xmlns:wpc="http://schemas.microsoft.com/office/word/2010/wordprocessingCanvas" xmlns:cx="http://schemas.microsoft.com/office/drawing/2014/chartex" xmlns:cx1="http://schemas.microsoft.com/office/drawing/2015/9/8/chartex" xmlns:cx2="http://schemas.microsoft.com/office/drawing/2015/10/21/chartex" xmlns:cx3="http://schemas.microsoft.com/office/drawing/2016/5/9/chartex" xmlns:cx4="http://schemas.microsoft.com/office/drawing/2016/5/10/chartex" xmlns:cx5="http://schemas.microsoft.com/office/drawing/2016/5/11/chartex" xmlns:cx6="http://schemas.microsoft.com/office/drawing/2016/5/12/chartex" xmlns:cx7="http://schemas.microsoft.com/office/drawing/2016/5/13/chartex" xmlns:cx8="http://schemas.microsoft.com/office/drawing/2016/5/14/chartex" xmlns:mc="http://schemas.openxmlformats.org/markup-compatibility/2006" xmlns:aink="http://schemas.microsoft.com/office/drawing/2016/ink" xmlns:am3d="http://schemas.microsoft.com/office/drawing/2017/model3d" xmlns:o="urn:schemas-microsoft-com:office:office" xmlns:oel="http://schemas.microsoft.com/office/2019/extlst" xmlns:r="http://schemas.openxmlformats.org/officeDocument/2006/relationships" xmlns:m="http://schemas.openxmlformats.org/officeDocument/2006/math" xmlns:v="urn:schemas-microsoft-com:vml" xmlns:wp14="http://schemas.microsoft.com/office/word/2010/wordprocessingDrawing" xmlns:wp="http://schemas.openxmlformats.org/drawingml/2006/wordprocessingDrawing" xmlns:w10="urn:schemas-microsoft-com:office:word" xmlns:w="http://schemas.openxmlformats.org/wordprocessingml/2006/main" xmlns:w14="http://schemas.microsoft.com/office/word/2010/wordml" xmlns:w15="http://schemas.microsoft.com/office/word/2012/wordml" xmlns:w16cex="http://schemas.microsoft.com/office/word/2018/wordml/cex" xmlns:w16cid="http://schemas.microsoft.com/office/word/2016/wordml/cid" xmlns:w16="http://schemas.microsoft.com/office/word/2018/wordml" xmlns:w16sdtdh="http://schemas.microsoft.com/office/word/2020/wordml/sdtdatahash" xmlns:w16se="http://schemas.microsoft.com/office/word/2015/wordml/symex" xmlns:wpg="http://schemas.microsoft.com/office/word/2010/wordprocessingGroup" xmlns:wpi="http://schemas.microsoft.com/office/word/2010/wordprocessingInk" xmlns:wne="http://schemas.microsoft.com/office/word/2006/wordml" xmlns:wps="http://schemas.microsoft.com/office/word/2010/wordprocessingShape" mc:Ignorable="w14 w15 w16se w16cid w16 w16cex w16sdtdh wp14">
+<w:footnotes xmlns:wpc="http://schemas.microsoft.com/office/word/2010/wordprocessingCanvas" xmlns:cx="http://schemas.microsoft.com/office/drawing/2014/chartex" xmlns:cx1="http://schemas.microsoft.com/office/drawing/2015/9/8/chartex" xmlns:cx2="http://schemas.microsoft.com/office/drawing/2015/10/21/chartex" xmlns:cx3="http://schemas.microsoft.com/office/drawing/2016/5/9/chartex" xmlns:cx4="http://schemas.microsoft.com/office/drawing/2016/5/10/chartex" xmlns:cx5="http://schemas.microsoft.com/office/drawing/2016/5/11/chartex" xmlns:cx6="http://schemas.microsoft.com/office/drawing/2016/5/12/chartex" xmlns:cx7="http://schemas.microsoft.com/office/drawing/2016/5/13/chartex" xmlns:cx8="http://schemas.microsoft.com/office/drawing/2016/5/14/chartex" xmlns:mc="http://schemas.openxmlformats.org/markup-compatibility/2006" xmlns:m="http://schemas.openxmlformats.org/officeDocument/2006/math" xmlns:aink="http://schemas.microsoft.com/office/drawing/2016/ink" xmlns:am3d="http://schemas.microsoft.com/office/drawing/2017/model3d" xmlns:oel="http://schemas.microsoft.com/office/2019/extlst" xmlns:r="http://schemas.openxmlformats.org/officeDocument/2006/relationships" xmlns:wp14="http://schemas.microsoft.com/office/word/2010/wordprocessingDrawing" xmlns:wp="http://schemas.openxmlformats.org/drawingml/2006/wordprocessingDrawing" xmlns:wpg="http://schemas.microsoft.com/office/word/2010/wordprocessingGroup" xmlns:wpi="http://schemas.microsoft.com/office/word/2010/wordprocessingInk" xmlns:wps="http://schemas.microsoft.com/office/word/2010/wordprocessingShape" xmlns:o="urn:schemas-microsoft-com:office:office" xmlns:v="urn:schemas-microsoft-com:vml" xmlns:w10="urn:schemas-microsoft-com:office:word" xmlns:w="http://schemas.openxmlformats.org/wordprocessingml/2006/main" xmlns:w14="http://schemas.microsoft.com/office/word/2010/wordml" xmlns:w15="http://schemas.microsoft.com/office/word/2012/wordml" xmlns:w16cex="http://schemas.microsoft.com/office/word/2018/wordml/cex" xmlns:w16cid="http://schemas.microsoft.com/office/word/2016/wordml/cid" xmlns:w16="http://schemas.microsoft.com/office/word/2018/wordml" xmlns:w16sdtdh="http://schemas.microsoft.com/office/word/2020/wordml/sdtdatahash" xmlns:w16sdtfl="http://schemas.microsoft.com/office/word/2024/wordml/sdtformatlock" xmlns:w16se="http://schemas.microsoft.com/office/word/2015/wordml/symex" xmlns:w16du="http://schemas.microsoft.com/office/word/2023/wordml/word16du" xmlns:wne="http://schemas.microsoft.com/office/word/2006/wordml" mc:Ignorable="w14 w15 w16se w16cid w16 w16cex w16sdtdh w16sdtfl w16du wp14">
   <w:footnote w:type="separator" w:id="-1">
     <w:p>
       <w:r>
@@ -13315,7 +14442,7 @@
 </file>
 
 <file path=word/header1.xml><?xml version="1.0" encoding="utf-8"?>
-<w:hdr xmlns:wpc="http://schemas.microsoft.com/office/word/2010/wordprocessingCanvas" xmlns:cx="http://schemas.microsoft.com/office/drawing/2014/chartex" xmlns:cx1="http://schemas.microsoft.com/office/drawing/2015/9/8/chartex" xmlns:cx2="http://schemas.microsoft.com/office/drawing/2015/10/21/chartex" xmlns:cx3="http://schemas.microsoft.com/office/drawing/2016/5/9/chartex" xmlns:cx4="http://schemas.microsoft.com/office/drawing/2016/5/10/chartex" xmlns:cx5="http://schemas.microsoft.com/office/drawing/2016/5/11/chartex" xmlns:cx6="http://schemas.microsoft.com/office/drawing/2016/5/12/chartex" xmlns:cx7="http://schemas.microsoft.com/office/drawing/2016/5/13/chartex" xmlns:cx8="http://schemas.microsoft.com/office/drawing/2016/5/14/chartex" xmlns:mc="http://schemas.openxmlformats.org/markup-compatibility/2006" xmlns:aink="http://schemas.microsoft.com/office/drawing/2016/ink" xmlns:am3d="http://schemas.microsoft.com/office/drawing/2017/model3d" xmlns:o="urn:schemas-microsoft-com:office:office" xmlns:oel="http://schemas.microsoft.com/office/2019/extlst" xmlns:r="http://schemas.openxmlformats.org/officeDocument/2006/relationships" xmlns:m="http://schemas.openxmlformats.org/officeDocument/2006/math" xmlns:v="urn:schemas-microsoft-com:vml" xmlns:wp14="http://schemas.microsoft.com/office/word/2010/wordprocessingDrawing" xmlns:wp="http://schemas.openxmlformats.org/drawingml/2006/wordprocessingDrawing" xmlns:w10="urn:schemas-microsoft-com:office:word" xmlns:w="http://schemas.openxmlformats.org/wordprocessingml/2006/main" xmlns:w14="http://schemas.microsoft.com/office/word/2010/wordml" xmlns:w15="http://schemas.microsoft.com/office/word/2012/wordml" xmlns:w16cex="http://schemas.microsoft.com/office/word/2018/wordml/cex" xmlns:w16cid="http://schemas.microsoft.com/office/word/2016/wordml/cid" xmlns:w16="http://schemas.microsoft.com/office/word/2018/wordml" xmlns:w16sdtdh="http://schemas.microsoft.com/office/word/2020/wordml/sdtdatahash" xmlns:w16se="http://schemas.microsoft.com/office/word/2015/wordml/symex" xmlns:wpg="http://schemas.microsoft.com/office/word/2010/wordprocessingGroup" xmlns:wpi="http://schemas.microsoft.com/office/word/2010/wordprocessingInk" xmlns:wne="http://schemas.microsoft.com/office/word/2006/wordml" xmlns:wps="http://schemas.microsoft.com/office/word/2010/wordprocessingShape" mc:Ignorable="w14 w15 w16se w16cid w16 w16cex w16sdtdh wp14">
+<w:hdr xmlns:wpc="http://schemas.microsoft.com/office/word/2010/wordprocessingCanvas" xmlns:cx="http://schemas.microsoft.com/office/drawing/2014/chartex" xmlns:cx1="http://schemas.microsoft.com/office/drawing/2015/9/8/chartex" xmlns:cx2="http://schemas.microsoft.com/office/drawing/2015/10/21/chartex" xmlns:cx3="http://schemas.microsoft.com/office/drawing/2016/5/9/chartex" xmlns:cx4="http://schemas.microsoft.com/office/drawing/2016/5/10/chartex" xmlns:cx5="http://schemas.microsoft.com/office/drawing/2016/5/11/chartex" xmlns:cx6="http://schemas.microsoft.com/office/drawing/2016/5/12/chartex" xmlns:cx7="http://schemas.microsoft.com/office/drawing/2016/5/13/chartex" xmlns:cx8="http://schemas.microsoft.com/office/drawing/2016/5/14/chartex" xmlns:mc="http://schemas.openxmlformats.org/markup-compatibility/2006" xmlns:m="http://schemas.openxmlformats.org/officeDocument/2006/math" xmlns:aink="http://schemas.microsoft.com/office/drawing/2016/ink" xmlns:am3d="http://schemas.microsoft.com/office/drawing/2017/model3d" xmlns:oel="http://schemas.microsoft.com/office/2019/extlst" xmlns:r="http://schemas.openxmlformats.org/officeDocument/2006/relationships" xmlns:wp14="http://schemas.microsoft.com/office/word/2010/wordprocessingDrawing" xmlns:wp="http://schemas.openxmlformats.org/drawingml/2006/wordprocessingDrawing" xmlns:wpg="http://schemas.microsoft.com/office/word/2010/wordprocessingGroup" xmlns:wpi="http://schemas.microsoft.com/office/word/2010/wordprocessingInk" xmlns:wps="http://schemas.microsoft.com/office/word/2010/wordprocessingShape" xmlns:o="urn:schemas-microsoft-com:office:office" xmlns:v="urn:schemas-microsoft-com:vml" xmlns:w10="urn:schemas-microsoft-com:office:word" xmlns:w="http://schemas.openxmlformats.org/wordprocessingml/2006/main" xmlns:w14="http://schemas.microsoft.com/office/word/2010/wordml" xmlns:w15="http://schemas.microsoft.com/office/word/2012/wordml" xmlns:w16cex="http://schemas.microsoft.com/office/word/2018/wordml/cex" xmlns:w16cid="http://schemas.microsoft.com/office/word/2016/wordml/cid" xmlns:w16="http://schemas.microsoft.com/office/word/2018/wordml" xmlns:w16sdtdh="http://schemas.microsoft.com/office/word/2020/wordml/sdtdatahash" xmlns:w16sdtfl="http://schemas.microsoft.com/office/word/2024/wordml/sdtformatlock" xmlns:w16se="http://schemas.microsoft.com/office/word/2015/wordml/symex" xmlns:w16du="http://schemas.microsoft.com/office/word/2023/wordml/word16du" xmlns:wne="http://schemas.microsoft.com/office/word/2006/wordml" mc:Ignorable="w14 w15 w16se w16cid w16 w16cex w16sdtdh w16sdtfl w16du wp14">
   <w:p>
     <w:pPr>
       <w:pStyle w:val="a4"/>
@@ -13365,7 +14492,7 @@
 </file>
 
 <file path=word/header2.xml><?xml version="1.0" encoding="utf-8"?>
-<w:hdr xmlns:wpc="http://schemas.microsoft.com/office/word/2010/wordprocessingCanvas" xmlns:cx="http://schemas.microsoft.com/office/drawing/2014/chartex" xmlns:cx1="http://schemas.microsoft.com/office/drawing/2015/9/8/chartex" xmlns:cx2="http://schemas.microsoft.com/office/drawing/2015/10/21/chartex" xmlns:cx3="http://schemas.microsoft.com/office/drawing/2016/5/9/chartex" xmlns:cx4="http://schemas.microsoft.com/office/drawing/2016/5/10/chartex" xmlns:cx5="http://schemas.microsoft.com/office/drawing/2016/5/11/chartex" xmlns:cx6="http://schemas.microsoft.com/office/drawing/2016/5/12/chartex" xmlns:cx7="http://schemas.microsoft.com/office/drawing/2016/5/13/chartex" xmlns:cx8="http://schemas.microsoft.com/office/drawing/2016/5/14/chartex" xmlns:mc="http://schemas.openxmlformats.org/markup-compatibility/2006" xmlns:aink="http://schemas.microsoft.com/office/drawing/2016/ink" xmlns:am3d="http://schemas.microsoft.com/office/drawing/2017/model3d" xmlns:o="urn:schemas-microsoft-com:office:office" xmlns:oel="http://schemas.microsoft.com/office/2019/extlst" xmlns:r="http://schemas.openxmlformats.org/officeDocument/2006/relationships" xmlns:m="http://schemas.openxmlformats.org/officeDocument/2006/math" xmlns:v="urn:schemas-microsoft-com:vml" xmlns:wp14="http://schemas.microsoft.com/office/word/2010/wordprocessingDrawing" xmlns:wp="http://schemas.openxmlformats.org/drawingml/2006/wordprocessingDrawing" xmlns:w10="urn:schemas-microsoft-com:office:word" xmlns:w="http://schemas.openxmlformats.org/wordprocessingml/2006/main" xmlns:w14="http://schemas.microsoft.com/office/word/2010/wordml" xmlns:w15="http://schemas.microsoft.com/office/word/2012/wordml" xmlns:w16cex="http://schemas.microsoft.com/office/word/2018/wordml/cex" xmlns:w16cid="http://schemas.microsoft.com/office/word/2016/wordml/cid" xmlns:w16="http://schemas.microsoft.com/office/word/2018/wordml" xmlns:w16sdtdh="http://schemas.microsoft.com/office/word/2020/wordml/sdtdatahash" xmlns:w16se="http://schemas.microsoft.com/office/word/2015/wordml/symex" xmlns:wpg="http://schemas.microsoft.com/office/word/2010/wordprocessingGroup" xmlns:wpi="http://schemas.microsoft.com/office/word/2010/wordprocessingInk" xmlns:wne="http://schemas.microsoft.com/office/word/2006/wordml" xmlns:wps="http://schemas.microsoft.com/office/word/2010/wordprocessingShape" mc:Ignorable="w14 w15 w16se w16cid w16 w16cex w16sdtdh wp14">
+<w:hdr xmlns:wpc="http://schemas.microsoft.com/office/word/2010/wordprocessingCanvas" xmlns:cx="http://schemas.microsoft.com/office/drawing/2014/chartex" xmlns:cx1="http://schemas.microsoft.com/office/drawing/2015/9/8/chartex" xmlns:cx2="http://schemas.microsoft.com/office/drawing/2015/10/21/chartex" xmlns:cx3="http://schemas.microsoft.com/office/drawing/2016/5/9/chartex" xmlns:cx4="http://schemas.microsoft.com/office/drawing/2016/5/10/chartex" xmlns:cx5="http://schemas.microsoft.com/office/drawing/2016/5/11/chartex" xmlns:cx6="http://schemas.microsoft.com/office/drawing/2016/5/12/chartex" xmlns:cx7="http://schemas.microsoft.com/office/drawing/2016/5/13/chartex" xmlns:cx8="http://schemas.microsoft.com/office/drawing/2016/5/14/chartex" xmlns:mc="http://schemas.openxmlformats.org/markup-compatibility/2006" xmlns:m="http://schemas.openxmlformats.org/officeDocument/2006/math" xmlns:aink="http://schemas.microsoft.com/office/drawing/2016/ink" xmlns:am3d="http://schemas.microsoft.com/office/drawing/2017/model3d" xmlns:oel="http://schemas.microsoft.com/office/2019/extlst" xmlns:r="http://schemas.openxmlformats.org/officeDocument/2006/relationships" xmlns:wp14="http://schemas.microsoft.com/office/word/2010/wordprocessingDrawing" xmlns:wp="http://schemas.openxmlformats.org/drawingml/2006/wordprocessingDrawing" xmlns:wpg="http://schemas.microsoft.com/office/word/2010/wordprocessingGroup" xmlns:wpi="http://schemas.microsoft.com/office/word/2010/wordprocessingInk" xmlns:wps="http://schemas.microsoft.com/office/word/2010/wordprocessingShape" xmlns:o="urn:schemas-microsoft-com:office:office" xmlns:v="urn:schemas-microsoft-com:vml" xmlns:w10="urn:schemas-microsoft-com:office:word" xmlns:w="http://schemas.openxmlformats.org/wordprocessingml/2006/main" xmlns:w14="http://schemas.microsoft.com/office/word/2010/wordml" xmlns:w15="http://schemas.microsoft.com/office/word/2012/wordml" xmlns:w16cex="http://schemas.microsoft.com/office/word/2018/wordml/cex" xmlns:w16cid="http://schemas.microsoft.com/office/word/2016/wordml/cid" xmlns:w16="http://schemas.microsoft.com/office/word/2018/wordml" xmlns:w16sdtdh="http://schemas.microsoft.com/office/word/2020/wordml/sdtdatahash" xmlns:w16sdtfl="http://schemas.microsoft.com/office/word/2024/wordml/sdtformatlock" xmlns:w16se="http://schemas.microsoft.com/office/word/2015/wordml/symex" xmlns:w16du="http://schemas.microsoft.com/office/word/2023/wordml/word16du" xmlns:wne="http://schemas.microsoft.com/office/word/2006/wordml" mc:Ignorable="w14 w15 w16se w16cid w16 w16cex w16sdtdh w16sdtfl w16du wp14">
   <w:p>
     <w:pPr>
       <w:pStyle w:val="a4"/>
@@ -13376,7 +14503,7 @@
 </file>
 
 <file path=word/header3.xml><?xml version="1.0" encoding="utf-8"?>
-<w:hdr xmlns:wpc="http://schemas.microsoft.com/office/word/2010/wordprocessingCanvas" xmlns:cx="http://schemas.microsoft.com/office/drawing/2014/chartex" xmlns:cx1="http://schemas.microsoft.com/office/drawing/2015/9/8/chartex" xmlns:cx2="http://schemas.microsoft.com/office/drawing/2015/10/21/chartex" xmlns:cx3="http://schemas.microsoft.com/office/drawing/2016/5/9/chartex" xmlns:cx4="http://schemas.microsoft.com/office/drawing/2016/5/10/chartex" xmlns:cx5="http://schemas.microsoft.com/office/drawing/2016/5/11/chartex" xmlns:cx6="http://schemas.microsoft.com/office/drawing/2016/5/12/chartex" xmlns:cx7="http://schemas.microsoft.com/office/drawing/2016/5/13/chartex" xmlns:cx8="http://schemas.microsoft.com/office/drawing/2016/5/14/chartex" xmlns:mc="http://schemas.openxmlformats.org/markup-compatibility/2006" xmlns:aink="http://schemas.microsoft.com/office/drawing/2016/ink" xmlns:am3d="http://schemas.microsoft.com/office/drawing/2017/model3d" xmlns:o="urn:schemas-microsoft-com:office:office" xmlns:oel="http://schemas.microsoft.com/office/2019/extlst" xmlns:r="http://schemas.openxmlformats.org/officeDocument/2006/relationships" xmlns:m="http://schemas.openxmlformats.org/officeDocument/2006/math" xmlns:v="urn:schemas-microsoft-com:vml" xmlns:wp14="http://schemas.microsoft.com/office/word/2010/wordprocessingDrawing" xmlns:wp="http://schemas.openxmlformats.org/drawingml/2006/wordprocessingDrawing" xmlns:w10="urn:schemas-microsoft-com:office:word" xmlns:w="http://schemas.openxmlformats.org/wordprocessingml/2006/main" xmlns:w14="http://schemas.microsoft.com/office/word/2010/wordml" xmlns:w15="http://schemas.microsoft.com/office/word/2012/wordml" xmlns:w16cex="http://schemas.microsoft.com/office/word/2018/wordml/cex" xmlns:w16cid="http://schemas.microsoft.com/office/word/2016/wordml/cid" xmlns:w16="http://schemas.microsoft.com/office/word/2018/wordml" xmlns:w16sdtdh="http://schemas.microsoft.com/office/word/2020/wordml/sdtdatahash" xmlns:w16se="http://schemas.microsoft.com/office/word/2015/wordml/symex" xmlns:wpg="http://schemas.microsoft.com/office/word/2010/wordprocessingGroup" xmlns:wpi="http://schemas.microsoft.com/office/word/2010/wordprocessingInk" xmlns:wne="http://schemas.microsoft.com/office/word/2006/wordml" xmlns:wps="http://schemas.microsoft.com/office/word/2010/wordprocessingShape" mc:Ignorable="w14 w15 w16se w16cid w16 w16cex w16sdtdh wp14">
+<w:hdr xmlns:wpc="http://schemas.microsoft.com/office/word/2010/wordprocessingCanvas" xmlns:cx="http://schemas.microsoft.com/office/drawing/2014/chartex" xmlns:cx1="http://schemas.microsoft.com/office/drawing/2015/9/8/chartex" xmlns:cx2="http://schemas.microsoft.com/office/drawing/2015/10/21/chartex" xmlns:cx3="http://schemas.microsoft.com/office/drawing/2016/5/9/chartex" xmlns:cx4="http://schemas.microsoft.com/office/drawing/2016/5/10/chartex" xmlns:cx5="http://schemas.microsoft.com/office/drawing/2016/5/11/chartex" xmlns:cx6="http://schemas.microsoft.com/office/drawing/2016/5/12/chartex" xmlns:cx7="http://schemas.microsoft.com/office/drawing/2016/5/13/chartex" xmlns:cx8="http://schemas.microsoft.com/office/drawing/2016/5/14/chartex" xmlns:mc="http://schemas.openxmlformats.org/markup-compatibility/2006" xmlns:m="http://schemas.openxmlformats.org/officeDocument/2006/math" xmlns:aink="http://schemas.microsoft.com/office/drawing/2016/ink" xmlns:am3d="http://schemas.microsoft.com/office/drawing/2017/model3d" xmlns:oel="http://schemas.microsoft.com/office/2019/extlst" xmlns:r="http://schemas.openxmlformats.org/officeDocument/2006/relationships" xmlns:wp14="http://schemas.microsoft.com/office/word/2010/wordprocessingDrawing" xmlns:wp="http://schemas.openxmlformats.org/drawingml/2006/wordprocessingDrawing" xmlns:wpg="http://schemas.microsoft.com/office/word/2010/wordprocessingGroup" xmlns:wpi="http://schemas.microsoft.com/office/word/2010/wordprocessingInk" xmlns:wps="http://schemas.microsoft.com/office/word/2010/wordprocessingShape" xmlns:o="urn:schemas-microsoft-com:office:office" xmlns:v="urn:schemas-microsoft-com:vml" xmlns:w10="urn:schemas-microsoft-com:office:word" xmlns:w="http://schemas.openxmlformats.org/wordprocessingml/2006/main" xmlns:w14="http://schemas.microsoft.com/office/word/2010/wordml" xmlns:w15="http://schemas.microsoft.com/office/word/2012/wordml" xmlns:w16cex="http://schemas.microsoft.com/office/word/2018/wordml/cex" xmlns:w16cid="http://schemas.microsoft.com/office/word/2016/wordml/cid" xmlns:w16="http://schemas.microsoft.com/office/word/2018/wordml" xmlns:w16sdtdh="http://schemas.microsoft.com/office/word/2020/wordml/sdtdatahash" xmlns:w16sdtfl="http://schemas.microsoft.com/office/word/2024/wordml/sdtformatlock" xmlns:w16se="http://schemas.microsoft.com/office/word/2015/wordml/symex" xmlns:w16du="http://schemas.microsoft.com/office/word/2023/wordml/word16du" xmlns:wne="http://schemas.microsoft.com/office/word/2006/wordml" mc:Ignorable="w14 w15 w16se w16cid w16 w16cex w16sdtdh w16sdtfl w16du wp14">
   <w:p>
     <w:pPr>
       <w:pStyle w:val="a4"/>
@@ -13387,7 +14514,7 @@
 </file>
 
 <file path=word/header4.xml><?xml version="1.0" encoding="utf-8"?>
-<w:hdr xmlns:wpc="http://schemas.microsoft.com/office/word/2010/wordprocessingCanvas" xmlns:cx="http://schemas.microsoft.com/office/drawing/2014/chartex" xmlns:cx1="http://schemas.microsoft.com/office/drawing/2015/9/8/chartex" xmlns:cx2="http://schemas.microsoft.com/office/drawing/2015/10/21/chartex" xmlns:cx3="http://schemas.microsoft.com/office/drawing/2016/5/9/chartex" xmlns:cx4="http://schemas.microsoft.com/office/drawing/2016/5/10/chartex" xmlns:cx5="http://schemas.microsoft.com/office/drawing/2016/5/11/chartex" xmlns:cx6="http://schemas.microsoft.com/office/drawing/2016/5/12/chartex" xmlns:cx7="http://schemas.microsoft.com/office/drawing/2016/5/13/chartex" xmlns:cx8="http://schemas.microsoft.com/office/drawing/2016/5/14/chartex" xmlns:mc="http://schemas.openxmlformats.org/markup-compatibility/2006" xmlns:aink="http://schemas.microsoft.com/office/drawing/2016/ink" xmlns:am3d="http://schemas.microsoft.com/office/drawing/2017/model3d" xmlns:o="urn:schemas-microsoft-com:office:office" xmlns:oel="http://schemas.microsoft.com/office/2019/extlst" xmlns:r="http://schemas.openxmlformats.org/officeDocument/2006/relationships" xmlns:m="http://schemas.openxmlformats.org/officeDocument/2006/math" xmlns:v="urn:schemas-microsoft-com:vml" xmlns:wp14="http://schemas.microsoft.com/office/word/2010/wordprocessingDrawing" xmlns:wp="http://schemas.openxmlformats.org/drawingml/2006/wordprocessingDrawing" xmlns:w10="urn:schemas-microsoft-com:office:word" xmlns:w="http://schemas.openxmlformats.org/wordprocessingml/2006/main" xmlns:w14="http://schemas.microsoft.com/office/word/2010/wordml" xmlns:w15="http://schemas.microsoft.com/office/word/2012/wordml" xmlns:w16cex="http://schemas.microsoft.com/office/word/2018/wordml/cex" xmlns:w16cid="http://schemas.microsoft.com/office/word/2016/wordml/cid" xmlns:w16="http://schemas.microsoft.com/office/word/2018/wordml" xmlns:w16sdtdh="http://schemas.microsoft.com/office/word/2020/wordml/sdtdatahash" xmlns:w16se="http://schemas.microsoft.com/office/word/2015/wordml/symex" xmlns:wpg="http://schemas.microsoft.com/office/word/2010/wordprocessingGroup" xmlns:wpi="http://schemas.microsoft.com/office/word/2010/wordprocessingInk" xmlns:wne="http://schemas.microsoft.com/office/word/2006/wordml" xmlns:wps="http://schemas.microsoft.com/office/word/2010/wordprocessingShape" mc:Ignorable="w14 w15 w16se w16cid w16 w16cex w16sdtdh wp14">
+<w:hdr xmlns:wpc="http://schemas.microsoft.com/office/word/2010/wordprocessingCanvas" xmlns:cx="http://schemas.microsoft.com/office/drawing/2014/chartex" xmlns:cx1="http://schemas.microsoft.com/office/drawing/2015/9/8/chartex" xmlns:cx2="http://schemas.microsoft.com/office/drawing/2015/10/21/chartex" xmlns:cx3="http://schemas.microsoft.com/office/drawing/2016/5/9/chartex" xmlns:cx4="http://schemas.microsoft.com/office/drawing/2016/5/10/chartex" xmlns:cx5="http://schemas.microsoft.com/office/drawing/2016/5/11/chartex" xmlns:cx6="http://schemas.microsoft.com/office/drawing/2016/5/12/chartex" xmlns:cx7="http://schemas.microsoft.com/office/drawing/2016/5/13/chartex" xmlns:cx8="http://schemas.microsoft.com/office/drawing/2016/5/14/chartex" xmlns:mc="http://schemas.openxmlformats.org/markup-compatibility/2006" xmlns:m="http://schemas.openxmlformats.org/officeDocument/2006/math" xmlns:aink="http://schemas.microsoft.com/office/drawing/2016/ink" xmlns:am3d="http://schemas.microsoft.com/office/drawing/2017/model3d" xmlns:oel="http://schemas.microsoft.com/office/2019/extlst" xmlns:r="http://schemas.openxmlformats.org/officeDocument/2006/relationships" xmlns:wp14="http://schemas.microsoft.com/office/word/2010/wordprocessingDrawing" xmlns:wp="http://schemas.openxmlformats.org/drawingml/2006/wordprocessingDrawing" xmlns:wpg="http://schemas.microsoft.com/office/word/2010/wordprocessingGroup" xmlns:wpi="http://schemas.microsoft.com/office/word/2010/wordprocessingInk" xmlns:wps="http://schemas.microsoft.com/office/word/2010/wordprocessingShape" xmlns:o="urn:schemas-microsoft-com:office:office" xmlns:v="urn:schemas-microsoft-com:vml" xmlns:w10="urn:schemas-microsoft-com:office:word" xmlns:w="http://schemas.openxmlformats.org/wordprocessingml/2006/main" xmlns:w14="http://schemas.microsoft.com/office/word/2010/wordml" xmlns:w15="http://schemas.microsoft.com/office/word/2012/wordml" xmlns:w16cex="http://schemas.microsoft.com/office/word/2018/wordml/cex" xmlns:w16cid="http://schemas.microsoft.com/office/word/2016/wordml/cid" xmlns:w16="http://schemas.microsoft.com/office/word/2018/wordml" xmlns:w16sdtdh="http://schemas.microsoft.com/office/word/2020/wordml/sdtdatahash" xmlns:w16sdtfl="http://schemas.microsoft.com/office/word/2024/wordml/sdtformatlock" xmlns:w16se="http://schemas.microsoft.com/office/word/2015/wordml/symex" xmlns:w16du="http://schemas.microsoft.com/office/word/2023/wordml/word16du" xmlns:wne="http://schemas.microsoft.com/office/word/2006/wordml" mc:Ignorable="w14 w15 w16se w16cid w16 w16cex w16sdtdh w16sdtfl w16du wp14">
   <w:sdt>
     <w:sdtPr>
       <w:id w:val="-1420563210"/>
@@ -13430,7 +14557,7 @@
 </file>
 
 <file path=word/numbering.xml><?xml version="1.0" encoding="utf-8"?>
-<w:numbering xmlns:wpc="http://schemas.microsoft.com/office/word/2010/wordprocessingCanvas" xmlns:cx="http://schemas.microsoft.com/office/drawing/2014/chartex" xmlns:cx1="http://schemas.microsoft.com/office/drawing/2015/9/8/chartex" xmlns:cx2="http://schemas.microsoft.com/office/drawing/2015/10/21/chartex" xmlns:cx3="http://schemas.microsoft.com/office/drawing/2016/5/9/chartex" xmlns:cx4="http://schemas.microsoft.com/office/drawing/2016/5/10/chartex" xmlns:cx5="http://schemas.microsoft.com/office/drawing/2016/5/11/chartex" xmlns:cx6="http://schemas.microsoft.com/office/drawing/2016/5/12/chartex" xmlns:cx7="http://schemas.microsoft.com/office/drawing/2016/5/13/chartex" xmlns:cx8="http://schemas.microsoft.com/office/drawing/2016/5/14/chartex" xmlns:mc="http://schemas.openxmlformats.org/markup-compatibility/2006" xmlns:aink="http://schemas.microsoft.com/office/drawing/2016/ink" xmlns:am3d="http://schemas.microsoft.com/office/drawing/2017/model3d" xmlns:o="urn:schemas-microsoft-com:office:office" xmlns:oel="http://schemas.microsoft.com/office/2019/extlst" xmlns:r="http://schemas.openxmlformats.org/officeDocument/2006/relationships" xmlns:m="http://schemas.openxmlformats.org/officeDocument/2006/math" xmlns:v="urn:schemas-microsoft-com:vml" xmlns:wp14="http://schemas.microsoft.com/office/word/2010/wordprocessingDrawing" xmlns:wp="http://schemas.openxmlformats.org/drawingml/2006/wordprocessingDrawing" xmlns:w10="urn:schemas-microsoft-com:office:word" xmlns:w="http://schemas.openxmlformats.org/wordprocessingml/2006/main" xmlns:w14="http://schemas.microsoft.com/office/word/2010/wordml" xmlns:w15="http://schemas.microsoft.com/office/word/2012/wordml" xmlns:w16cex="http://schemas.microsoft.com/office/word/2018/wordml/cex" xmlns:w16cid="http://schemas.microsoft.com/office/word/2016/wordml/cid" xmlns:w16="http://schemas.microsoft.com/office/word/2018/wordml" xmlns:w16sdtdh="http://schemas.microsoft.com/office/word/2020/wordml/sdtdatahash" xmlns:w16se="http://schemas.microsoft.com/office/word/2015/wordml/symex" xmlns:wpg="http://schemas.microsoft.com/office/word/2010/wordprocessingGroup" xmlns:wpi="http://schemas.microsoft.com/office/word/2010/wordprocessingInk" xmlns:wne="http://schemas.microsoft.com/office/word/2006/wordml" xmlns:wps="http://schemas.microsoft.com/office/word/2010/wordprocessingShape" mc:Ignorable="w14 w15 w16se w16cid w16 w16cex w16sdtdh wp14">
+<w:numbering xmlns:wpc="http://schemas.microsoft.com/office/word/2010/wordprocessingCanvas" xmlns:cx="http://schemas.microsoft.com/office/drawing/2014/chartex" xmlns:cx1="http://schemas.microsoft.com/office/drawing/2015/9/8/chartex" xmlns:cx2="http://schemas.microsoft.com/office/drawing/2015/10/21/chartex" xmlns:cx3="http://schemas.microsoft.com/office/drawing/2016/5/9/chartex" xmlns:cx4="http://schemas.microsoft.com/office/drawing/2016/5/10/chartex" xmlns:cx5="http://schemas.microsoft.com/office/drawing/2016/5/11/chartex" xmlns:cx6="http://schemas.microsoft.com/office/drawing/2016/5/12/chartex" xmlns:cx7="http://schemas.microsoft.com/office/drawing/2016/5/13/chartex" xmlns:cx8="http://schemas.microsoft.com/office/drawing/2016/5/14/chartex" xmlns:mc="http://schemas.openxmlformats.org/markup-compatibility/2006" xmlns:m="http://schemas.openxmlformats.org/officeDocument/2006/math" xmlns:aink="http://schemas.microsoft.com/office/drawing/2016/ink" xmlns:am3d="http://schemas.microsoft.com/office/drawing/2017/model3d" xmlns:oel="http://schemas.microsoft.com/office/2019/extlst" xmlns:r="http://schemas.openxmlformats.org/officeDocument/2006/relationships" xmlns:wp14="http://schemas.microsoft.com/office/word/2010/wordprocessingDrawing" xmlns:wp="http://schemas.openxmlformats.org/drawingml/2006/wordprocessingDrawing" xmlns:wpg="http://schemas.microsoft.com/office/word/2010/wordprocessingGroup" xmlns:wpi="http://schemas.microsoft.com/office/word/2010/wordprocessingInk" xmlns:wps="http://schemas.microsoft.com/office/word/2010/wordprocessingShape" xmlns:o="urn:schemas-microsoft-com:office:office" xmlns:v="urn:schemas-microsoft-com:vml" xmlns:w10="urn:schemas-microsoft-com:office:word" xmlns:w="http://schemas.openxmlformats.org/wordprocessingml/2006/main" xmlns:w14="http://schemas.microsoft.com/office/word/2010/wordml" xmlns:w15="http://schemas.microsoft.com/office/word/2012/wordml" xmlns:w16cex="http://schemas.microsoft.com/office/word/2018/wordml/cex" xmlns:w16cid="http://schemas.microsoft.com/office/word/2016/wordml/cid" xmlns:w16="http://schemas.microsoft.com/office/word/2018/wordml" xmlns:w16sdtdh="http://schemas.microsoft.com/office/word/2020/wordml/sdtdatahash" xmlns:w16sdtfl="http://schemas.microsoft.com/office/word/2024/wordml/sdtformatlock" xmlns:w16se="http://schemas.microsoft.com/office/word/2015/wordml/symex" xmlns:w16du="http://schemas.microsoft.com/office/word/2023/wordml/word16du" xmlns:wne="http://schemas.microsoft.com/office/word/2006/wordml" mc:Ignorable="w14 w15 w16se w16cid w16 w16cex w16sdtdh w16sdtfl w16du wp14">
   <w:abstractNum w:abstractNumId="0" w15:restartNumberingAfterBreak="0">
     <w:nsid w:val="04FC64FB"/>
     <w:multiLevelType w:val="hybridMultilevel"/>
@@ -14247,7 +15374,7 @@
 </file>
 
 <file path=word/styles.xml><?xml version="1.0" encoding="utf-8"?>
-<w:styles xmlns:mc="http://schemas.openxmlformats.org/markup-compatibility/2006" xmlns:r="http://schemas.openxmlformats.org/officeDocument/2006/relationships" xmlns:w="http://schemas.openxmlformats.org/wordprocessingml/2006/main" xmlns:w14="http://schemas.microsoft.com/office/word/2010/wordml" xmlns:w15="http://schemas.microsoft.com/office/word/2012/wordml" xmlns:w16cex="http://schemas.microsoft.com/office/word/2018/wordml/cex" xmlns:w16cid="http://schemas.microsoft.com/office/word/2016/wordml/cid" xmlns:w16="http://schemas.microsoft.com/office/word/2018/wordml" xmlns:w16sdtdh="http://schemas.microsoft.com/office/word/2020/wordml/sdtdatahash" xmlns:w16se="http://schemas.microsoft.com/office/word/2015/wordml/symex" mc:Ignorable="w14 w15 w16se w16cid w16 w16cex w16sdtdh">
+<w:styles xmlns:mc="http://schemas.openxmlformats.org/markup-compatibility/2006" xmlns:r="http://schemas.openxmlformats.org/officeDocument/2006/relationships" xmlns:w="http://schemas.openxmlformats.org/wordprocessingml/2006/main" xmlns:w14="http://schemas.microsoft.com/office/word/2010/wordml" xmlns:w15="http://schemas.microsoft.com/office/word/2012/wordml" xmlns:w16cex="http://schemas.microsoft.com/office/word/2018/wordml/cex" xmlns:w16cid="http://schemas.microsoft.com/office/word/2016/wordml/cid" xmlns:w16="http://schemas.microsoft.com/office/word/2018/wordml" xmlns:w16sdtdh="http://schemas.microsoft.com/office/word/2020/wordml/sdtdatahash" xmlns:w16sdtfl="http://schemas.microsoft.com/office/word/2024/wordml/sdtformatlock" xmlns:w16se="http://schemas.microsoft.com/office/word/2015/wordml/symex" xmlns:w16du="http://schemas.microsoft.com/office/word/2023/wordml/word16du" mc:Ignorable="w14 w15 w16se w16cid w16 w16cex w16sdtdh w16sdtfl w16du">
   <w:docDefaults>
     <w:rPrDefault>
       <w:rPr>
